--- a/TS Jatai Ghanam Project/TS 2.3/TS 2.3 Jatai Tamil Corrections.docx
+++ b/TS Jatai Ghanam Project/TS 2.3/TS 2.3 Jatai Tamil Corrections.docx
@@ -1,6 +1,6 @@
 
 <file path=word/document.xml><?xml version="1.0" encoding="utf-8"?>
-<w:document xmlns:wpc="http://schemas.microsoft.com/office/word/2010/wordprocessingCanvas" xmlns:cx="http://schemas.microsoft.com/office/drawing/2014/chartex" xmlns:cx1="http://schemas.microsoft.com/office/drawing/2015/9/8/chartex" xmlns:cx2="http://schemas.microsoft.com/office/drawing/2015/10/21/chartex" xmlns:cx3="http://schemas.microsoft.com/office/drawing/2016/5/9/chartex" xmlns:cx4="http://schemas.microsoft.com/office/drawing/2016/5/10/chartex" xmlns:cx5="http://schemas.microsoft.com/office/drawing/2016/5/11/chartex" xmlns:cx6="http://schemas.microsoft.com/office/drawing/2016/5/12/chartex" xmlns:cx7="http://schemas.microsoft.com/office/drawing/2016/5/13/chartex" xmlns:cx8="http://schemas.microsoft.com/office/drawing/2016/5/14/chartex" xmlns:mc="http://schemas.openxmlformats.org/markup-compatibility/2006" xmlns:aink="http://schemas.microsoft.com/office/drawing/2016/ink" xmlns:am3d="http://schemas.microsoft.com/office/drawing/2017/model3d" xmlns:o="urn:schemas-microsoft-com:office:office" xmlns:oel="http://schemas.microsoft.com/office/2019/extlst" xmlns:r="http://schemas.openxmlformats.org/officeDocument/2006/relationships" xmlns:m="http://schemas.openxmlformats.org/officeDocument/2006/math" xmlns:v="urn:schemas-microsoft-com:vml" xmlns:wp14="http://schemas.microsoft.com/office/word/2010/wordprocessingDrawing" xmlns:wp="http://schemas.openxmlformats.org/drawingml/2006/wordprocessingDrawing" xmlns:w10="urn:schemas-microsoft-com:office:word" xmlns:w="http://schemas.openxmlformats.org/wordprocessingml/2006/main" xmlns:w14="http://schemas.microsoft.com/office/word/2010/wordml" xmlns:w15="http://schemas.microsoft.com/office/word/2012/wordml" xmlns:w16cex="http://schemas.microsoft.com/office/word/2018/wordml/cex" xmlns:w16cid="http://schemas.microsoft.com/office/word/2016/wordml/cid" xmlns:w16="http://schemas.microsoft.com/office/word/2018/wordml" xmlns:w16sdtdh="http://schemas.microsoft.com/office/word/2020/wordml/sdtdatahash" xmlns:w16se="http://schemas.microsoft.com/office/word/2015/wordml/symex" xmlns:wpg="http://schemas.microsoft.com/office/word/2010/wordprocessingGroup" xmlns:wpi="http://schemas.microsoft.com/office/word/2010/wordprocessingInk" xmlns:wne="http://schemas.microsoft.com/office/word/2006/wordml" xmlns:wps="http://schemas.microsoft.com/office/word/2010/wordprocessingShape" mc:Ignorable="w14 w15 w16se w16cid w16 w16cex w16sdtdh wp14">
+<w:document xmlns:wpc="http://schemas.microsoft.com/office/word/2010/wordprocessingCanvas" xmlns:cx="http://schemas.microsoft.com/office/drawing/2014/chartex" xmlns:cx1="http://schemas.microsoft.com/office/drawing/2015/9/8/chartex" xmlns:cx2="http://schemas.microsoft.com/office/drawing/2015/10/21/chartex" xmlns:cx3="http://schemas.microsoft.com/office/drawing/2016/5/9/chartex" xmlns:cx4="http://schemas.microsoft.com/office/drawing/2016/5/10/chartex" xmlns:cx5="http://schemas.microsoft.com/office/drawing/2016/5/11/chartex" xmlns:cx6="http://schemas.microsoft.com/office/drawing/2016/5/12/chartex" xmlns:cx7="http://schemas.microsoft.com/office/drawing/2016/5/13/chartex" xmlns:cx8="http://schemas.microsoft.com/office/drawing/2016/5/14/chartex" xmlns:mc="http://schemas.openxmlformats.org/markup-compatibility/2006" xmlns:aink="http://schemas.microsoft.com/office/drawing/2016/ink" xmlns:am3d="http://schemas.microsoft.com/office/drawing/2017/model3d" xmlns:o="urn:schemas-microsoft-com:office:office" xmlns:oel="http://schemas.microsoft.com/office/2019/extlst" xmlns:r="http://schemas.openxmlformats.org/officeDocument/2006/relationships" xmlns:m="http://schemas.openxmlformats.org/officeDocument/2006/math" xmlns:v="urn:schemas-microsoft-com:vml" xmlns:wp14="http://schemas.microsoft.com/office/word/2010/wordprocessingDrawing" xmlns:wp="http://schemas.openxmlformats.org/drawingml/2006/wordprocessingDrawing" xmlns:w10="urn:schemas-microsoft-com:office:word" xmlns:w="http://schemas.openxmlformats.org/wordprocessingml/2006/main" xmlns:w14="http://schemas.microsoft.com/office/word/2010/wordml" xmlns:w15="http://schemas.microsoft.com/office/word/2012/wordml" xmlns:w16cex="http://schemas.microsoft.com/office/word/2018/wordml/cex" xmlns:w16cid="http://schemas.microsoft.com/office/word/2016/wordml/cid" xmlns:w16="http://schemas.microsoft.com/office/word/2018/wordml" xmlns:w16du="http://schemas.microsoft.com/office/word/2023/wordml/word16du" xmlns:w16sdtdh="http://schemas.microsoft.com/office/word/2020/wordml/sdtdatahash" xmlns:w16sdtfl="http://schemas.microsoft.com/office/word/2024/wordml/sdtformatlock" xmlns:w16se="http://schemas.microsoft.com/office/word/2015/wordml/symex" xmlns:wpg="http://schemas.microsoft.com/office/word/2010/wordprocessingGroup" xmlns:wpi="http://schemas.microsoft.com/office/word/2010/wordprocessingInk" xmlns:wne="http://schemas.microsoft.com/office/word/2006/wordml" xmlns:wps="http://schemas.microsoft.com/office/word/2010/wordprocessingShape" mc:Ignorable="w14 w15 w16se w16cid w16 w16cex w16sdtdh w16sdtfl w16du wp14">
   <w:body>
     <w:p>
       <w:pPr>
@@ -22,6 +22,1837 @@
           <w:szCs w:val="32"/>
           <w:u w:val="single"/>
         </w:rPr>
+        <w:t xml:space="preserve">TS Jatai – TS 2.3 </w:t>
+      </w:r>
+      <w:r>
+        <w:rPr>
+          <w:b/>
+          <w:bCs/>
+          <w:sz w:val="32"/>
+          <w:szCs w:val="32"/>
+          <w:u w:val="single"/>
+        </w:rPr>
+        <w:t>Tamil</w:t>
+      </w:r>
+      <w:r>
+        <w:rPr>
+          <w:b/>
+          <w:bCs/>
+          <w:sz w:val="32"/>
+          <w:szCs w:val="32"/>
+          <w:u w:val="single"/>
+        </w:rPr>
+        <w:t xml:space="preserve"> Corrections – Observed till </w:t>
+      </w:r>
+      <w:r>
+        <w:rPr>
+          <w:b/>
+          <w:bCs/>
+          <w:sz w:val="32"/>
+          <w:szCs w:val="32"/>
+          <w:highlight w:val="red"/>
+          <w:u w:val="single"/>
+        </w:rPr>
+        <w:t>?????</w:t>
+      </w:r>
+    </w:p>
+    <w:p>
+      <w:pPr>
+        <w:spacing w:before="0" w:line="240" w:lineRule="auto"/>
+        <w:jc w:val="center"/>
+        <w:rPr>
+          <w:b/>
+          <w:bCs/>
+          <w:sz w:val="28"/>
+          <w:szCs w:val="32"/>
+        </w:rPr>
+      </w:pPr>
+      <w:r>
+        <w:rPr>
+          <w:b/>
+          <w:bCs/>
+          <w:sz w:val="28"/>
+          <w:szCs w:val="32"/>
+        </w:rPr>
+        <w:t>(ignore those which are already incorporated in your book’s version and date)</w:t>
+      </w:r>
+    </w:p>
+    <w:tbl>
+      <w:tblPr>
+        <w:tblW w:w="14537" w:type="dxa"/>
+        <w:tblInd w:w="-792" w:type="dxa"/>
+        <w:tblBorders>
+          <w:top w:val="single" w:sz="4" w:space="0" w:color="000000"/>
+          <w:left w:val="single" w:sz="4" w:space="0" w:color="000000"/>
+          <w:bottom w:val="single" w:sz="4" w:space="0" w:color="000000"/>
+          <w:right w:val="single" w:sz="4" w:space="0" w:color="000000"/>
+          <w:insideH w:val="single" w:sz="4" w:space="0" w:color="000000"/>
+          <w:insideV w:val="single" w:sz="4" w:space="0" w:color="000000"/>
+        </w:tblBorders>
+        <w:tblLook w:val="04A0" w:firstRow="1" w:lastRow="0" w:firstColumn="1" w:lastColumn="0" w:noHBand="0" w:noVBand="1"/>
+      </w:tblPr>
+      <w:tblGrid>
+        <w:gridCol w:w="7166"/>
+        <w:gridCol w:w="7371"/>
+      </w:tblGrid>
+      <w:tr>
+        <w:tc>
+          <w:tcPr>
+            <w:tcW w:w="7166" w:type="dxa"/>
+          </w:tcPr>
+          <w:p>
+            <w:pPr>
+              <w:spacing w:before="0" w:line="240" w:lineRule="auto"/>
+              <w:jc w:val="center"/>
+              <w:rPr>
+                <w:b/>
+                <w:sz w:val="32"/>
+                <w:szCs w:val="32"/>
+              </w:rPr>
+            </w:pPr>
+            <w:r>
+              <w:rPr>
+                <w:b/>
+                <w:sz w:val="32"/>
+                <w:szCs w:val="32"/>
+              </w:rPr>
+              <w:t>As Printed</w:t>
+            </w:r>
+          </w:p>
+        </w:tc>
+        <w:tc>
+          <w:tcPr>
+            <w:tcW w:w="7371" w:type="dxa"/>
+          </w:tcPr>
+          <w:p>
+            <w:pPr>
+              <w:spacing w:before="0" w:line="240" w:lineRule="auto"/>
+              <w:ind w:right="-18"/>
+              <w:jc w:val="center"/>
+              <w:rPr>
+                <w:b/>
+                <w:sz w:val="32"/>
+                <w:szCs w:val="32"/>
+              </w:rPr>
+            </w:pPr>
+            <w:r>
+              <w:rPr>
+                <w:b/>
+                <w:sz w:val="32"/>
+                <w:szCs w:val="32"/>
+              </w:rPr>
+              <w:t>To be read as or corrected as</w:t>
+            </w:r>
+            <w:r>
+              <w:rPr>
+                <w:b/>
+                <w:sz w:val="32"/>
+                <w:szCs w:val="32"/>
+              </w:rPr>
+              <w:t xml:space="preserve"> </w:t>
+            </w:r>
+          </w:p>
+        </w:tc>
+      </w:tr>
+      <w:tr>
+        <w:trPr>
+          <w:trHeight w:val="4017"/>
+        </w:trPr>
+        <w:tc>
+          <w:tcPr>
+            <w:tcW w:w="7166" w:type="dxa"/>
+          </w:tcPr>
+          <w:p>
+            <w:pPr>
+              <w:widowControl w:val="0"/>
+              <w:autoSpaceDE w:val="0"/>
+              <w:autoSpaceDN w:val="0"/>
+              <w:adjustRightInd w:val="0"/>
+              <w:spacing w:before="0" w:line="240" w:lineRule="auto"/>
+              <w:rPr>
+                <w:rFonts w:ascii="BRH Devanagari Extra" w:hAnsi="BRH Devanagari Extra" w:cs="BRH Devanagari Extra"/>
+                <w:color w:val="000000"/>
+                <w:sz w:val="32"/>
+                <w:szCs w:val="40"/>
+              </w:rPr>
+            </w:pPr>
+            <w:r>
+              <w:rPr>
+                <w:rFonts w:cs="BRH Devanagari Extra"/>
+                <w:color w:val="000000"/>
+                <w:szCs w:val="40"/>
+              </w:rPr>
+              <w:t>65</w:t>
+            </w:r>
+            <w:r>
+              <w:rPr>
+                <w:rFonts w:ascii="BRH Devanagari Extra" w:hAnsi="BRH Devanagari Extra" w:cs="BRH Devanagari Extra"/>
+                <w:color w:val="000000"/>
+                <w:sz w:val="32"/>
+                <w:szCs w:val="40"/>
+              </w:rPr>
+              <w:t>)</w:t>
+            </w:r>
+            <w:r>
+              <w:rPr>
+                <w:rFonts w:ascii="BRH Devanagari Extra" w:hAnsi="BRH Devanagari Extra" w:cs="BRH Devanagari Extra"/>
+                <w:color w:val="000000"/>
+                <w:sz w:val="32"/>
+                <w:szCs w:val="40"/>
+              </w:rPr>
+              <w:tab/>
+            </w:r>
+            <w:r>
+              <w:rPr>
+                <w:rFonts w:cs="BRH Devanagari Extra"/>
+                <w:color w:val="000000"/>
+                <w:szCs w:val="40"/>
+              </w:rPr>
+              <w:t>2</w:t>
+            </w:r>
+            <w:r>
+              <w:rPr>
+                <w:rFonts w:ascii="BRH Devanagari Extra" w:hAnsi="BRH Devanagari Extra" w:cs="BRH Devanagari Extra"/>
+                <w:color w:val="000000"/>
+                <w:sz w:val="32"/>
+                <w:szCs w:val="40"/>
+              </w:rPr>
+              <w:t>.</w:t>
+            </w:r>
+            <w:r>
+              <w:rPr>
+                <w:rFonts w:cs="BRH Devanagari Extra"/>
+                <w:color w:val="000000"/>
+                <w:szCs w:val="40"/>
+              </w:rPr>
+              <w:t>3</w:t>
+            </w:r>
+            <w:r>
+              <w:rPr>
+                <w:rFonts w:ascii="BRH Devanagari Extra" w:hAnsi="BRH Devanagari Extra" w:cs="BRH Devanagari Extra"/>
+                <w:color w:val="000000"/>
+                <w:sz w:val="32"/>
+                <w:szCs w:val="40"/>
+              </w:rPr>
+              <w:t>.</w:t>
+            </w:r>
+            <w:r>
+              <w:rPr>
+                <w:rFonts w:cs="BRH Devanagari Extra"/>
+                <w:color w:val="000000"/>
+                <w:szCs w:val="40"/>
+              </w:rPr>
+              <w:t>12</w:t>
+            </w:r>
+            <w:r>
+              <w:rPr>
+                <w:rFonts w:ascii="BRH Devanagari Extra" w:hAnsi="BRH Devanagari Extra" w:cs="BRH Devanagari Extra"/>
+                <w:color w:val="000000"/>
+                <w:sz w:val="32"/>
+                <w:szCs w:val="40"/>
+              </w:rPr>
+              <w:t>.</w:t>
+            </w:r>
+            <w:r>
+              <w:rPr>
+                <w:rFonts w:cs="BRH Devanagari Extra"/>
+                <w:color w:val="000000"/>
+                <w:szCs w:val="40"/>
+              </w:rPr>
+              <w:t>2</w:t>
+            </w:r>
+            <w:r>
+              <w:rPr>
+                <w:rFonts w:ascii="BRH Devanagari Extra" w:hAnsi="BRH Devanagari Extra" w:cs="BRH Devanagari Extra"/>
+                <w:color w:val="000000"/>
+                <w:sz w:val="32"/>
+                <w:szCs w:val="40"/>
+              </w:rPr>
+              <w:t>(</w:t>
+            </w:r>
+            <w:r>
+              <w:rPr>
+                <w:rFonts w:cs="BRH Devanagari Extra"/>
+                <w:color w:val="000000"/>
+                <w:szCs w:val="40"/>
+              </w:rPr>
+              <w:t>51</w:t>
+            </w:r>
+            <w:r>
+              <w:rPr>
+                <w:rFonts w:ascii="BRH Devanagari Extra" w:hAnsi="BRH Devanagari Extra" w:cs="BRH Devanagari Extra"/>
+                <w:color w:val="000000"/>
+                <w:sz w:val="32"/>
+                <w:szCs w:val="40"/>
+              </w:rPr>
+              <w:t>)</w:t>
+            </w:r>
+            <w:proofErr w:type="gramStart"/>
+            <w:r>
+              <w:rPr>
+                <w:rFonts w:ascii="BRH Devanagari Extra" w:hAnsi="BRH Devanagari Extra" w:cs="BRH Devanagari Extra"/>
+                <w:color w:val="000000"/>
+                <w:sz w:val="32"/>
+                <w:szCs w:val="40"/>
+              </w:rPr>
+              <w:t>-  mÉÑlÉþÈ</w:t>
+            </w:r>
+            <w:proofErr w:type="gramEnd"/>
+            <w:r>
+              <w:rPr>
+                <w:rFonts w:ascii="BRH Devanagari Extra" w:hAnsi="BRH Devanagari Extra" w:cs="BRH Devanagari Extra"/>
+                <w:color w:val="000000"/>
+                <w:sz w:val="32"/>
+                <w:szCs w:val="40"/>
+              </w:rPr>
+              <w:t xml:space="preserve"> | L</w:t>
+            </w:r>
+            <w:r>
+              <w:rPr>
+                <w:rFonts w:ascii="BRH Devanagari Extra" w:hAnsi="BRH Devanagari Extra" w:cs="BRH Devanagari Extra"/>
+                <w:color w:val="000000"/>
+                <w:sz w:val="32"/>
+                <w:szCs w:val="40"/>
+                <w:highlight w:val="yellow"/>
+              </w:rPr>
+              <w:t>irÉ</w:t>
+            </w:r>
+            <w:r>
+              <w:rPr>
+                <w:rFonts w:ascii="BRH Devanagari Extra" w:hAnsi="BRH Devanagari Extra" w:cs="BRH Devanagari Extra"/>
+                <w:color w:val="000000"/>
+                <w:sz w:val="32"/>
+                <w:szCs w:val="40"/>
+              </w:rPr>
+              <w:t>åirÉþ |</w:t>
+            </w:r>
+          </w:p>
+          <w:p>
+            <w:pPr>
+              <w:widowControl w:val="0"/>
+              <w:autoSpaceDE w:val="0"/>
+              <w:autoSpaceDN w:val="0"/>
+              <w:adjustRightInd w:val="0"/>
+              <w:spacing w:before="0" w:line="240" w:lineRule="auto"/>
+              <w:rPr>
+                <w:rFonts w:ascii="BRH Devanagari Extra" w:hAnsi="BRH Devanagari Extra" w:cs="BRH Devanagari Extra"/>
+                <w:color w:val="000000"/>
+                <w:sz w:val="32"/>
+                <w:szCs w:val="40"/>
+              </w:rPr>
+            </w:pPr>
+            <w:r>
+              <w:rPr>
+                <w:rFonts w:ascii="BRH Devanagari Extra" w:hAnsi="BRH Devanagari Extra" w:cs="BRH Devanagari Extra"/>
+                <w:color w:val="000000"/>
+                <w:sz w:val="32"/>
+                <w:szCs w:val="40"/>
+              </w:rPr>
+              <w:t>mÉÑlÉ</w:t>
+            </w:r>
+            <w:r>
+              <w:rPr>
+                <w:rFonts w:ascii="BRH Malayalam Extra" w:hAnsi="BRH Malayalam Extra" w:cs="BRH Devanagari Extra"/>
+                <w:color w:val="000000"/>
+                <w:szCs w:val="40"/>
+              </w:rPr>
+              <w:t>–</w:t>
+            </w:r>
+            <w:r>
+              <w:rPr>
+                <w:rFonts w:ascii="BRH Devanagari Extra" w:hAnsi="BRH Devanagari Extra" w:cs="BRH Devanagari Extra"/>
+                <w:color w:val="000000"/>
+                <w:sz w:val="32"/>
+                <w:szCs w:val="40"/>
+              </w:rPr>
+              <w:t xml:space="preserve"> </w:t>
+            </w:r>
+            <w:r>
+              <w:rPr>
+                <w:rFonts w:ascii="BRH Devanagari Extra" w:hAnsi="BRH Devanagari Extra" w:cs="BRH Devanagari Extra"/>
+                <w:color w:val="000000"/>
+                <w:sz w:val="32"/>
+                <w:szCs w:val="40"/>
+                <w:highlight w:val="yellow"/>
+              </w:rPr>
+              <w:t>UåirÉå irÉæ irÉåirÉ</w:t>
+            </w:r>
+            <w:r>
+              <w:rPr>
+                <w:rFonts w:ascii="BRH Malayalam Extra" w:hAnsi="BRH Malayalam Extra" w:cs="BRH Devanagari Extra"/>
+                <w:color w:val="000000"/>
+                <w:szCs w:val="40"/>
+              </w:rPr>
+              <w:t>–</w:t>
+            </w:r>
+            <w:r>
+              <w:rPr>
+                <w:rFonts w:ascii="BRH Devanagari Extra" w:hAnsi="BRH Devanagari Extra" w:cs="BRH Devanagari Extra"/>
+                <w:color w:val="000000"/>
+                <w:sz w:val="32"/>
+                <w:szCs w:val="40"/>
+              </w:rPr>
+              <w:t xml:space="preserve"> mÉÑlÉ</w:t>
+            </w:r>
+            <w:r>
+              <w:rPr>
+                <w:rFonts w:ascii="BRH Malayalam Extra" w:hAnsi="BRH Malayalam Extra" w:cs="BRH Devanagari Extra"/>
+                <w:color w:val="000000"/>
+                <w:szCs w:val="40"/>
+              </w:rPr>
+              <w:t>–</w:t>
+            </w:r>
+            <w:r>
+              <w:rPr>
+                <w:rFonts w:ascii="BRH Devanagari Extra" w:hAnsi="BRH Devanagari Extra" w:cs="BRH Devanagari Extra"/>
+                <w:color w:val="000000"/>
+                <w:sz w:val="32"/>
+                <w:szCs w:val="40"/>
+              </w:rPr>
+              <w:t>È mÉÑlÉ</w:t>
+            </w:r>
+            <w:r>
+              <w:rPr>
+                <w:rFonts w:ascii="BRH Malayalam Extra" w:hAnsi="BRH Malayalam Extra" w:cs="BRH Devanagari Extra"/>
+                <w:color w:val="000000"/>
+                <w:szCs w:val="40"/>
+              </w:rPr>
+              <w:t>–</w:t>
+            </w:r>
+            <w:r>
+              <w:rPr>
+                <w:rFonts w:ascii="BRH Devanagari Extra" w:hAnsi="BRH Devanagari Extra" w:cs="BRH Devanagari Extra"/>
+                <w:color w:val="000000"/>
+                <w:sz w:val="32"/>
+                <w:szCs w:val="40"/>
+              </w:rPr>
+              <w:t xml:space="preserve"> </w:t>
+            </w:r>
+            <w:r>
+              <w:rPr>
+                <w:rFonts w:ascii="BRH Devanagari Extra" w:hAnsi="BRH Devanagari Extra" w:cs="BRH Devanagari Extra"/>
+                <w:color w:val="000000"/>
+                <w:sz w:val="32"/>
+                <w:szCs w:val="40"/>
+                <w:highlight w:val="yellow"/>
+              </w:rPr>
+              <w:t>UåirÉåirÉþ</w:t>
+            </w:r>
+            <w:r>
+              <w:rPr>
+                <w:rFonts w:ascii="BRH Devanagari Extra" w:hAnsi="BRH Devanagari Extra" w:cs="BRH Devanagari Extra"/>
+                <w:color w:val="000000"/>
+                <w:sz w:val="32"/>
+                <w:szCs w:val="40"/>
+              </w:rPr>
+              <w:t xml:space="preserve"> | </w:t>
+            </w:r>
+          </w:p>
+          <w:p>
+            <w:pPr>
+              <w:widowControl w:val="0"/>
+              <w:autoSpaceDE w:val="0"/>
+              <w:autoSpaceDN w:val="0"/>
+              <w:adjustRightInd w:val="0"/>
+              <w:spacing w:before="0" w:line="240" w:lineRule="auto"/>
+              <w:rPr>
+                <w:rFonts w:ascii="BRH Devanagari Extra" w:hAnsi="BRH Devanagari Extra" w:cs="BRH Devanagari Extra"/>
+                <w:color w:val="000000"/>
+                <w:sz w:val="32"/>
+                <w:szCs w:val="40"/>
+              </w:rPr>
+            </w:pPr>
+            <w:r>
+              <w:rPr>
+                <w:rFonts w:cs="BRH Devanagari Extra"/>
+                <w:color w:val="000000"/>
+                <w:szCs w:val="40"/>
+              </w:rPr>
+              <w:t>66</w:t>
+            </w:r>
+            <w:r>
+              <w:rPr>
+                <w:rFonts w:ascii="BRH Devanagari Extra" w:hAnsi="BRH Devanagari Extra" w:cs="BRH Devanagari Extra"/>
+                <w:color w:val="000000"/>
+                <w:sz w:val="32"/>
+                <w:szCs w:val="40"/>
+              </w:rPr>
+              <w:t>)</w:t>
+            </w:r>
+            <w:r>
+              <w:rPr>
+                <w:rFonts w:ascii="BRH Devanagari Extra" w:hAnsi="BRH Devanagari Extra" w:cs="BRH Devanagari Extra"/>
+                <w:color w:val="000000"/>
+                <w:sz w:val="32"/>
+                <w:szCs w:val="40"/>
+              </w:rPr>
+              <w:tab/>
+            </w:r>
+            <w:r>
+              <w:rPr>
+                <w:rFonts w:cs="BRH Devanagari Extra"/>
+                <w:color w:val="000000"/>
+                <w:szCs w:val="40"/>
+              </w:rPr>
+              <w:t>2</w:t>
+            </w:r>
+            <w:r>
+              <w:rPr>
+                <w:rFonts w:ascii="BRH Devanagari Extra" w:hAnsi="BRH Devanagari Extra" w:cs="BRH Devanagari Extra"/>
+                <w:color w:val="000000"/>
+                <w:sz w:val="32"/>
+                <w:szCs w:val="40"/>
+              </w:rPr>
+              <w:t>.</w:t>
+            </w:r>
+            <w:r>
+              <w:rPr>
+                <w:rFonts w:cs="BRH Devanagari Extra"/>
+                <w:color w:val="000000"/>
+                <w:szCs w:val="40"/>
+              </w:rPr>
+              <w:t>3</w:t>
+            </w:r>
+            <w:r>
+              <w:rPr>
+                <w:rFonts w:ascii="BRH Devanagari Extra" w:hAnsi="BRH Devanagari Extra" w:cs="BRH Devanagari Extra"/>
+                <w:color w:val="000000"/>
+                <w:sz w:val="32"/>
+                <w:szCs w:val="40"/>
+              </w:rPr>
+              <w:t>.</w:t>
+            </w:r>
+            <w:r>
+              <w:rPr>
+                <w:rFonts w:cs="BRH Devanagari Extra"/>
+                <w:color w:val="000000"/>
+                <w:szCs w:val="40"/>
+              </w:rPr>
+              <w:t>12</w:t>
+            </w:r>
+            <w:r>
+              <w:rPr>
+                <w:rFonts w:ascii="BRH Devanagari Extra" w:hAnsi="BRH Devanagari Extra" w:cs="BRH Devanagari Extra"/>
+                <w:color w:val="000000"/>
+                <w:sz w:val="32"/>
+                <w:szCs w:val="40"/>
+              </w:rPr>
+              <w:t>.</w:t>
+            </w:r>
+            <w:r>
+              <w:rPr>
+                <w:rFonts w:cs="BRH Devanagari Extra"/>
+                <w:color w:val="000000"/>
+                <w:szCs w:val="40"/>
+              </w:rPr>
+              <w:t>2</w:t>
+            </w:r>
+            <w:r>
+              <w:rPr>
+                <w:rFonts w:ascii="BRH Devanagari Extra" w:hAnsi="BRH Devanagari Extra" w:cs="BRH Devanagari Extra"/>
+                <w:color w:val="000000"/>
+                <w:sz w:val="32"/>
+                <w:szCs w:val="40"/>
+              </w:rPr>
+              <w:t>(</w:t>
+            </w:r>
+            <w:r>
+              <w:rPr>
+                <w:rFonts w:cs="BRH Devanagari Extra"/>
+                <w:color w:val="000000"/>
+                <w:szCs w:val="40"/>
+              </w:rPr>
+              <w:t>52</w:t>
+            </w:r>
+            <w:r>
+              <w:rPr>
+                <w:rFonts w:ascii="BRH Devanagari Extra" w:hAnsi="BRH Devanagari Extra" w:cs="BRH Devanagari Extra"/>
+                <w:color w:val="000000"/>
+                <w:sz w:val="32"/>
+                <w:szCs w:val="40"/>
+              </w:rPr>
+              <w:t>)</w:t>
+            </w:r>
+            <w:proofErr w:type="gramStart"/>
+            <w:r>
+              <w:rPr>
+                <w:rFonts w:ascii="BRH Devanagari Extra" w:hAnsi="BRH Devanagari Extra" w:cs="BRH Devanagari Extra"/>
+                <w:color w:val="000000"/>
+                <w:sz w:val="32"/>
+                <w:szCs w:val="40"/>
+              </w:rPr>
+              <w:t>-  L</w:t>
+            </w:r>
+            <w:r>
+              <w:rPr>
+                <w:rFonts w:ascii="BRH Devanagari Extra" w:hAnsi="BRH Devanagari Extra" w:cs="BRH Devanagari Extra"/>
+                <w:color w:val="000000"/>
+                <w:sz w:val="32"/>
+                <w:szCs w:val="40"/>
+                <w:highlight w:val="yellow"/>
+              </w:rPr>
+              <w:t>irÉå</w:t>
+            </w:r>
+            <w:r>
+              <w:rPr>
+                <w:rFonts w:ascii="BRH Devanagari Extra" w:hAnsi="BRH Devanagari Extra" w:cs="BRH Devanagari Extra"/>
+                <w:color w:val="000000"/>
+                <w:sz w:val="32"/>
+                <w:szCs w:val="40"/>
+              </w:rPr>
+              <w:t>irÉþ</w:t>
+            </w:r>
+            <w:proofErr w:type="gramEnd"/>
+            <w:r>
+              <w:rPr>
+                <w:rFonts w:ascii="BRH Devanagari Extra" w:hAnsi="BRH Devanagari Extra" w:cs="BRH Devanagari Extra"/>
+                <w:color w:val="000000"/>
+                <w:sz w:val="32"/>
+                <w:szCs w:val="40"/>
+              </w:rPr>
+              <w:t xml:space="preserve"> | ÌlÉÈ |</w:t>
+            </w:r>
+          </w:p>
+          <w:p>
+            <w:pPr>
+              <w:widowControl w:val="0"/>
+              <w:autoSpaceDE w:val="0"/>
+              <w:autoSpaceDN w:val="0"/>
+              <w:adjustRightInd w:val="0"/>
+              <w:spacing w:before="0" w:line="240" w:lineRule="auto"/>
+              <w:rPr>
+                <w:rFonts w:ascii="BRH Devanagari Extra" w:hAnsi="BRH Devanagari Extra" w:cs="BRH Devanagari Extra"/>
+                <w:color w:val="000000"/>
+                <w:sz w:val="32"/>
+                <w:szCs w:val="40"/>
+              </w:rPr>
+            </w:pPr>
+            <w:r>
+              <w:rPr>
+                <w:rFonts w:ascii="BRH Devanagari Extra" w:hAnsi="BRH Devanagari Extra" w:cs="BRH Devanagari Extra"/>
+                <w:color w:val="000000"/>
+                <w:sz w:val="32"/>
+                <w:szCs w:val="40"/>
+                <w:highlight w:val="yellow"/>
+              </w:rPr>
+              <w:t>LirÉåirÉ</w:t>
+            </w:r>
+            <w:r>
+              <w:rPr>
+                <w:rFonts w:ascii="BRH Malayalam Extra" w:hAnsi="BRH Malayalam Extra" w:cs="BRH Devanagari Extra"/>
+                <w:color w:val="000000"/>
+                <w:szCs w:val="40"/>
+                <w:highlight w:val="yellow"/>
+              </w:rPr>
+              <w:t>–</w:t>
+            </w:r>
+            <w:r>
+              <w:rPr>
+                <w:rFonts w:ascii="BRH Devanagari Extra" w:hAnsi="BRH Devanagari Extra" w:cs="BRH Devanagari Extra"/>
+                <w:color w:val="000000"/>
+                <w:sz w:val="32"/>
+                <w:szCs w:val="40"/>
+              </w:rPr>
+              <w:t xml:space="preserve"> ÌlÉUç ÍhÉUåirÉå </w:t>
+            </w:r>
+            <w:r>
+              <w:rPr>
+                <w:rFonts w:ascii="BRH Devanagari Extra" w:hAnsi="BRH Devanagari Extra" w:cs="BRH Devanagari Extra"/>
+                <w:color w:val="000000"/>
+                <w:sz w:val="32"/>
+                <w:szCs w:val="40"/>
+                <w:highlight w:val="yellow"/>
+              </w:rPr>
+              <w:t>irÉæirÉåir</w:t>
+            </w:r>
+            <w:r>
+              <w:rPr>
+                <w:rFonts w:ascii="BRH Devanagari Extra" w:hAnsi="BRH Devanagari Extra" w:cs="BRH Devanagari Extra"/>
+                <w:color w:val="000000"/>
+                <w:sz w:val="32"/>
+                <w:szCs w:val="40"/>
+              </w:rPr>
+              <w:t>É</w:t>
+            </w:r>
+            <w:r>
+              <w:rPr>
+                <w:rFonts w:ascii="BRH Malayalam Extra" w:hAnsi="BRH Malayalam Extra" w:cs="BRH Devanagari Extra"/>
+                <w:color w:val="000000"/>
+                <w:szCs w:val="40"/>
+              </w:rPr>
+              <w:t>–</w:t>
+            </w:r>
+            <w:r>
+              <w:rPr>
+                <w:rFonts w:ascii="BRH Devanagari Extra" w:hAnsi="BRH Devanagari Extra" w:cs="BRH Devanagari Extra"/>
+                <w:color w:val="000000"/>
+                <w:sz w:val="32"/>
+                <w:szCs w:val="40"/>
+              </w:rPr>
+              <w:t xml:space="preserve"> ÌlÉÈ | </w:t>
+            </w:r>
+          </w:p>
+          <w:p>
+            <w:pPr>
+              <w:widowControl w:val="0"/>
+              <w:autoSpaceDE w:val="0"/>
+              <w:autoSpaceDN w:val="0"/>
+              <w:adjustRightInd w:val="0"/>
+              <w:spacing w:before="0" w:line="240" w:lineRule="auto"/>
+              <w:rPr>
+                <w:rFonts w:ascii="BRH Devanagari Extra" w:hAnsi="BRH Devanagari Extra" w:cs="BRH Devanagari Extra"/>
+                <w:color w:val="000000"/>
+                <w:sz w:val="32"/>
+                <w:szCs w:val="40"/>
+                <w:lang w:val="it-IT"/>
+              </w:rPr>
+            </w:pPr>
+            <w:r>
+              <w:rPr>
+                <w:rFonts w:cs="BRH Devanagari Extra"/>
+                <w:color w:val="000000"/>
+                <w:szCs w:val="40"/>
+                <w:lang w:val="it-IT"/>
+              </w:rPr>
+              <w:t>67</w:t>
+            </w:r>
+            <w:r>
+              <w:rPr>
+                <w:rFonts w:ascii="BRH Devanagari Extra" w:hAnsi="BRH Devanagari Extra" w:cs="BRH Devanagari Extra"/>
+                <w:color w:val="000000"/>
+                <w:sz w:val="32"/>
+                <w:szCs w:val="40"/>
+                <w:lang w:val="it-IT"/>
+              </w:rPr>
+              <w:t>)</w:t>
+            </w:r>
+            <w:r>
+              <w:rPr>
+                <w:rFonts w:ascii="BRH Devanagari Extra" w:hAnsi="BRH Devanagari Extra" w:cs="BRH Devanagari Extra"/>
+                <w:color w:val="000000"/>
+                <w:sz w:val="32"/>
+                <w:szCs w:val="40"/>
+                <w:lang w:val="it-IT"/>
+              </w:rPr>
+              <w:tab/>
+            </w:r>
+            <w:r>
+              <w:rPr>
+                <w:rFonts w:cs="BRH Devanagari Extra"/>
+                <w:color w:val="000000"/>
+                <w:szCs w:val="40"/>
+                <w:lang w:val="it-IT"/>
+              </w:rPr>
+              <w:t>2</w:t>
+            </w:r>
+            <w:r>
+              <w:rPr>
+                <w:rFonts w:ascii="BRH Devanagari Extra" w:hAnsi="BRH Devanagari Extra" w:cs="BRH Devanagari Extra"/>
+                <w:color w:val="000000"/>
+                <w:sz w:val="32"/>
+                <w:szCs w:val="40"/>
+                <w:lang w:val="it-IT"/>
+              </w:rPr>
+              <w:t>.</w:t>
+            </w:r>
+            <w:r>
+              <w:rPr>
+                <w:rFonts w:cs="BRH Devanagari Extra"/>
+                <w:color w:val="000000"/>
+                <w:szCs w:val="40"/>
+                <w:lang w:val="it-IT"/>
+              </w:rPr>
+              <w:t>3</w:t>
+            </w:r>
+            <w:r>
+              <w:rPr>
+                <w:rFonts w:ascii="BRH Devanagari Extra" w:hAnsi="BRH Devanagari Extra" w:cs="BRH Devanagari Extra"/>
+                <w:color w:val="000000"/>
+                <w:sz w:val="32"/>
+                <w:szCs w:val="40"/>
+                <w:lang w:val="it-IT"/>
+              </w:rPr>
+              <w:t>.</w:t>
+            </w:r>
+            <w:r>
+              <w:rPr>
+                <w:rFonts w:cs="BRH Devanagari Extra"/>
+                <w:color w:val="000000"/>
+                <w:szCs w:val="40"/>
+                <w:lang w:val="it-IT"/>
+              </w:rPr>
+              <w:t>12</w:t>
+            </w:r>
+            <w:r>
+              <w:rPr>
+                <w:rFonts w:ascii="BRH Devanagari Extra" w:hAnsi="BRH Devanagari Extra" w:cs="BRH Devanagari Extra"/>
+                <w:color w:val="000000"/>
+                <w:sz w:val="32"/>
+                <w:szCs w:val="40"/>
+                <w:lang w:val="it-IT"/>
+              </w:rPr>
+              <w:t>.</w:t>
+            </w:r>
+            <w:r>
+              <w:rPr>
+                <w:rFonts w:cs="BRH Devanagari Extra"/>
+                <w:color w:val="000000"/>
+                <w:szCs w:val="40"/>
+                <w:lang w:val="it-IT"/>
+              </w:rPr>
+              <w:t>2</w:t>
+            </w:r>
+            <w:r>
+              <w:rPr>
+                <w:rFonts w:ascii="BRH Devanagari Extra" w:hAnsi="BRH Devanagari Extra" w:cs="BRH Devanagari Extra"/>
+                <w:color w:val="000000"/>
+                <w:sz w:val="32"/>
+                <w:szCs w:val="40"/>
+                <w:lang w:val="it-IT"/>
+              </w:rPr>
+              <w:t>(</w:t>
+            </w:r>
+            <w:r>
+              <w:rPr>
+                <w:rFonts w:cs="BRH Devanagari Extra"/>
+                <w:color w:val="000000"/>
+                <w:szCs w:val="40"/>
+                <w:lang w:val="it-IT"/>
+              </w:rPr>
+              <w:t>52</w:t>
+            </w:r>
+            <w:r>
+              <w:rPr>
+                <w:rFonts w:ascii="BRH Devanagari Extra" w:hAnsi="BRH Devanagari Extra" w:cs="BRH Devanagari Extra"/>
+                <w:color w:val="000000"/>
+                <w:sz w:val="32"/>
+                <w:szCs w:val="40"/>
+                <w:lang w:val="it-IT"/>
+              </w:rPr>
+              <w:t>)-  L</w:t>
+            </w:r>
+            <w:r>
+              <w:rPr>
+                <w:rFonts w:ascii="BRH Devanagari Extra" w:hAnsi="BRH Devanagari Extra" w:cs="BRH Devanagari Extra"/>
+                <w:color w:val="000000"/>
+                <w:sz w:val="32"/>
+                <w:szCs w:val="40"/>
+                <w:highlight w:val="yellow"/>
+                <w:lang w:val="it-IT"/>
+              </w:rPr>
+              <w:t>irÉå</w:t>
+            </w:r>
+            <w:r>
+              <w:rPr>
+                <w:rFonts w:ascii="BRH Devanagari Extra" w:hAnsi="BRH Devanagari Extra" w:cs="BRH Devanagari Extra"/>
+                <w:color w:val="000000"/>
+                <w:sz w:val="32"/>
+                <w:szCs w:val="40"/>
+                <w:lang w:val="it-IT"/>
+              </w:rPr>
+              <w:t>irÉþ |</w:t>
+            </w:r>
+          </w:p>
+          <w:p>
+            <w:pPr>
+              <w:widowControl w:val="0"/>
+              <w:autoSpaceDE w:val="0"/>
+              <w:autoSpaceDN w:val="0"/>
+              <w:adjustRightInd w:val="0"/>
+              <w:spacing w:before="0" w:line="240" w:lineRule="auto"/>
+              <w:rPr>
+                <w:rFonts w:cs="Latha"/>
+                <w:b/>
+                <w:bCs/>
+                <w:szCs w:val="24"/>
+                <w:cs/>
+                <w:lang w:bidi="ta-IN"/>
+              </w:rPr>
+            </w:pPr>
+            <w:r>
+              <w:rPr>
+                <w:rFonts w:ascii="BRH Devanagari Extra" w:hAnsi="BRH Devanagari Extra" w:cs="BRH Devanagari Extra"/>
+                <w:color w:val="000000"/>
+                <w:sz w:val="32"/>
+                <w:szCs w:val="40"/>
+                <w:lang w:val="it-IT"/>
+              </w:rPr>
+              <w:t xml:space="preserve">LirÉåirÉÉÿ - CirÉþ | </w:t>
+            </w:r>
+          </w:p>
+        </w:tc>
+        <w:tc>
+          <w:tcPr>
+            <w:tcW w:w="7371" w:type="dxa"/>
+          </w:tcPr>
+          <w:p>
+            <w:pPr>
+              <w:widowControl w:val="0"/>
+              <w:autoSpaceDE w:val="0"/>
+              <w:autoSpaceDN w:val="0"/>
+              <w:adjustRightInd w:val="0"/>
+              <w:spacing w:before="0" w:line="240" w:lineRule="auto"/>
+              <w:rPr>
+                <w:rFonts w:ascii="BRH Devanagari Extra" w:hAnsi="BRH Devanagari Extra" w:cs="BRH Devanagari Extra"/>
+                <w:color w:val="000000"/>
+                <w:sz w:val="32"/>
+                <w:szCs w:val="40"/>
+                <w:lang w:val="it-IT"/>
+              </w:rPr>
+            </w:pPr>
+            <w:r>
+              <w:rPr>
+                <w:rFonts w:cs="BRH Devanagari Extra"/>
+                <w:color w:val="000000"/>
+                <w:szCs w:val="40"/>
+                <w:lang w:val="it-IT"/>
+              </w:rPr>
+              <w:t>65</w:t>
+            </w:r>
+            <w:r>
+              <w:rPr>
+                <w:rFonts w:ascii="BRH Devanagari Extra" w:hAnsi="BRH Devanagari Extra" w:cs="BRH Devanagari Extra"/>
+                <w:color w:val="000000"/>
+                <w:sz w:val="32"/>
+                <w:szCs w:val="40"/>
+                <w:lang w:val="it-IT"/>
+              </w:rPr>
+              <w:t>)</w:t>
+            </w:r>
+            <w:r>
+              <w:rPr>
+                <w:rFonts w:ascii="BRH Devanagari Extra" w:hAnsi="BRH Devanagari Extra" w:cs="BRH Devanagari Extra"/>
+                <w:color w:val="000000"/>
+                <w:sz w:val="32"/>
+                <w:szCs w:val="40"/>
+                <w:lang w:val="it-IT"/>
+              </w:rPr>
+              <w:tab/>
+            </w:r>
+            <w:r>
+              <w:rPr>
+                <w:rFonts w:cs="BRH Devanagari Extra"/>
+                <w:color w:val="000000"/>
+                <w:szCs w:val="40"/>
+                <w:lang w:val="it-IT"/>
+              </w:rPr>
+              <w:t>2</w:t>
+            </w:r>
+            <w:r>
+              <w:rPr>
+                <w:rFonts w:ascii="BRH Devanagari Extra" w:hAnsi="BRH Devanagari Extra" w:cs="BRH Devanagari Extra"/>
+                <w:color w:val="000000"/>
+                <w:sz w:val="32"/>
+                <w:szCs w:val="40"/>
+                <w:lang w:val="it-IT"/>
+              </w:rPr>
+              <w:t>.</w:t>
+            </w:r>
+            <w:r>
+              <w:rPr>
+                <w:rFonts w:cs="BRH Devanagari Extra"/>
+                <w:color w:val="000000"/>
+                <w:szCs w:val="40"/>
+                <w:lang w:val="it-IT"/>
+              </w:rPr>
+              <w:t>3</w:t>
+            </w:r>
+            <w:r>
+              <w:rPr>
+                <w:rFonts w:ascii="BRH Devanagari Extra" w:hAnsi="BRH Devanagari Extra" w:cs="BRH Devanagari Extra"/>
+                <w:color w:val="000000"/>
+                <w:sz w:val="32"/>
+                <w:szCs w:val="40"/>
+                <w:lang w:val="it-IT"/>
+              </w:rPr>
+              <w:t>.</w:t>
+            </w:r>
+            <w:r>
+              <w:rPr>
+                <w:rFonts w:cs="BRH Devanagari Extra"/>
+                <w:color w:val="000000"/>
+                <w:szCs w:val="40"/>
+                <w:lang w:val="it-IT"/>
+              </w:rPr>
+              <w:t>12</w:t>
+            </w:r>
+            <w:r>
+              <w:rPr>
+                <w:rFonts w:ascii="BRH Devanagari Extra" w:hAnsi="BRH Devanagari Extra" w:cs="BRH Devanagari Extra"/>
+                <w:color w:val="000000"/>
+                <w:sz w:val="32"/>
+                <w:szCs w:val="40"/>
+                <w:lang w:val="it-IT"/>
+              </w:rPr>
+              <w:t>.</w:t>
+            </w:r>
+            <w:r>
+              <w:rPr>
+                <w:rFonts w:cs="BRH Devanagari Extra"/>
+                <w:color w:val="000000"/>
+                <w:szCs w:val="40"/>
+                <w:lang w:val="it-IT"/>
+              </w:rPr>
+              <w:t>2</w:t>
+            </w:r>
+            <w:r>
+              <w:rPr>
+                <w:rFonts w:ascii="BRH Devanagari Extra" w:hAnsi="BRH Devanagari Extra" w:cs="BRH Devanagari Extra"/>
+                <w:color w:val="000000"/>
+                <w:sz w:val="32"/>
+                <w:szCs w:val="40"/>
+                <w:lang w:val="it-IT"/>
+              </w:rPr>
+              <w:t>(</w:t>
+            </w:r>
+            <w:r>
+              <w:rPr>
+                <w:rFonts w:cs="BRH Devanagari Extra"/>
+                <w:color w:val="000000"/>
+                <w:szCs w:val="40"/>
+                <w:lang w:val="it-IT"/>
+              </w:rPr>
+              <w:t>51</w:t>
+            </w:r>
+            <w:r>
+              <w:rPr>
+                <w:rFonts w:ascii="BRH Devanagari Extra" w:hAnsi="BRH Devanagari Extra" w:cs="BRH Devanagari Extra"/>
+                <w:color w:val="000000"/>
+                <w:sz w:val="32"/>
+                <w:szCs w:val="40"/>
+                <w:lang w:val="it-IT"/>
+              </w:rPr>
+              <w:t>)-  mÉÑlÉþÈ | L</w:t>
+            </w:r>
+            <w:r>
+              <w:rPr>
+                <w:rFonts w:ascii="BRH Devanagari Extra" w:hAnsi="BRH Devanagari Extra" w:cs="BRH Devanagari Extra"/>
+                <w:color w:val="000000"/>
+                <w:sz w:val="32"/>
+                <w:szCs w:val="40"/>
+                <w:highlight w:val="green"/>
+                <w:lang w:val="it-IT"/>
+              </w:rPr>
+              <w:t>irÉ</w:t>
+            </w:r>
+            <w:r>
+              <w:rPr>
+                <w:rFonts w:ascii="BRH Devanagari Extra" w:hAnsi="BRH Devanagari Extra" w:cs="BRH Devanagari Extra"/>
+                <w:color w:val="000000"/>
+                <w:sz w:val="32"/>
+                <w:szCs w:val="40"/>
+                <w:lang w:val="it-IT"/>
+              </w:rPr>
+              <w:t>þ |</w:t>
+            </w:r>
+          </w:p>
+          <w:p>
+            <w:pPr>
+              <w:widowControl w:val="0"/>
+              <w:autoSpaceDE w:val="0"/>
+              <w:autoSpaceDN w:val="0"/>
+              <w:adjustRightInd w:val="0"/>
+              <w:spacing w:before="0" w:line="240" w:lineRule="auto"/>
+              <w:rPr>
+                <w:rFonts w:ascii="BRH Devanagari Extra" w:hAnsi="BRH Devanagari Extra" w:cs="BRH Devanagari Extra"/>
+                <w:color w:val="000000"/>
+                <w:sz w:val="32"/>
+                <w:szCs w:val="40"/>
+                <w:lang w:val="it-IT"/>
+              </w:rPr>
+            </w:pPr>
+            <w:r>
+              <w:rPr>
+                <w:rFonts w:ascii="BRH Devanagari Extra" w:hAnsi="BRH Devanagari Extra" w:cs="BRH Devanagari Extra"/>
+                <w:color w:val="000000"/>
+                <w:sz w:val="32"/>
+                <w:szCs w:val="40"/>
+                <w:lang w:val="it-IT"/>
+              </w:rPr>
+              <w:t>mÉÑlÉ</w:t>
+            </w:r>
+            <w:r>
+              <w:rPr>
+                <w:rFonts w:ascii="BRH Malayalam Extra" w:hAnsi="BRH Malayalam Extra" w:cs="BRH Devanagari Extra"/>
+                <w:color w:val="000000"/>
+                <w:szCs w:val="40"/>
+                <w:lang w:val="it-IT"/>
+              </w:rPr>
+              <w:t>–</w:t>
+            </w:r>
+            <w:r>
+              <w:rPr>
+                <w:rFonts w:ascii="BRH Devanagari Extra" w:hAnsi="BRH Devanagari Extra" w:cs="BRH Devanagari Extra"/>
+                <w:color w:val="000000"/>
+                <w:sz w:val="32"/>
+                <w:szCs w:val="40"/>
+                <w:lang w:val="it-IT"/>
+              </w:rPr>
+              <w:t xml:space="preserve"> </w:t>
+            </w:r>
+            <w:r>
+              <w:rPr>
+                <w:rFonts w:ascii="BRH Devanagari Extra" w:hAnsi="BRH Devanagari Extra" w:cs="BRH Devanagari Extra"/>
+                <w:color w:val="000000"/>
+                <w:sz w:val="32"/>
+                <w:szCs w:val="40"/>
+                <w:highlight w:val="green"/>
+                <w:lang w:val="it-IT"/>
+              </w:rPr>
+              <w:t>UåirÉåirÉ</w:t>
+            </w:r>
+            <w:r>
+              <w:rPr>
+                <w:rFonts w:ascii="BRH Malayalam Extra" w:hAnsi="BRH Malayalam Extra" w:cs="BRH Devanagari Extra"/>
+                <w:color w:val="000000"/>
+                <w:szCs w:val="40"/>
+                <w:lang w:val="it-IT"/>
+              </w:rPr>
+              <w:t>–</w:t>
+            </w:r>
+            <w:r>
+              <w:rPr>
+                <w:rFonts w:ascii="BRH Devanagari Extra" w:hAnsi="BRH Devanagari Extra" w:cs="BRH Devanagari Extra"/>
+                <w:color w:val="000000"/>
+                <w:sz w:val="32"/>
+                <w:szCs w:val="40"/>
+                <w:lang w:val="it-IT"/>
+              </w:rPr>
+              <w:t xml:space="preserve"> mÉÑlÉ</w:t>
+            </w:r>
+            <w:r>
+              <w:rPr>
+                <w:rFonts w:ascii="BRH Malayalam Extra" w:hAnsi="BRH Malayalam Extra" w:cs="BRH Devanagari Extra"/>
+                <w:color w:val="000000"/>
+                <w:szCs w:val="40"/>
+                <w:lang w:val="it-IT"/>
+              </w:rPr>
+              <w:t>–</w:t>
+            </w:r>
+            <w:r>
+              <w:rPr>
+                <w:rFonts w:ascii="BRH Devanagari Extra" w:hAnsi="BRH Devanagari Extra" w:cs="BRH Devanagari Extra"/>
+                <w:color w:val="000000"/>
+                <w:sz w:val="32"/>
+                <w:szCs w:val="40"/>
+                <w:lang w:val="it-IT"/>
+              </w:rPr>
+              <w:t>È mÉÑlÉ</w:t>
+            </w:r>
+            <w:r>
+              <w:rPr>
+                <w:rFonts w:ascii="BRH Malayalam Extra" w:hAnsi="BRH Malayalam Extra" w:cs="BRH Devanagari Extra"/>
+                <w:color w:val="000000"/>
+                <w:szCs w:val="40"/>
+                <w:highlight w:val="green"/>
+                <w:lang w:val="it-IT"/>
+              </w:rPr>
+              <w:t>–</w:t>
+            </w:r>
+            <w:r>
+              <w:rPr>
+                <w:rFonts w:ascii="BRH Devanagari Extra" w:hAnsi="BRH Devanagari Extra" w:cs="BRH Devanagari Extra"/>
+                <w:color w:val="000000"/>
+                <w:sz w:val="32"/>
+                <w:szCs w:val="40"/>
+                <w:highlight w:val="green"/>
+                <w:lang w:val="it-IT"/>
+              </w:rPr>
+              <w:t xml:space="preserve"> UåirÉþ</w:t>
+            </w:r>
+            <w:r>
+              <w:rPr>
+                <w:rFonts w:ascii="BRH Devanagari Extra" w:hAnsi="BRH Devanagari Extra" w:cs="BRH Devanagari Extra"/>
+                <w:color w:val="000000"/>
+                <w:sz w:val="32"/>
+                <w:szCs w:val="40"/>
+                <w:lang w:val="it-IT"/>
+              </w:rPr>
+              <w:t xml:space="preserve"> | </w:t>
+            </w:r>
+          </w:p>
+          <w:p>
+            <w:pPr>
+              <w:widowControl w:val="0"/>
+              <w:autoSpaceDE w:val="0"/>
+              <w:autoSpaceDN w:val="0"/>
+              <w:adjustRightInd w:val="0"/>
+              <w:spacing w:before="0" w:line="240" w:lineRule="auto"/>
+              <w:rPr>
+                <w:rFonts w:ascii="BRH Devanagari Extra" w:hAnsi="BRH Devanagari Extra" w:cs="BRH Devanagari Extra"/>
+                <w:color w:val="000000"/>
+                <w:sz w:val="32"/>
+                <w:szCs w:val="40"/>
+                <w:lang w:val="it-IT"/>
+              </w:rPr>
+            </w:pPr>
+            <w:r>
+              <w:rPr>
+                <w:rFonts w:cs="BRH Devanagari Extra"/>
+                <w:color w:val="000000"/>
+                <w:szCs w:val="40"/>
+                <w:lang w:val="it-IT"/>
+              </w:rPr>
+              <w:t>66</w:t>
+            </w:r>
+            <w:r>
+              <w:rPr>
+                <w:rFonts w:ascii="BRH Devanagari Extra" w:hAnsi="BRH Devanagari Extra" w:cs="BRH Devanagari Extra"/>
+                <w:color w:val="000000"/>
+                <w:sz w:val="32"/>
+                <w:szCs w:val="40"/>
+                <w:lang w:val="it-IT"/>
+              </w:rPr>
+              <w:t>)</w:t>
+            </w:r>
+            <w:r>
+              <w:rPr>
+                <w:rFonts w:ascii="BRH Devanagari Extra" w:hAnsi="BRH Devanagari Extra" w:cs="BRH Devanagari Extra"/>
+                <w:color w:val="000000"/>
+                <w:sz w:val="32"/>
+                <w:szCs w:val="40"/>
+                <w:lang w:val="it-IT"/>
+              </w:rPr>
+              <w:tab/>
+            </w:r>
+            <w:r>
+              <w:rPr>
+                <w:rFonts w:cs="BRH Devanagari Extra"/>
+                <w:color w:val="000000"/>
+                <w:szCs w:val="40"/>
+                <w:lang w:val="it-IT"/>
+              </w:rPr>
+              <w:t>2</w:t>
+            </w:r>
+            <w:r>
+              <w:rPr>
+                <w:rFonts w:ascii="BRH Devanagari Extra" w:hAnsi="BRH Devanagari Extra" w:cs="BRH Devanagari Extra"/>
+                <w:color w:val="000000"/>
+                <w:sz w:val="32"/>
+                <w:szCs w:val="40"/>
+                <w:lang w:val="it-IT"/>
+              </w:rPr>
+              <w:t>.</w:t>
+            </w:r>
+            <w:r>
+              <w:rPr>
+                <w:rFonts w:cs="BRH Devanagari Extra"/>
+                <w:color w:val="000000"/>
+                <w:szCs w:val="40"/>
+                <w:lang w:val="it-IT"/>
+              </w:rPr>
+              <w:t>3</w:t>
+            </w:r>
+            <w:r>
+              <w:rPr>
+                <w:rFonts w:ascii="BRH Devanagari Extra" w:hAnsi="BRH Devanagari Extra" w:cs="BRH Devanagari Extra"/>
+                <w:color w:val="000000"/>
+                <w:sz w:val="32"/>
+                <w:szCs w:val="40"/>
+                <w:lang w:val="it-IT"/>
+              </w:rPr>
+              <w:t>.</w:t>
+            </w:r>
+            <w:r>
+              <w:rPr>
+                <w:rFonts w:cs="BRH Devanagari Extra"/>
+                <w:color w:val="000000"/>
+                <w:szCs w:val="40"/>
+                <w:lang w:val="it-IT"/>
+              </w:rPr>
+              <w:t>12</w:t>
+            </w:r>
+            <w:r>
+              <w:rPr>
+                <w:rFonts w:ascii="BRH Devanagari Extra" w:hAnsi="BRH Devanagari Extra" w:cs="BRH Devanagari Extra"/>
+                <w:color w:val="000000"/>
+                <w:sz w:val="32"/>
+                <w:szCs w:val="40"/>
+                <w:lang w:val="it-IT"/>
+              </w:rPr>
+              <w:t>.</w:t>
+            </w:r>
+            <w:r>
+              <w:rPr>
+                <w:rFonts w:cs="BRH Devanagari Extra"/>
+                <w:color w:val="000000"/>
+                <w:szCs w:val="40"/>
+                <w:lang w:val="it-IT"/>
+              </w:rPr>
+              <w:t>2</w:t>
+            </w:r>
+            <w:r>
+              <w:rPr>
+                <w:rFonts w:ascii="BRH Devanagari Extra" w:hAnsi="BRH Devanagari Extra" w:cs="BRH Devanagari Extra"/>
+                <w:color w:val="000000"/>
+                <w:sz w:val="32"/>
+                <w:szCs w:val="40"/>
+                <w:lang w:val="it-IT"/>
+              </w:rPr>
+              <w:t>(</w:t>
+            </w:r>
+            <w:r>
+              <w:rPr>
+                <w:rFonts w:cs="BRH Devanagari Extra"/>
+                <w:color w:val="000000"/>
+                <w:szCs w:val="40"/>
+                <w:lang w:val="it-IT"/>
+              </w:rPr>
+              <w:t>52</w:t>
+            </w:r>
+            <w:r>
+              <w:rPr>
+                <w:rFonts w:ascii="BRH Devanagari Extra" w:hAnsi="BRH Devanagari Extra" w:cs="BRH Devanagari Extra"/>
+                <w:color w:val="000000"/>
+                <w:sz w:val="32"/>
+                <w:szCs w:val="40"/>
+                <w:lang w:val="it-IT"/>
+              </w:rPr>
+              <w:t>)-  L</w:t>
+            </w:r>
+            <w:r>
+              <w:rPr>
+                <w:rFonts w:ascii="BRH Devanagari Extra" w:hAnsi="BRH Devanagari Extra" w:cs="BRH Devanagari Extra"/>
+                <w:color w:val="000000"/>
+                <w:sz w:val="32"/>
+                <w:szCs w:val="40"/>
+                <w:highlight w:val="green"/>
+                <w:lang w:val="it-IT"/>
+              </w:rPr>
+              <w:t>irÉ</w:t>
+            </w:r>
+            <w:r>
+              <w:rPr>
+                <w:rFonts w:ascii="BRH Devanagari Extra" w:hAnsi="BRH Devanagari Extra" w:cs="BRH Devanagari Extra"/>
+                <w:color w:val="000000"/>
+                <w:sz w:val="32"/>
+                <w:szCs w:val="40"/>
+                <w:lang w:val="it-IT"/>
+              </w:rPr>
+              <w:t>þ | ÌlÉÈ |</w:t>
+            </w:r>
+          </w:p>
+          <w:p>
+            <w:pPr>
+              <w:widowControl w:val="0"/>
+              <w:autoSpaceDE w:val="0"/>
+              <w:autoSpaceDN w:val="0"/>
+              <w:adjustRightInd w:val="0"/>
+              <w:spacing w:before="0" w:line="240" w:lineRule="auto"/>
+              <w:rPr>
+                <w:rFonts w:ascii="BRH Devanagari Extra" w:hAnsi="BRH Devanagari Extra" w:cs="BRH Devanagari Extra"/>
+                <w:color w:val="000000"/>
+                <w:sz w:val="32"/>
+                <w:szCs w:val="40"/>
+                <w:lang w:val="it-IT"/>
+              </w:rPr>
+            </w:pPr>
+            <w:r>
+              <w:rPr>
+                <w:rFonts w:ascii="BRH Devanagari Extra" w:hAnsi="BRH Devanagari Extra" w:cs="BRH Devanagari Extra"/>
+                <w:color w:val="000000"/>
+                <w:sz w:val="32"/>
+                <w:szCs w:val="40"/>
+                <w:lang w:val="it-IT"/>
+              </w:rPr>
+              <w:t>L</w:t>
+            </w:r>
+            <w:r>
+              <w:rPr>
+                <w:rFonts w:ascii="BRH Devanagari Extra" w:hAnsi="BRH Devanagari Extra" w:cs="BRH Devanagari Extra"/>
+                <w:color w:val="000000"/>
+                <w:sz w:val="32"/>
+                <w:szCs w:val="40"/>
+                <w:highlight w:val="green"/>
+                <w:lang w:val="it-IT"/>
+              </w:rPr>
+              <w:t>irÉ</w:t>
+            </w:r>
+            <w:r>
+              <w:rPr>
+                <w:rFonts w:ascii="BRH Malayalam Extra" w:hAnsi="BRH Malayalam Extra" w:cs="BRH Devanagari Extra"/>
+                <w:color w:val="000000"/>
+                <w:szCs w:val="40"/>
+                <w:highlight w:val="green"/>
+                <w:lang w:val="it-IT"/>
+              </w:rPr>
+              <w:t>–</w:t>
+            </w:r>
+            <w:r>
+              <w:rPr>
+                <w:rFonts w:ascii="BRH Devanagari Extra" w:hAnsi="BRH Devanagari Extra" w:cs="BRH Devanagari Extra"/>
+                <w:color w:val="000000"/>
+                <w:sz w:val="32"/>
+                <w:szCs w:val="40"/>
+                <w:lang w:val="it-IT"/>
+              </w:rPr>
+              <w:t xml:space="preserve"> ÌlÉUç ÍhÉUåirÉå</w:t>
+            </w:r>
+            <w:r>
+              <w:rPr>
+                <w:rFonts w:ascii="BRH Devanagari Extra" w:hAnsi="BRH Devanagari Extra" w:cs="BRH Devanagari Extra"/>
+                <w:color w:val="000000"/>
+                <w:sz w:val="32"/>
+                <w:szCs w:val="40"/>
+                <w:highlight w:val="green"/>
+                <w:lang w:val="it-IT"/>
+              </w:rPr>
+              <w:t>åirÉ</w:t>
+            </w:r>
+            <w:r>
+              <w:rPr>
+                <w:rFonts w:ascii="BRH Malayalam Extra" w:hAnsi="BRH Malayalam Extra" w:cs="BRH Devanagari Extra"/>
+                <w:color w:val="000000"/>
+                <w:szCs w:val="40"/>
+                <w:lang w:val="it-IT"/>
+              </w:rPr>
+              <w:t>–</w:t>
+            </w:r>
+            <w:r>
+              <w:rPr>
+                <w:rFonts w:ascii="BRH Devanagari Extra" w:hAnsi="BRH Devanagari Extra" w:cs="BRH Devanagari Extra"/>
+                <w:color w:val="000000"/>
+                <w:sz w:val="32"/>
+                <w:szCs w:val="40"/>
+                <w:lang w:val="it-IT"/>
+              </w:rPr>
+              <w:t xml:space="preserve"> ÌlÉÈ | </w:t>
+            </w:r>
+          </w:p>
+          <w:p>
+            <w:pPr>
+              <w:widowControl w:val="0"/>
+              <w:autoSpaceDE w:val="0"/>
+              <w:autoSpaceDN w:val="0"/>
+              <w:adjustRightInd w:val="0"/>
+              <w:spacing w:before="0" w:line="240" w:lineRule="auto"/>
+              <w:rPr>
+                <w:rFonts w:ascii="BRH Devanagari Extra" w:hAnsi="BRH Devanagari Extra" w:cs="BRH Devanagari Extra"/>
+                <w:color w:val="000000"/>
+                <w:sz w:val="32"/>
+                <w:szCs w:val="40"/>
+                <w:lang w:val="it-IT"/>
+              </w:rPr>
+            </w:pPr>
+            <w:r>
+              <w:rPr>
+                <w:rFonts w:cs="BRH Devanagari Extra"/>
+                <w:color w:val="000000"/>
+                <w:szCs w:val="40"/>
+                <w:lang w:val="it-IT"/>
+              </w:rPr>
+              <w:t>67</w:t>
+            </w:r>
+            <w:r>
+              <w:rPr>
+                <w:rFonts w:ascii="BRH Devanagari Extra" w:hAnsi="BRH Devanagari Extra" w:cs="BRH Devanagari Extra"/>
+                <w:color w:val="000000"/>
+                <w:sz w:val="32"/>
+                <w:szCs w:val="40"/>
+                <w:lang w:val="it-IT"/>
+              </w:rPr>
+              <w:t>)</w:t>
+            </w:r>
+            <w:r>
+              <w:rPr>
+                <w:rFonts w:ascii="BRH Devanagari Extra" w:hAnsi="BRH Devanagari Extra" w:cs="BRH Devanagari Extra"/>
+                <w:color w:val="000000"/>
+                <w:sz w:val="32"/>
+                <w:szCs w:val="40"/>
+                <w:lang w:val="it-IT"/>
+              </w:rPr>
+              <w:tab/>
+            </w:r>
+            <w:r>
+              <w:rPr>
+                <w:rFonts w:cs="BRH Devanagari Extra"/>
+                <w:color w:val="000000"/>
+                <w:szCs w:val="40"/>
+                <w:lang w:val="it-IT"/>
+              </w:rPr>
+              <w:t>2</w:t>
+            </w:r>
+            <w:r>
+              <w:rPr>
+                <w:rFonts w:ascii="BRH Devanagari Extra" w:hAnsi="BRH Devanagari Extra" w:cs="BRH Devanagari Extra"/>
+                <w:color w:val="000000"/>
+                <w:sz w:val="32"/>
+                <w:szCs w:val="40"/>
+                <w:lang w:val="it-IT"/>
+              </w:rPr>
+              <w:t>.</w:t>
+            </w:r>
+            <w:r>
+              <w:rPr>
+                <w:rFonts w:cs="BRH Devanagari Extra"/>
+                <w:color w:val="000000"/>
+                <w:szCs w:val="40"/>
+                <w:lang w:val="it-IT"/>
+              </w:rPr>
+              <w:t>3</w:t>
+            </w:r>
+            <w:r>
+              <w:rPr>
+                <w:rFonts w:ascii="BRH Devanagari Extra" w:hAnsi="BRH Devanagari Extra" w:cs="BRH Devanagari Extra"/>
+                <w:color w:val="000000"/>
+                <w:sz w:val="32"/>
+                <w:szCs w:val="40"/>
+                <w:lang w:val="it-IT"/>
+              </w:rPr>
+              <w:t>.</w:t>
+            </w:r>
+            <w:r>
+              <w:rPr>
+                <w:rFonts w:cs="BRH Devanagari Extra"/>
+                <w:color w:val="000000"/>
+                <w:szCs w:val="40"/>
+                <w:lang w:val="it-IT"/>
+              </w:rPr>
+              <w:t>12</w:t>
+            </w:r>
+            <w:r>
+              <w:rPr>
+                <w:rFonts w:ascii="BRH Devanagari Extra" w:hAnsi="BRH Devanagari Extra" w:cs="BRH Devanagari Extra"/>
+                <w:color w:val="000000"/>
+                <w:sz w:val="32"/>
+                <w:szCs w:val="40"/>
+                <w:lang w:val="it-IT"/>
+              </w:rPr>
+              <w:t>.</w:t>
+            </w:r>
+            <w:r>
+              <w:rPr>
+                <w:rFonts w:cs="BRH Devanagari Extra"/>
+                <w:color w:val="000000"/>
+                <w:szCs w:val="40"/>
+                <w:lang w:val="it-IT"/>
+              </w:rPr>
+              <w:t>2</w:t>
+            </w:r>
+            <w:r>
+              <w:rPr>
+                <w:rFonts w:ascii="BRH Devanagari Extra" w:hAnsi="BRH Devanagari Extra" w:cs="BRH Devanagari Extra"/>
+                <w:color w:val="000000"/>
+                <w:sz w:val="32"/>
+                <w:szCs w:val="40"/>
+                <w:lang w:val="it-IT"/>
+              </w:rPr>
+              <w:t>(</w:t>
+            </w:r>
+            <w:r>
+              <w:rPr>
+                <w:rFonts w:cs="BRH Devanagari Extra"/>
+                <w:color w:val="000000"/>
+                <w:szCs w:val="40"/>
+                <w:lang w:val="it-IT"/>
+              </w:rPr>
+              <w:t>52</w:t>
+            </w:r>
+            <w:r>
+              <w:rPr>
+                <w:rFonts w:ascii="BRH Devanagari Extra" w:hAnsi="BRH Devanagari Extra" w:cs="BRH Devanagari Extra"/>
+                <w:color w:val="000000"/>
+                <w:sz w:val="32"/>
+                <w:szCs w:val="40"/>
+                <w:lang w:val="it-IT"/>
+              </w:rPr>
+              <w:t>)-  L</w:t>
+            </w:r>
+            <w:r>
+              <w:rPr>
+                <w:rFonts w:ascii="BRH Devanagari Extra" w:hAnsi="BRH Devanagari Extra" w:cs="BRH Devanagari Extra"/>
+                <w:color w:val="000000"/>
+                <w:sz w:val="32"/>
+                <w:szCs w:val="40"/>
+                <w:highlight w:val="green"/>
+                <w:lang w:val="it-IT"/>
+              </w:rPr>
+              <w:t>irÉ</w:t>
+            </w:r>
+            <w:r>
+              <w:rPr>
+                <w:rFonts w:ascii="BRH Devanagari Extra" w:hAnsi="BRH Devanagari Extra" w:cs="BRH Devanagari Extra"/>
+                <w:color w:val="000000"/>
+                <w:sz w:val="32"/>
+                <w:szCs w:val="40"/>
+                <w:lang w:val="it-IT"/>
+              </w:rPr>
+              <w:t>þ |</w:t>
+            </w:r>
+          </w:p>
+          <w:p>
+            <w:pPr>
+              <w:widowControl w:val="0"/>
+              <w:autoSpaceDE w:val="0"/>
+              <w:autoSpaceDN w:val="0"/>
+              <w:adjustRightInd w:val="0"/>
+              <w:spacing w:before="0" w:line="240" w:lineRule="auto"/>
+              <w:rPr>
+                <w:rFonts w:cs="Latha"/>
+                <w:b/>
+                <w:bCs/>
+                <w:szCs w:val="24"/>
+                <w:cs/>
+                <w:lang w:val="it-IT" w:bidi="ta-IN"/>
+              </w:rPr>
+            </w:pPr>
+            <w:r>
+              <w:rPr>
+                <w:rFonts w:ascii="BRH Devanagari Extra" w:hAnsi="BRH Devanagari Extra" w:cs="BRH Devanagari Extra"/>
+                <w:color w:val="000000"/>
+                <w:sz w:val="32"/>
+                <w:szCs w:val="40"/>
+                <w:lang w:val="it-IT"/>
+              </w:rPr>
+              <w:t xml:space="preserve">LirÉåirÉÉÿ - CirÉþ | </w:t>
+            </w:r>
+          </w:p>
+        </w:tc>
+      </w:tr>
+      <w:tr>
+        <w:trPr>
+          <w:trHeight w:val="899"/>
+        </w:trPr>
+        <w:tc>
+          <w:tcPr>
+            <w:tcW w:w="7166" w:type="dxa"/>
+            <w:tcBorders>
+              <w:top w:val="single" w:sz="4" w:space="0" w:color="000000"/>
+              <w:left w:val="single" w:sz="4" w:space="0" w:color="000000"/>
+              <w:bottom w:val="single" w:sz="4" w:space="0" w:color="000000"/>
+              <w:right w:val="single" w:sz="4" w:space="0" w:color="000000"/>
+            </w:tcBorders>
+          </w:tcPr>
+          <w:p>
+            <w:pPr>
+              <w:widowControl w:val="0"/>
+              <w:autoSpaceDE w:val="0"/>
+              <w:autoSpaceDN w:val="0"/>
+              <w:adjustRightInd w:val="0"/>
+              <w:spacing w:before="0" w:line="240" w:lineRule="auto"/>
+              <w:rPr>
+                <w:rFonts w:cs="Latha"/>
+                <w:b/>
+                <w:bCs/>
+                <w:szCs w:val="24"/>
+                <w:cs/>
+                <w:lang w:val="it-IT" w:bidi="ta-IN"/>
+              </w:rPr>
+            </w:pPr>
+          </w:p>
+        </w:tc>
+        <w:tc>
+          <w:tcPr>
+            <w:tcW w:w="7371" w:type="dxa"/>
+            <w:tcBorders>
+              <w:top w:val="single" w:sz="4" w:space="0" w:color="000000"/>
+              <w:left w:val="single" w:sz="4" w:space="0" w:color="000000"/>
+              <w:bottom w:val="single" w:sz="4" w:space="0" w:color="000000"/>
+              <w:right w:val="single" w:sz="4" w:space="0" w:color="000000"/>
+            </w:tcBorders>
+          </w:tcPr>
+          <w:p>
+            <w:pPr>
+              <w:widowControl w:val="0"/>
+              <w:autoSpaceDE w:val="0"/>
+              <w:autoSpaceDN w:val="0"/>
+              <w:adjustRightInd w:val="0"/>
+              <w:spacing w:before="0" w:line="240" w:lineRule="auto"/>
+              <w:rPr>
+                <w:rFonts w:cs="Latha"/>
+                <w:b/>
+                <w:bCs/>
+                <w:szCs w:val="24"/>
+                <w:cs/>
+                <w:lang w:val="it-IT" w:bidi="ta-IN"/>
+              </w:rPr>
+            </w:pPr>
+          </w:p>
+        </w:tc>
+      </w:tr>
+      <w:tr>
+        <w:trPr>
+          <w:trHeight w:val="899"/>
+        </w:trPr>
+        <w:tc>
+          <w:tcPr>
+            <w:tcW w:w="7166" w:type="dxa"/>
+            <w:tcBorders>
+              <w:top w:val="single" w:sz="4" w:space="0" w:color="000000"/>
+              <w:left w:val="single" w:sz="4" w:space="0" w:color="000000"/>
+              <w:bottom w:val="single" w:sz="4" w:space="0" w:color="000000"/>
+              <w:right w:val="single" w:sz="4" w:space="0" w:color="000000"/>
+            </w:tcBorders>
+          </w:tcPr>
+          <w:p>
+            <w:pPr>
+              <w:widowControl w:val="0"/>
+              <w:autoSpaceDE w:val="0"/>
+              <w:autoSpaceDN w:val="0"/>
+              <w:adjustRightInd w:val="0"/>
+              <w:spacing w:before="0" w:line="240" w:lineRule="auto"/>
+              <w:rPr>
+                <w:rFonts w:cs="Latha"/>
+                <w:b/>
+                <w:bCs/>
+                <w:szCs w:val="24"/>
+                <w:cs/>
+                <w:lang w:val="it-IT" w:bidi="ta-IN"/>
+              </w:rPr>
+            </w:pPr>
+          </w:p>
+        </w:tc>
+        <w:tc>
+          <w:tcPr>
+            <w:tcW w:w="7371" w:type="dxa"/>
+            <w:tcBorders>
+              <w:top w:val="single" w:sz="4" w:space="0" w:color="000000"/>
+              <w:left w:val="single" w:sz="4" w:space="0" w:color="000000"/>
+              <w:bottom w:val="single" w:sz="4" w:space="0" w:color="000000"/>
+              <w:right w:val="single" w:sz="4" w:space="0" w:color="000000"/>
+            </w:tcBorders>
+          </w:tcPr>
+          <w:p>
+            <w:pPr>
+              <w:widowControl w:val="0"/>
+              <w:autoSpaceDE w:val="0"/>
+              <w:autoSpaceDN w:val="0"/>
+              <w:adjustRightInd w:val="0"/>
+              <w:spacing w:before="0" w:line="240" w:lineRule="auto"/>
+              <w:rPr>
+                <w:rFonts w:cs="Latha"/>
+                <w:b/>
+                <w:bCs/>
+                <w:szCs w:val="24"/>
+                <w:cs/>
+                <w:lang w:val="it-IT" w:bidi="ta-IN"/>
+              </w:rPr>
+            </w:pPr>
+          </w:p>
+        </w:tc>
+      </w:tr>
+      <w:tr>
+        <w:trPr>
+          <w:trHeight w:val="899"/>
+        </w:trPr>
+        <w:tc>
+          <w:tcPr>
+            <w:tcW w:w="7166" w:type="dxa"/>
+            <w:tcBorders>
+              <w:top w:val="single" w:sz="4" w:space="0" w:color="000000"/>
+              <w:left w:val="single" w:sz="4" w:space="0" w:color="000000"/>
+              <w:bottom w:val="single" w:sz="4" w:space="0" w:color="000000"/>
+              <w:right w:val="single" w:sz="4" w:space="0" w:color="000000"/>
+            </w:tcBorders>
+          </w:tcPr>
+          <w:p>
+            <w:pPr>
+              <w:widowControl w:val="0"/>
+              <w:autoSpaceDE w:val="0"/>
+              <w:autoSpaceDN w:val="0"/>
+              <w:adjustRightInd w:val="0"/>
+              <w:spacing w:before="0" w:line="240" w:lineRule="auto"/>
+              <w:rPr>
+                <w:rFonts w:cs="Latha"/>
+                <w:b/>
+                <w:bCs/>
+                <w:szCs w:val="24"/>
+                <w:cs/>
+                <w:lang w:val="it-IT" w:bidi="ta-IN"/>
+              </w:rPr>
+            </w:pPr>
+          </w:p>
+        </w:tc>
+        <w:tc>
+          <w:tcPr>
+            <w:tcW w:w="7371" w:type="dxa"/>
+            <w:tcBorders>
+              <w:top w:val="single" w:sz="4" w:space="0" w:color="000000"/>
+              <w:left w:val="single" w:sz="4" w:space="0" w:color="000000"/>
+              <w:bottom w:val="single" w:sz="4" w:space="0" w:color="000000"/>
+              <w:right w:val="single" w:sz="4" w:space="0" w:color="000000"/>
+            </w:tcBorders>
+          </w:tcPr>
+          <w:p>
+            <w:pPr>
+              <w:widowControl w:val="0"/>
+              <w:autoSpaceDE w:val="0"/>
+              <w:autoSpaceDN w:val="0"/>
+              <w:adjustRightInd w:val="0"/>
+              <w:spacing w:before="0" w:line="240" w:lineRule="auto"/>
+              <w:rPr>
+                <w:rFonts w:cs="Latha"/>
+                <w:b/>
+                <w:bCs/>
+                <w:szCs w:val="24"/>
+                <w:cs/>
+                <w:lang w:val="it-IT" w:bidi="ta-IN"/>
+              </w:rPr>
+            </w:pPr>
+          </w:p>
+        </w:tc>
+      </w:tr>
+    </w:tbl>
+    <w:p>
+      <w:pPr>
+        <w:spacing w:before="0" w:line="240" w:lineRule="auto"/>
+        <w:jc w:val="center"/>
+        <w:rPr>
+          <w:b/>
+          <w:bCs/>
+          <w:sz w:val="32"/>
+          <w:szCs w:val="32"/>
+          <w:u w:val="single"/>
+        </w:rPr>
+      </w:pPr>
+    </w:p>
+    <w:p>
+      <w:pPr>
+        <w:spacing w:before="0" w:line="240" w:lineRule="auto"/>
+        <w:jc w:val="center"/>
+        <w:rPr>
+          <w:b/>
+          <w:bCs/>
+          <w:sz w:val="32"/>
+          <w:szCs w:val="32"/>
+          <w:u w:val="single"/>
+        </w:rPr>
+      </w:pPr>
+    </w:p>
+    <w:p>
+      <w:pPr>
+        <w:spacing w:before="0" w:line="240" w:lineRule="auto"/>
+        <w:jc w:val="center"/>
+        <w:rPr>
+          <w:b/>
+          <w:bCs/>
+          <w:sz w:val="32"/>
+          <w:szCs w:val="32"/>
+          <w:u w:val="single"/>
+        </w:rPr>
+      </w:pPr>
+    </w:p>
+    <w:p>
+      <w:pPr>
+        <w:spacing w:before="0" w:line="240" w:lineRule="auto"/>
+        <w:jc w:val="center"/>
+        <w:rPr>
+          <w:b/>
+          <w:bCs/>
+          <w:sz w:val="32"/>
+          <w:szCs w:val="32"/>
+          <w:u w:val="single"/>
+        </w:rPr>
+      </w:pPr>
+      <w:r>
+        <w:rPr>
+          <w:b/>
+          <w:bCs/>
+          <w:sz w:val="32"/>
+          <w:szCs w:val="32"/>
+          <w:u w:val="single"/>
+        </w:rPr>
+        <w:lastRenderedPageBreak/>
         <w:t xml:space="preserve">TS </w:t>
       </w:r>
       <w:r>
@@ -5093,7 +6924,6 @@
                 <w:color w:val="000000"/>
                 <w:sz w:val="32"/>
                 <w:szCs w:val="40"/>
-                <w:lang w:val="it-IT"/>
               </w:rPr>
               <w:t xml:space="preserve"> </w:t>
             </w:r>
@@ -8359,7 +10189,6 @@
                 <w:cs/>
                 <w:lang w:bidi="ta-IN"/>
               </w:rPr>
-              <w:lastRenderedPageBreak/>
               <w:t>27)</w:t>
             </w:r>
             <w:r>
@@ -10842,7 +12671,6 @@
                 <w:color w:val="000000"/>
                 <w:sz w:val="32"/>
                 <w:szCs w:val="40"/>
-                <w:lang w:val="it-IT"/>
               </w:rPr>
             </w:pPr>
             <w:r>
@@ -11027,6 +12855,7 @@
                 <w:cs/>
                 <w:lang w:bidi="ta-IN"/>
               </w:rPr>
+              <w:lastRenderedPageBreak/>
               <w:t>16</w:t>
             </w:r>
             <w:r>
@@ -13799,7 +15628,6 @@
                 <w:color w:val="000000"/>
                 <w:sz w:val="32"/>
                 <w:szCs w:val="40"/>
-                <w:lang w:val="it-IT"/>
               </w:rPr>
               <w:t xml:space="preserve"> </w:t>
             </w:r>
@@ -13841,7 +15669,6 @@
                 <w:cs/>
                 <w:lang w:bidi="ta-IN"/>
               </w:rPr>
-              <w:lastRenderedPageBreak/>
               <w:t>32</w:t>
             </w:r>
             <w:r>
@@ -15381,7 +17208,7 @@
 </file>
 
 <file path=word/endnotes.xml><?xml version="1.0" encoding="utf-8"?>
-<w:endnotes xmlns:wpc="http://schemas.microsoft.com/office/word/2010/wordprocessingCanvas" xmlns:cx="http://schemas.microsoft.com/office/drawing/2014/chartex" xmlns:cx1="http://schemas.microsoft.com/office/drawing/2015/9/8/chartex" xmlns:cx2="http://schemas.microsoft.com/office/drawing/2015/10/21/chartex" xmlns:cx3="http://schemas.microsoft.com/office/drawing/2016/5/9/chartex" xmlns:cx4="http://schemas.microsoft.com/office/drawing/2016/5/10/chartex" xmlns:cx5="http://schemas.microsoft.com/office/drawing/2016/5/11/chartex" xmlns:cx6="http://schemas.microsoft.com/office/drawing/2016/5/12/chartex" xmlns:cx7="http://schemas.microsoft.com/office/drawing/2016/5/13/chartex" xmlns:cx8="http://schemas.microsoft.com/office/drawing/2016/5/14/chartex" xmlns:mc="http://schemas.openxmlformats.org/markup-compatibility/2006" xmlns:aink="http://schemas.microsoft.com/office/drawing/2016/ink" xmlns:am3d="http://schemas.microsoft.com/office/drawing/2017/model3d" xmlns:o="urn:schemas-microsoft-com:office:office" xmlns:oel="http://schemas.microsoft.com/office/2019/extlst" xmlns:r="http://schemas.openxmlformats.org/officeDocument/2006/relationships" xmlns:m="http://schemas.openxmlformats.org/officeDocument/2006/math" xmlns:v="urn:schemas-microsoft-com:vml" xmlns:wp14="http://schemas.microsoft.com/office/word/2010/wordprocessingDrawing" xmlns:wp="http://schemas.openxmlformats.org/drawingml/2006/wordprocessingDrawing" xmlns:w10="urn:schemas-microsoft-com:office:word" xmlns:w="http://schemas.openxmlformats.org/wordprocessingml/2006/main" xmlns:w14="http://schemas.microsoft.com/office/word/2010/wordml" xmlns:w15="http://schemas.microsoft.com/office/word/2012/wordml" xmlns:w16cex="http://schemas.microsoft.com/office/word/2018/wordml/cex" xmlns:w16cid="http://schemas.microsoft.com/office/word/2016/wordml/cid" xmlns:w16="http://schemas.microsoft.com/office/word/2018/wordml" xmlns:w16sdtdh="http://schemas.microsoft.com/office/word/2020/wordml/sdtdatahash" xmlns:w16se="http://schemas.microsoft.com/office/word/2015/wordml/symex" xmlns:wpg="http://schemas.microsoft.com/office/word/2010/wordprocessingGroup" xmlns:wpi="http://schemas.microsoft.com/office/word/2010/wordprocessingInk" xmlns:wne="http://schemas.microsoft.com/office/word/2006/wordml" xmlns:wps="http://schemas.microsoft.com/office/word/2010/wordprocessingShape" mc:Ignorable="w14 w15 w16se w16cid w16 w16cex w16sdtdh wp14">
+<w:endnotes xmlns:wpc="http://schemas.microsoft.com/office/word/2010/wordprocessingCanvas" xmlns:cx="http://schemas.microsoft.com/office/drawing/2014/chartex" xmlns:cx1="http://schemas.microsoft.com/office/drawing/2015/9/8/chartex" xmlns:cx2="http://schemas.microsoft.com/office/drawing/2015/10/21/chartex" xmlns:cx3="http://schemas.microsoft.com/office/drawing/2016/5/9/chartex" xmlns:cx4="http://schemas.microsoft.com/office/drawing/2016/5/10/chartex" xmlns:cx5="http://schemas.microsoft.com/office/drawing/2016/5/11/chartex" xmlns:cx6="http://schemas.microsoft.com/office/drawing/2016/5/12/chartex" xmlns:cx7="http://schemas.microsoft.com/office/drawing/2016/5/13/chartex" xmlns:cx8="http://schemas.microsoft.com/office/drawing/2016/5/14/chartex" xmlns:mc="http://schemas.openxmlformats.org/markup-compatibility/2006" xmlns:aink="http://schemas.microsoft.com/office/drawing/2016/ink" xmlns:am3d="http://schemas.microsoft.com/office/drawing/2017/model3d" xmlns:o="urn:schemas-microsoft-com:office:office" xmlns:oel="http://schemas.microsoft.com/office/2019/extlst" xmlns:r="http://schemas.openxmlformats.org/officeDocument/2006/relationships" xmlns:m="http://schemas.openxmlformats.org/officeDocument/2006/math" xmlns:v="urn:schemas-microsoft-com:vml" xmlns:wp14="http://schemas.microsoft.com/office/word/2010/wordprocessingDrawing" xmlns:wp="http://schemas.openxmlformats.org/drawingml/2006/wordprocessingDrawing" xmlns:w10="urn:schemas-microsoft-com:office:word" xmlns:w="http://schemas.openxmlformats.org/wordprocessingml/2006/main" xmlns:w14="http://schemas.microsoft.com/office/word/2010/wordml" xmlns:w15="http://schemas.microsoft.com/office/word/2012/wordml" xmlns:w16cex="http://schemas.microsoft.com/office/word/2018/wordml/cex" xmlns:w16cid="http://schemas.microsoft.com/office/word/2016/wordml/cid" xmlns:w16="http://schemas.microsoft.com/office/word/2018/wordml" xmlns:w16du="http://schemas.microsoft.com/office/word/2023/wordml/word16du" xmlns:w16sdtdh="http://schemas.microsoft.com/office/word/2020/wordml/sdtdatahash" xmlns:w16sdtfl="http://schemas.microsoft.com/office/word/2024/wordml/sdtformatlock" xmlns:w16se="http://schemas.microsoft.com/office/word/2015/wordml/symex" xmlns:wpg="http://schemas.microsoft.com/office/word/2010/wordprocessingGroup" xmlns:wpi="http://schemas.microsoft.com/office/word/2010/wordprocessingInk" xmlns:wne="http://schemas.microsoft.com/office/word/2006/wordml" xmlns:wps="http://schemas.microsoft.com/office/word/2010/wordprocessingShape" mc:Ignorable="w14 w15 w16se w16cid w16 w16cex w16sdtdh w16sdtfl w16du wp14">
   <w:endnote w:type="separator" w:id="-1">
     <w:p>
       <w:pPr>
@@ -15406,7 +17233,7 @@
 </file>
 
 <file path=word/footer1.xml><?xml version="1.0" encoding="utf-8"?>
-<w:ftr xmlns:wpc="http://schemas.microsoft.com/office/word/2010/wordprocessingCanvas" xmlns:cx="http://schemas.microsoft.com/office/drawing/2014/chartex" xmlns:cx1="http://schemas.microsoft.com/office/drawing/2015/9/8/chartex" xmlns:cx2="http://schemas.microsoft.com/office/drawing/2015/10/21/chartex" xmlns:cx3="http://schemas.microsoft.com/office/drawing/2016/5/9/chartex" xmlns:cx4="http://schemas.microsoft.com/office/drawing/2016/5/10/chartex" xmlns:cx5="http://schemas.microsoft.com/office/drawing/2016/5/11/chartex" xmlns:cx6="http://schemas.microsoft.com/office/drawing/2016/5/12/chartex" xmlns:cx7="http://schemas.microsoft.com/office/drawing/2016/5/13/chartex" xmlns:cx8="http://schemas.microsoft.com/office/drawing/2016/5/14/chartex" xmlns:mc="http://schemas.openxmlformats.org/markup-compatibility/2006" xmlns:aink="http://schemas.microsoft.com/office/drawing/2016/ink" xmlns:am3d="http://schemas.microsoft.com/office/drawing/2017/model3d" xmlns:o="urn:schemas-microsoft-com:office:office" xmlns:oel="http://schemas.microsoft.com/office/2019/extlst" xmlns:r="http://schemas.openxmlformats.org/officeDocument/2006/relationships" xmlns:m="http://schemas.openxmlformats.org/officeDocument/2006/math" xmlns:v="urn:schemas-microsoft-com:vml" xmlns:wp14="http://schemas.microsoft.com/office/word/2010/wordprocessingDrawing" xmlns:wp="http://schemas.openxmlformats.org/drawingml/2006/wordprocessingDrawing" xmlns:w10="urn:schemas-microsoft-com:office:word" xmlns:w="http://schemas.openxmlformats.org/wordprocessingml/2006/main" xmlns:w14="http://schemas.microsoft.com/office/word/2010/wordml" xmlns:w15="http://schemas.microsoft.com/office/word/2012/wordml" xmlns:w16cex="http://schemas.microsoft.com/office/word/2018/wordml/cex" xmlns:w16cid="http://schemas.microsoft.com/office/word/2016/wordml/cid" xmlns:w16="http://schemas.microsoft.com/office/word/2018/wordml" xmlns:w16sdtdh="http://schemas.microsoft.com/office/word/2020/wordml/sdtdatahash" xmlns:w16se="http://schemas.microsoft.com/office/word/2015/wordml/symex" xmlns:wpg="http://schemas.microsoft.com/office/word/2010/wordprocessingGroup" xmlns:wpi="http://schemas.microsoft.com/office/word/2010/wordprocessingInk" xmlns:wne="http://schemas.microsoft.com/office/word/2006/wordml" xmlns:wps="http://schemas.microsoft.com/office/word/2010/wordprocessingShape" mc:Ignorable="w14 w15 w16se w16cid w16 w16cex w16sdtdh wp14">
+<w:ftr xmlns:wpc="http://schemas.microsoft.com/office/word/2010/wordprocessingCanvas" xmlns:cx="http://schemas.microsoft.com/office/drawing/2014/chartex" xmlns:cx1="http://schemas.microsoft.com/office/drawing/2015/9/8/chartex" xmlns:cx2="http://schemas.microsoft.com/office/drawing/2015/10/21/chartex" xmlns:cx3="http://schemas.microsoft.com/office/drawing/2016/5/9/chartex" xmlns:cx4="http://schemas.microsoft.com/office/drawing/2016/5/10/chartex" xmlns:cx5="http://schemas.microsoft.com/office/drawing/2016/5/11/chartex" xmlns:cx6="http://schemas.microsoft.com/office/drawing/2016/5/12/chartex" xmlns:cx7="http://schemas.microsoft.com/office/drawing/2016/5/13/chartex" xmlns:cx8="http://schemas.microsoft.com/office/drawing/2016/5/14/chartex" xmlns:mc="http://schemas.openxmlformats.org/markup-compatibility/2006" xmlns:aink="http://schemas.microsoft.com/office/drawing/2016/ink" xmlns:am3d="http://schemas.microsoft.com/office/drawing/2017/model3d" xmlns:o="urn:schemas-microsoft-com:office:office" xmlns:oel="http://schemas.microsoft.com/office/2019/extlst" xmlns:r="http://schemas.openxmlformats.org/officeDocument/2006/relationships" xmlns:m="http://schemas.openxmlformats.org/officeDocument/2006/math" xmlns:v="urn:schemas-microsoft-com:vml" xmlns:wp14="http://schemas.microsoft.com/office/word/2010/wordprocessingDrawing" xmlns:wp="http://schemas.openxmlformats.org/drawingml/2006/wordprocessingDrawing" xmlns:w10="urn:schemas-microsoft-com:office:word" xmlns:w="http://schemas.openxmlformats.org/wordprocessingml/2006/main" xmlns:w14="http://schemas.microsoft.com/office/word/2010/wordml" xmlns:w15="http://schemas.microsoft.com/office/word/2012/wordml" xmlns:w16cex="http://schemas.microsoft.com/office/word/2018/wordml/cex" xmlns:w16cid="http://schemas.microsoft.com/office/word/2016/wordml/cid" xmlns:w16="http://schemas.microsoft.com/office/word/2018/wordml" xmlns:w16du="http://schemas.microsoft.com/office/word/2023/wordml/word16du" xmlns:w16sdtdh="http://schemas.microsoft.com/office/word/2020/wordml/sdtdatahash" xmlns:w16sdtfl="http://schemas.microsoft.com/office/word/2024/wordml/sdtformatlock" xmlns:w16se="http://schemas.microsoft.com/office/word/2015/wordml/symex" xmlns:wpg="http://schemas.microsoft.com/office/word/2010/wordprocessingGroup" xmlns:wpi="http://schemas.microsoft.com/office/word/2010/wordprocessingInk" xmlns:wne="http://schemas.microsoft.com/office/word/2006/wordml" xmlns:wps="http://schemas.microsoft.com/office/word/2010/wordprocessingShape" mc:Ignorable="w14 w15 w16se w16cid w16 w16cex w16sdtdh w16sdtfl w16du wp14">
   <w:p>
     <w:pPr>
       <w:pBdr>
@@ -15591,7 +17418,7 @@
 </file>
 
 <file path=word/footer2.xml><?xml version="1.0" encoding="utf-8"?>
-<w:ftr xmlns:wpc="http://schemas.microsoft.com/office/word/2010/wordprocessingCanvas" xmlns:cx="http://schemas.microsoft.com/office/drawing/2014/chartex" xmlns:cx1="http://schemas.microsoft.com/office/drawing/2015/9/8/chartex" xmlns:cx2="http://schemas.microsoft.com/office/drawing/2015/10/21/chartex" xmlns:cx3="http://schemas.microsoft.com/office/drawing/2016/5/9/chartex" xmlns:cx4="http://schemas.microsoft.com/office/drawing/2016/5/10/chartex" xmlns:cx5="http://schemas.microsoft.com/office/drawing/2016/5/11/chartex" xmlns:cx6="http://schemas.microsoft.com/office/drawing/2016/5/12/chartex" xmlns:cx7="http://schemas.microsoft.com/office/drawing/2016/5/13/chartex" xmlns:cx8="http://schemas.microsoft.com/office/drawing/2016/5/14/chartex" xmlns:mc="http://schemas.openxmlformats.org/markup-compatibility/2006" xmlns:aink="http://schemas.microsoft.com/office/drawing/2016/ink" xmlns:am3d="http://schemas.microsoft.com/office/drawing/2017/model3d" xmlns:o="urn:schemas-microsoft-com:office:office" xmlns:oel="http://schemas.microsoft.com/office/2019/extlst" xmlns:r="http://schemas.openxmlformats.org/officeDocument/2006/relationships" xmlns:m="http://schemas.openxmlformats.org/officeDocument/2006/math" xmlns:v="urn:schemas-microsoft-com:vml" xmlns:wp14="http://schemas.microsoft.com/office/word/2010/wordprocessingDrawing" xmlns:wp="http://schemas.openxmlformats.org/drawingml/2006/wordprocessingDrawing" xmlns:w10="urn:schemas-microsoft-com:office:word" xmlns:w="http://schemas.openxmlformats.org/wordprocessingml/2006/main" xmlns:w14="http://schemas.microsoft.com/office/word/2010/wordml" xmlns:w15="http://schemas.microsoft.com/office/word/2012/wordml" xmlns:w16cex="http://schemas.microsoft.com/office/word/2018/wordml/cex" xmlns:w16cid="http://schemas.microsoft.com/office/word/2016/wordml/cid" xmlns:w16="http://schemas.microsoft.com/office/word/2018/wordml" xmlns:w16sdtdh="http://schemas.microsoft.com/office/word/2020/wordml/sdtdatahash" xmlns:w16se="http://schemas.microsoft.com/office/word/2015/wordml/symex" xmlns:wpg="http://schemas.microsoft.com/office/word/2010/wordprocessingGroup" xmlns:wpi="http://schemas.microsoft.com/office/word/2010/wordprocessingInk" xmlns:wne="http://schemas.microsoft.com/office/word/2006/wordml" xmlns:wps="http://schemas.microsoft.com/office/word/2010/wordprocessingShape" mc:Ignorable="w14 w15 w16se w16cid w16 w16cex w16sdtdh wp14">
+<w:ftr xmlns:wpc="http://schemas.microsoft.com/office/word/2010/wordprocessingCanvas" xmlns:cx="http://schemas.microsoft.com/office/drawing/2014/chartex" xmlns:cx1="http://schemas.microsoft.com/office/drawing/2015/9/8/chartex" xmlns:cx2="http://schemas.microsoft.com/office/drawing/2015/10/21/chartex" xmlns:cx3="http://schemas.microsoft.com/office/drawing/2016/5/9/chartex" xmlns:cx4="http://schemas.microsoft.com/office/drawing/2016/5/10/chartex" xmlns:cx5="http://schemas.microsoft.com/office/drawing/2016/5/11/chartex" xmlns:cx6="http://schemas.microsoft.com/office/drawing/2016/5/12/chartex" xmlns:cx7="http://schemas.microsoft.com/office/drawing/2016/5/13/chartex" xmlns:cx8="http://schemas.microsoft.com/office/drawing/2016/5/14/chartex" xmlns:mc="http://schemas.openxmlformats.org/markup-compatibility/2006" xmlns:aink="http://schemas.microsoft.com/office/drawing/2016/ink" xmlns:am3d="http://schemas.microsoft.com/office/drawing/2017/model3d" xmlns:o="urn:schemas-microsoft-com:office:office" xmlns:oel="http://schemas.microsoft.com/office/2019/extlst" xmlns:r="http://schemas.openxmlformats.org/officeDocument/2006/relationships" xmlns:m="http://schemas.openxmlformats.org/officeDocument/2006/math" xmlns:v="urn:schemas-microsoft-com:vml" xmlns:wp14="http://schemas.microsoft.com/office/word/2010/wordprocessingDrawing" xmlns:wp="http://schemas.openxmlformats.org/drawingml/2006/wordprocessingDrawing" xmlns:w10="urn:schemas-microsoft-com:office:word" xmlns:w="http://schemas.openxmlformats.org/wordprocessingml/2006/main" xmlns:w14="http://schemas.microsoft.com/office/word/2010/wordml" xmlns:w15="http://schemas.microsoft.com/office/word/2012/wordml" xmlns:w16cex="http://schemas.microsoft.com/office/word/2018/wordml/cex" xmlns:w16cid="http://schemas.microsoft.com/office/word/2016/wordml/cid" xmlns:w16="http://schemas.microsoft.com/office/word/2018/wordml" xmlns:w16du="http://schemas.microsoft.com/office/word/2023/wordml/word16du" xmlns:w16sdtdh="http://schemas.microsoft.com/office/word/2020/wordml/sdtdatahash" xmlns:w16sdtfl="http://schemas.microsoft.com/office/word/2024/wordml/sdtformatlock" xmlns:w16se="http://schemas.microsoft.com/office/word/2015/wordml/symex" xmlns:wpg="http://schemas.microsoft.com/office/word/2010/wordprocessingGroup" xmlns:wpi="http://schemas.microsoft.com/office/word/2010/wordprocessingInk" xmlns:wne="http://schemas.microsoft.com/office/word/2006/wordml" xmlns:wps="http://schemas.microsoft.com/office/word/2010/wordprocessingShape" mc:Ignorable="w14 w15 w16se w16cid w16 w16cex w16sdtdh w16sdtfl w16du wp14">
   <w:p>
     <w:pPr>
       <w:pBdr>
@@ -15811,7 +17638,7 @@
 </file>
 
 <file path=word/footnotes.xml><?xml version="1.0" encoding="utf-8"?>
-<w:footnotes xmlns:wpc="http://schemas.microsoft.com/office/word/2010/wordprocessingCanvas" xmlns:cx="http://schemas.microsoft.com/office/drawing/2014/chartex" xmlns:cx1="http://schemas.microsoft.com/office/drawing/2015/9/8/chartex" xmlns:cx2="http://schemas.microsoft.com/office/drawing/2015/10/21/chartex" xmlns:cx3="http://schemas.microsoft.com/office/drawing/2016/5/9/chartex" xmlns:cx4="http://schemas.microsoft.com/office/drawing/2016/5/10/chartex" xmlns:cx5="http://schemas.microsoft.com/office/drawing/2016/5/11/chartex" xmlns:cx6="http://schemas.microsoft.com/office/drawing/2016/5/12/chartex" xmlns:cx7="http://schemas.microsoft.com/office/drawing/2016/5/13/chartex" xmlns:cx8="http://schemas.microsoft.com/office/drawing/2016/5/14/chartex" xmlns:mc="http://schemas.openxmlformats.org/markup-compatibility/2006" xmlns:aink="http://schemas.microsoft.com/office/drawing/2016/ink" xmlns:am3d="http://schemas.microsoft.com/office/drawing/2017/model3d" xmlns:o="urn:schemas-microsoft-com:office:office" xmlns:oel="http://schemas.microsoft.com/office/2019/extlst" xmlns:r="http://schemas.openxmlformats.org/officeDocument/2006/relationships" xmlns:m="http://schemas.openxmlformats.org/officeDocument/2006/math" xmlns:v="urn:schemas-microsoft-com:vml" xmlns:wp14="http://schemas.microsoft.com/office/word/2010/wordprocessingDrawing" xmlns:wp="http://schemas.openxmlformats.org/drawingml/2006/wordprocessingDrawing" xmlns:w10="urn:schemas-microsoft-com:office:word" xmlns:w="http://schemas.openxmlformats.org/wordprocessingml/2006/main" xmlns:w14="http://schemas.microsoft.com/office/word/2010/wordml" xmlns:w15="http://schemas.microsoft.com/office/word/2012/wordml" xmlns:w16cex="http://schemas.microsoft.com/office/word/2018/wordml/cex" xmlns:w16cid="http://schemas.microsoft.com/office/word/2016/wordml/cid" xmlns:w16="http://schemas.microsoft.com/office/word/2018/wordml" xmlns:w16sdtdh="http://schemas.microsoft.com/office/word/2020/wordml/sdtdatahash" xmlns:w16se="http://schemas.microsoft.com/office/word/2015/wordml/symex" xmlns:wpg="http://schemas.microsoft.com/office/word/2010/wordprocessingGroup" xmlns:wpi="http://schemas.microsoft.com/office/word/2010/wordprocessingInk" xmlns:wne="http://schemas.microsoft.com/office/word/2006/wordml" xmlns:wps="http://schemas.microsoft.com/office/word/2010/wordprocessingShape" mc:Ignorable="w14 w15 w16se w16cid w16 w16cex w16sdtdh wp14">
+<w:footnotes xmlns:wpc="http://schemas.microsoft.com/office/word/2010/wordprocessingCanvas" xmlns:cx="http://schemas.microsoft.com/office/drawing/2014/chartex" xmlns:cx1="http://schemas.microsoft.com/office/drawing/2015/9/8/chartex" xmlns:cx2="http://schemas.microsoft.com/office/drawing/2015/10/21/chartex" xmlns:cx3="http://schemas.microsoft.com/office/drawing/2016/5/9/chartex" xmlns:cx4="http://schemas.microsoft.com/office/drawing/2016/5/10/chartex" xmlns:cx5="http://schemas.microsoft.com/office/drawing/2016/5/11/chartex" xmlns:cx6="http://schemas.microsoft.com/office/drawing/2016/5/12/chartex" xmlns:cx7="http://schemas.microsoft.com/office/drawing/2016/5/13/chartex" xmlns:cx8="http://schemas.microsoft.com/office/drawing/2016/5/14/chartex" xmlns:mc="http://schemas.openxmlformats.org/markup-compatibility/2006" xmlns:aink="http://schemas.microsoft.com/office/drawing/2016/ink" xmlns:am3d="http://schemas.microsoft.com/office/drawing/2017/model3d" xmlns:o="urn:schemas-microsoft-com:office:office" xmlns:oel="http://schemas.microsoft.com/office/2019/extlst" xmlns:r="http://schemas.openxmlformats.org/officeDocument/2006/relationships" xmlns:m="http://schemas.openxmlformats.org/officeDocument/2006/math" xmlns:v="urn:schemas-microsoft-com:vml" xmlns:wp14="http://schemas.microsoft.com/office/word/2010/wordprocessingDrawing" xmlns:wp="http://schemas.openxmlformats.org/drawingml/2006/wordprocessingDrawing" xmlns:w10="urn:schemas-microsoft-com:office:word" xmlns:w="http://schemas.openxmlformats.org/wordprocessingml/2006/main" xmlns:w14="http://schemas.microsoft.com/office/word/2010/wordml" xmlns:w15="http://schemas.microsoft.com/office/word/2012/wordml" xmlns:w16cex="http://schemas.microsoft.com/office/word/2018/wordml/cex" xmlns:w16cid="http://schemas.microsoft.com/office/word/2016/wordml/cid" xmlns:w16="http://schemas.microsoft.com/office/word/2018/wordml" xmlns:w16du="http://schemas.microsoft.com/office/word/2023/wordml/word16du" xmlns:w16sdtdh="http://schemas.microsoft.com/office/word/2020/wordml/sdtdatahash" xmlns:w16sdtfl="http://schemas.microsoft.com/office/word/2024/wordml/sdtformatlock" xmlns:w16se="http://schemas.microsoft.com/office/word/2015/wordml/symex" xmlns:wpg="http://schemas.microsoft.com/office/word/2010/wordprocessingGroup" xmlns:wpi="http://schemas.microsoft.com/office/word/2010/wordprocessingInk" xmlns:wne="http://schemas.microsoft.com/office/word/2006/wordml" xmlns:wps="http://schemas.microsoft.com/office/word/2010/wordprocessingShape" mc:Ignorable="w14 w15 w16se w16cid w16 w16cex w16sdtdh w16sdtfl w16du wp14">
   <w:footnote w:type="separator" w:id="-1">
     <w:p>
       <w:pPr>
@@ -15836,7 +17663,7 @@
 </file>
 
 <file path=word/header1.xml><?xml version="1.0" encoding="utf-8"?>
-<w:hdr xmlns:wpc="http://schemas.microsoft.com/office/word/2010/wordprocessingCanvas" xmlns:cx="http://schemas.microsoft.com/office/drawing/2014/chartex" xmlns:cx1="http://schemas.microsoft.com/office/drawing/2015/9/8/chartex" xmlns:cx2="http://schemas.microsoft.com/office/drawing/2015/10/21/chartex" xmlns:cx3="http://schemas.microsoft.com/office/drawing/2016/5/9/chartex" xmlns:cx4="http://schemas.microsoft.com/office/drawing/2016/5/10/chartex" xmlns:cx5="http://schemas.microsoft.com/office/drawing/2016/5/11/chartex" xmlns:cx6="http://schemas.microsoft.com/office/drawing/2016/5/12/chartex" xmlns:cx7="http://schemas.microsoft.com/office/drawing/2016/5/13/chartex" xmlns:cx8="http://schemas.microsoft.com/office/drawing/2016/5/14/chartex" xmlns:mc="http://schemas.openxmlformats.org/markup-compatibility/2006" xmlns:aink="http://schemas.microsoft.com/office/drawing/2016/ink" xmlns:am3d="http://schemas.microsoft.com/office/drawing/2017/model3d" xmlns:o="urn:schemas-microsoft-com:office:office" xmlns:oel="http://schemas.microsoft.com/office/2019/extlst" xmlns:r="http://schemas.openxmlformats.org/officeDocument/2006/relationships" xmlns:m="http://schemas.openxmlformats.org/officeDocument/2006/math" xmlns:v="urn:schemas-microsoft-com:vml" xmlns:wp14="http://schemas.microsoft.com/office/word/2010/wordprocessingDrawing" xmlns:wp="http://schemas.openxmlformats.org/drawingml/2006/wordprocessingDrawing" xmlns:w10="urn:schemas-microsoft-com:office:word" xmlns:w="http://schemas.openxmlformats.org/wordprocessingml/2006/main" xmlns:w14="http://schemas.microsoft.com/office/word/2010/wordml" xmlns:w15="http://schemas.microsoft.com/office/word/2012/wordml" xmlns:w16cex="http://schemas.microsoft.com/office/word/2018/wordml/cex" xmlns:w16cid="http://schemas.microsoft.com/office/word/2016/wordml/cid" xmlns:w16="http://schemas.microsoft.com/office/word/2018/wordml" xmlns:w16sdtdh="http://schemas.microsoft.com/office/word/2020/wordml/sdtdatahash" xmlns:w16se="http://schemas.microsoft.com/office/word/2015/wordml/symex" xmlns:wpg="http://schemas.microsoft.com/office/word/2010/wordprocessingGroup" xmlns:wpi="http://schemas.microsoft.com/office/word/2010/wordprocessingInk" xmlns:wne="http://schemas.microsoft.com/office/word/2006/wordml" xmlns:wps="http://schemas.microsoft.com/office/word/2010/wordprocessingShape" mc:Ignorable="w14 w15 w16se w16cid w16 w16cex w16sdtdh wp14">
+<w:hdr xmlns:wpc="http://schemas.microsoft.com/office/word/2010/wordprocessingCanvas" xmlns:cx="http://schemas.microsoft.com/office/drawing/2014/chartex" xmlns:cx1="http://schemas.microsoft.com/office/drawing/2015/9/8/chartex" xmlns:cx2="http://schemas.microsoft.com/office/drawing/2015/10/21/chartex" xmlns:cx3="http://schemas.microsoft.com/office/drawing/2016/5/9/chartex" xmlns:cx4="http://schemas.microsoft.com/office/drawing/2016/5/10/chartex" xmlns:cx5="http://schemas.microsoft.com/office/drawing/2016/5/11/chartex" xmlns:cx6="http://schemas.microsoft.com/office/drawing/2016/5/12/chartex" xmlns:cx7="http://schemas.microsoft.com/office/drawing/2016/5/13/chartex" xmlns:cx8="http://schemas.microsoft.com/office/drawing/2016/5/14/chartex" xmlns:mc="http://schemas.openxmlformats.org/markup-compatibility/2006" xmlns:aink="http://schemas.microsoft.com/office/drawing/2016/ink" xmlns:am3d="http://schemas.microsoft.com/office/drawing/2017/model3d" xmlns:o="urn:schemas-microsoft-com:office:office" xmlns:oel="http://schemas.microsoft.com/office/2019/extlst" xmlns:r="http://schemas.openxmlformats.org/officeDocument/2006/relationships" xmlns:m="http://schemas.openxmlformats.org/officeDocument/2006/math" xmlns:v="urn:schemas-microsoft-com:vml" xmlns:wp14="http://schemas.microsoft.com/office/word/2010/wordprocessingDrawing" xmlns:wp="http://schemas.openxmlformats.org/drawingml/2006/wordprocessingDrawing" xmlns:w10="urn:schemas-microsoft-com:office:word" xmlns:w="http://schemas.openxmlformats.org/wordprocessingml/2006/main" xmlns:w14="http://schemas.microsoft.com/office/word/2010/wordml" xmlns:w15="http://schemas.microsoft.com/office/word/2012/wordml" xmlns:w16cex="http://schemas.microsoft.com/office/word/2018/wordml/cex" xmlns:w16cid="http://schemas.microsoft.com/office/word/2016/wordml/cid" xmlns:w16="http://schemas.microsoft.com/office/word/2018/wordml" xmlns:w16du="http://schemas.microsoft.com/office/word/2023/wordml/word16du" xmlns:w16sdtdh="http://schemas.microsoft.com/office/word/2020/wordml/sdtdatahash" xmlns:w16sdtfl="http://schemas.microsoft.com/office/word/2024/wordml/sdtformatlock" xmlns:w16se="http://schemas.microsoft.com/office/word/2015/wordml/symex" xmlns:wpg="http://schemas.microsoft.com/office/word/2010/wordprocessingGroup" xmlns:wpi="http://schemas.microsoft.com/office/word/2010/wordprocessingInk" xmlns:wne="http://schemas.microsoft.com/office/word/2006/wordml" xmlns:wps="http://schemas.microsoft.com/office/word/2010/wordprocessingShape" mc:Ignorable="w14 w15 w16se w16cid w16 w16cex w16sdtdh w16sdtfl w16du wp14">
   <w:p>
     <w:pPr>
       <w:pStyle w:val="Header"/>
@@ -15857,7 +17684,7 @@
 </file>
 
 <file path=word/header2.xml><?xml version="1.0" encoding="utf-8"?>
-<w:hdr xmlns:wpc="http://schemas.microsoft.com/office/word/2010/wordprocessingCanvas" xmlns:cx="http://schemas.microsoft.com/office/drawing/2014/chartex" xmlns:cx1="http://schemas.microsoft.com/office/drawing/2015/9/8/chartex" xmlns:cx2="http://schemas.microsoft.com/office/drawing/2015/10/21/chartex" xmlns:cx3="http://schemas.microsoft.com/office/drawing/2016/5/9/chartex" xmlns:cx4="http://schemas.microsoft.com/office/drawing/2016/5/10/chartex" xmlns:cx5="http://schemas.microsoft.com/office/drawing/2016/5/11/chartex" xmlns:cx6="http://schemas.microsoft.com/office/drawing/2016/5/12/chartex" xmlns:cx7="http://schemas.microsoft.com/office/drawing/2016/5/13/chartex" xmlns:cx8="http://schemas.microsoft.com/office/drawing/2016/5/14/chartex" xmlns:mc="http://schemas.openxmlformats.org/markup-compatibility/2006" xmlns:aink="http://schemas.microsoft.com/office/drawing/2016/ink" xmlns:am3d="http://schemas.microsoft.com/office/drawing/2017/model3d" xmlns:o="urn:schemas-microsoft-com:office:office" xmlns:oel="http://schemas.microsoft.com/office/2019/extlst" xmlns:r="http://schemas.openxmlformats.org/officeDocument/2006/relationships" xmlns:m="http://schemas.openxmlformats.org/officeDocument/2006/math" xmlns:v="urn:schemas-microsoft-com:vml" xmlns:wp14="http://schemas.microsoft.com/office/word/2010/wordprocessingDrawing" xmlns:wp="http://schemas.openxmlformats.org/drawingml/2006/wordprocessingDrawing" xmlns:w10="urn:schemas-microsoft-com:office:word" xmlns:w="http://schemas.openxmlformats.org/wordprocessingml/2006/main" xmlns:w14="http://schemas.microsoft.com/office/word/2010/wordml" xmlns:w15="http://schemas.microsoft.com/office/word/2012/wordml" xmlns:w16cex="http://schemas.microsoft.com/office/word/2018/wordml/cex" xmlns:w16cid="http://schemas.microsoft.com/office/word/2016/wordml/cid" xmlns:w16="http://schemas.microsoft.com/office/word/2018/wordml" xmlns:w16sdtdh="http://schemas.microsoft.com/office/word/2020/wordml/sdtdatahash" xmlns:w16se="http://schemas.microsoft.com/office/word/2015/wordml/symex" xmlns:wpg="http://schemas.microsoft.com/office/word/2010/wordprocessingGroup" xmlns:wpi="http://schemas.microsoft.com/office/word/2010/wordprocessingInk" xmlns:wne="http://schemas.microsoft.com/office/word/2006/wordml" xmlns:wps="http://schemas.microsoft.com/office/word/2010/wordprocessingShape" mc:Ignorable="w14 w15 w16se w16cid w16 w16cex w16sdtdh wp14">
+<w:hdr xmlns:wpc="http://schemas.microsoft.com/office/word/2010/wordprocessingCanvas" xmlns:cx="http://schemas.microsoft.com/office/drawing/2014/chartex" xmlns:cx1="http://schemas.microsoft.com/office/drawing/2015/9/8/chartex" xmlns:cx2="http://schemas.microsoft.com/office/drawing/2015/10/21/chartex" xmlns:cx3="http://schemas.microsoft.com/office/drawing/2016/5/9/chartex" xmlns:cx4="http://schemas.microsoft.com/office/drawing/2016/5/10/chartex" xmlns:cx5="http://schemas.microsoft.com/office/drawing/2016/5/11/chartex" xmlns:cx6="http://schemas.microsoft.com/office/drawing/2016/5/12/chartex" xmlns:cx7="http://schemas.microsoft.com/office/drawing/2016/5/13/chartex" xmlns:cx8="http://schemas.microsoft.com/office/drawing/2016/5/14/chartex" xmlns:mc="http://schemas.openxmlformats.org/markup-compatibility/2006" xmlns:aink="http://schemas.microsoft.com/office/drawing/2016/ink" xmlns:am3d="http://schemas.microsoft.com/office/drawing/2017/model3d" xmlns:o="urn:schemas-microsoft-com:office:office" xmlns:oel="http://schemas.microsoft.com/office/2019/extlst" xmlns:r="http://schemas.openxmlformats.org/officeDocument/2006/relationships" xmlns:m="http://schemas.openxmlformats.org/officeDocument/2006/math" xmlns:v="urn:schemas-microsoft-com:vml" xmlns:wp14="http://schemas.microsoft.com/office/word/2010/wordprocessingDrawing" xmlns:wp="http://schemas.openxmlformats.org/drawingml/2006/wordprocessingDrawing" xmlns:w10="urn:schemas-microsoft-com:office:word" xmlns:w="http://schemas.openxmlformats.org/wordprocessingml/2006/main" xmlns:w14="http://schemas.microsoft.com/office/word/2010/wordml" xmlns:w15="http://schemas.microsoft.com/office/word/2012/wordml" xmlns:w16cex="http://schemas.microsoft.com/office/word/2018/wordml/cex" xmlns:w16cid="http://schemas.microsoft.com/office/word/2016/wordml/cid" xmlns:w16="http://schemas.microsoft.com/office/word/2018/wordml" xmlns:w16du="http://schemas.microsoft.com/office/word/2023/wordml/word16du" xmlns:w16sdtdh="http://schemas.microsoft.com/office/word/2020/wordml/sdtdatahash" xmlns:w16sdtfl="http://schemas.microsoft.com/office/word/2024/wordml/sdtformatlock" xmlns:w16se="http://schemas.microsoft.com/office/word/2015/wordml/symex" xmlns:wpg="http://schemas.microsoft.com/office/word/2010/wordprocessingGroup" xmlns:wpi="http://schemas.microsoft.com/office/word/2010/wordprocessingInk" xmlns:wne="http://schemas.microsoft.com/office/word/2006/wordml" xmlns:wps="http://schemas.microsoft.com/office/word/2010/wordprocessingShape" mc:Ignorable="w14 w15 w16se w16cid w16 w16cex w16sdtdh w16sdtfl w16du wp14">
   <w:p>
     <w:pPr>
       <w:pStyle w:val="Header"/>
@@ -15870,7 +17697,7 @@
 </file>
 
 <file path=word/styles.xml><?xml version="1.0" encoding="utf-8"?>
-<w:styles xmlns:mc="http://schemas.openxmlformats.org/markup-compatibility/2006" xmlns:r="http://schemas.openxmlformats.org/officeDocument/2006/relationships" xmlns:w="http://schemas.openxmlformats.org/wordprocessingml/2006/main" xmlns:w14="http://schemas.microsoft.com/office/word/2010/wordml" xmlns:w15="http://schemas.microsoft.com/office/word/2012/wordml" xmlns:w16cex="http://schemas.microsoft.com/office/word/2018/wordml/cex" xmlns:w16cid="http://schemas.microsoft.com/office/word/2016/wordml/cid" xmlns:w16="http://schemas.microsoft.com/office/word/2018/wordml" xmlns:w16sdtdh="http://schemas.microsoft.com/office/word/2020/wordml/sdtdatahash" xmlns:w16se="http://schemas.microsoft.com/office/word/2015/wordml/symex" mc:Ignorable="w14 w15 w16se w16cid w16 w16cex w16sdtdh">
+<w:styles xmlns:mc="http://schemas.openxmlformats.org/markup-compatibility/2006" xmlns:r="http://schemas.openxmlformats.org/officeDocument/2006/relationships" xmlns:w="http://schemas.openxmlformats.org/wordprocessingml/2006/main" xmlns:w14="http://schemas.microsoft.com/office/word/2010/wordml" xmlns:w15="http://schemas.microsoft.com/office/word/2012/wordml" xmlns:w16cex="http://schemas.microsoft.com/office/word/2018/wordml/cex" xmlns:w16cid="http://schemas.microsoft.com/office/word/2016/wordml/cid" xmlns:w16="http://schemas.microsoft.com/office/word/2018/wordml" xmlns:w16du="http://schemas.microsoft.com/office/word/2023/wordml/word16du" xmlns:w16sdtdh="http://schemas.microsoft.com/office/word/2020/wordml/sdtdatahash" xmlns:w16sdtfl="http://schemas.microsoft.com/office/word/2024/wordml/sdtformatlock" xmlns:w16se="http://schemas.microsoft.com/office/word/2015/wordml/symex" mc:Ignorable="w14 w15 w16se w16cid w16 w16cex w16sdtdh w16sdtfl w16du">
   <w:docDefaults>
     <w:rPrDefault>
       <w:rPr>

--- a/TS Jatai Ghanam Project/TS 2.3/TS 2.3 Jatai Tamil Corrections.docx
+++ b/TS Jatai Ghanam Project/TS 2.3/TS 2.3 Jatai Tamil Corrections.docx
@@ -1,6 +1,6 @@
 
 <file path=word/document.xml><?xml version="1.0" encoding="utf-8"?>
-<w:document xmlns:wpc="http://schemas.microsoft.com/office/word/2010/wordprocessingCanvas" xmlns:cx="http://schemas.microsoft.com/office/drawing/2014/chartex" xmlns:cx1="http://schemas.microsoft.com/office/drawing/2015/9/8/chartex" xmlns:cx2="http://schemas.microsoft.com/office/drawing/2015/10/21/chartex" xmlns:cx3="http://schemas.microsoft.com/office/drawing/2016/5/9/chartex" xmlns:cx4="http://schemas.microsoft.com/office/drawing/2016/5/10/chartex" xmlns:cx5="http://schemas.microsoft.com/office/drawing/2016/5/11/chartex" xmlns:cx6="http://schemas.microsoft.com/office/drawing/2016/5/12/chartex" xmlns:cx7="http://schemas.microsoft.com/office/drawing/2016/5/13/chartex" xmlns:cx8="http://schemas.microsoft.com/office/drawing/2016/5/14/chartex" xmlns:mc="http://schemas.openxmlformats.org/markup-compatibility/2006" xmlns:aink="http://schemas.microsoft.com/office/drawing/2016/ink" xmlns:am3d="http://schemas.microsoft.com/office/drawing/2017/model3d" xmlns:o="urn:schemas-microsoft-com:office:office" xmlns:oel="http://schemas.microsoft.com/office/2019/extlst" xmlns:r="http://schemas.openxmlformats.org/officeDocument/2006/relationships" xmlns:m="http://schemas.openxmlformats.org/officeDocument/2006/math" xmlns:v="urn:schemas-microsoft-com:vml" xmlns:wp14="http://schemas.microsoft.com/office/word/2010/wordprocessingDrawing" xmlns:wp="http://schemas.openxmlformats.org/drawingml/2006/wordprocessingDrawing" xmlns:w10="urn:schemas-microsoft-com:office:word" xmlns:w="http://schemas.openxmlformats.org/wordprocessingml/2006/main" xmlns:w14="http://schemas.microsoft.com/office/word/2010/wordml" xmlns:w15="http://schemas.microsoft.com/office/word/2012/wordml" xmlns:w16cex="http://schemas.microsoft.com/office/word/2018/wordml/cex" xmlns:w16cid="http://schemas.microsoft.com/office/word/2016/wordml/cid" xmlns:w16="http://schemas.microsoft.com/office/word/2018/wordml" xmlns:w16du="http://schemas.microsoft.com/office/word/2023/wordml/word16du" xmlns:w16sdtdh="http://schemas.microsoft.com/office/word/2020/wordml/sdtdatahash" xmlns:w16sdtfl="http://schemas.microsoft.com/office/word/2024/wordml/sdtformatlock" xmlns:w16se="http://schemas.microsoft.com/office/word/2015/wordml/symex" xmlns:wpg="http://schemas.microsoft.com/office/word/2010/wordprocessingGroup" xmlns:wpi="http://schemas.microsoft.com/office/word/2010/wordprocessingInk" xmlns:wne="http://schemas.microsoft.com/office/word/2006/wordml" xmlns:wps="http://schemas.microsoft.com/office/word/2010/wordprocessingShape" mc:Ignorable="w14 w15 w16se w16cid w16 w16cex w16sdtdh w16sdtfl w16du wp14">
+<w:document xmlns:wpc="http://schemas.microsoft.com/office/word/2010/wordprocessingCanvas" xmlns:cx="http://schemas.microsoft.com/office/drawing/2014/chartex" xmlns:cx1="http://schemas.microsoft.com/office/drawing/2015/9/8/chartex" xmlns:cx2="http://schemas.microsoft.com/office/drawing/2015/10/21/chartex" xmlns:cx3="http://schemas.microsoft.com/office/drawing/2016/5/9/chartex" xmlns:cx4="http://schemas.microsoft.com/office/drawing/2016/5/10/chartex" xmlns:cx5="http://schemas.microsoft.com/office/drawing/2016/5/11/chartex" xmlns:cx6="http://schemas.microsoft.com/office/drawing/2016/5/12/chartex" xmlns:cx7="http://schemas.microsoft.com/office/drawing/2016/5/13/chartex" xmlns:cx8="http://schemas.microsoft.com/office/drawing/2016/5/14/chartex" xmlns:mc="http://schemas.openxmlformats.org/markup-compatibility/2006" xmlns:aink="http://schemas.microsoft.com/office/drawing/2016/ink" xmlns:am3d="http://schemas.microsoft.com/office/drawing/2017/model3d" xmlns:o="urn:schemas-microsoft-com:office:office" xmlns:oel="http://schemas.microsoft.com/office/2019/extlst" xmlns:r="http://schemas.openxmlformats.org/officeDocument/2006/relationships" xmlns:m="http://schemas.openxmlformats.org/officeDocument/2006/math" xmlns:v="urn:schemas-microsoft-com:vml" xmlns:wp14="http://schemas.microsoft.com/office/word/2010/wordprocessingDrawing" xmlns:wp="http://schemas.openxmlformats.org/drawingml/2006/wordprocessingDrawing" xmlns:w10="urn:schemas-microsoft-com:office:word" xmlns:w="http://schemas.openxmlformats.org/wordprocessingml/2006/main" xmlns:w14="http://schemas.microsoft.com/office/word/2010/wordml" xmlns:w15="http://schemas.microsoft.com/office/word/2012/wordml" xmlns:w16cei="http://schemas.microsoft.com/office/word/2026/wordml/cei" xmlns:w16cex="http://schemas.microsoft.com/office/word/2018/wordml/cex" xmlns:w16cid="http://schemas.microsoft.com/office/word/2016/wordml/cid" xmlns:w16="http://schemas.microsoft.com/office/word/2018/wordml" xmlns:w16du="http://schemas.microsoft.com/office/word/2023/wordml/word16du" xmlns:w16sdtdh="http://schemas.microsoft.com/office/word/2020/wordml/sdtdatahash" xmlns:w16sdtfl="http://schemas.microsoft.com/office/word/2024/wordml/sdtformatlock" xmlns:w16se="http://schemas.microsoft.com/office/word/2015/wordml/symex" xmlns:wpg="http://schemas.microsoft.com/office/word/2010/wordprocessingGroup" xmlns:wpi="http://schemas.microsoft.com/office/word/2010/wordprocessingInk" xmlns:wne="http://schemas.microsoft.com/office/word/2006/wordml" xmlns:wps="http://schemas.microsoft.com/office/word/2010/wordprocessingShape" mc:Ignorable="w14 w15 w16se w16cid w16 w16cex w16sdtdh w16sdtfl w16du wp14">
   <w:body>
     <w:p>
       <w:pPr>
@@ -285,27 +285,7 @@
                 <w:sz w:val="32"/>
                 <w:szCs w:val="40"/>
               </w:rPr>
-              <w:t>)</w:t>
-            </w:r>
-            <w:proofErr w:type="gramStart"/>
-            <w:r>
-              <w:rPr>
-                <w:rFonts w:ascii="BRH Devanagari Extra" w:hAnsi="BRH Devanagari Extra" w:cs="BRH Devanagari Extra"/>
-                <w:color w:val="000000"/>
-                <w:sz w:val="32"/>
-                <w:szCs w:val="40"/>
-              </w:rPr>
-              <w:t>-  mÉÑlÉþÈ</w:t>
-            </w:r>
-            <w:proofErr w:type="gramEnd"/>
-            <w:r>
-              <w:rPr>
-                <w:rFonts w:ascii="BRH Devanagari Extra" w:hAnsi="BRH Devanagari Extra" w:cs="BRH Devanagari Extra"/>
-                <w:color w:val="000000"/>
-                <w:sz w:val="32"/>
-                <w:szCs w:val="40"/>
-              </w:rPr>
-              <w:t xml:space="preserve"> | L</w:t>
+              <w:t>)-  mÉÑlÉþÈ | L</w:t>
             </w:r>
             <w:r>
               <w:rPr>
@@ -571,17 +551,17 @@
                 <w:sz w:val="32"/>
                 <w:szCs w:val="40"/>
               </w:rPr>
-              <w:t>)</w:t>
-            </w:r>
-            <w:proofErr w:type="gramStart"/>
+              <w:t>)-  L</w:t>
+            </w:r>
             <w:r>
               <w:rPr>
                 <w:rFonts w:ascii="BRH Devanagari Extra" w:hAnsi="BRH Devanagari Extra" w:cs="BRH Devanagari Extra"/>
                 <w:color w:val="000000"/>
                 <w:sz w:val="32"/>
                 <w:szCs w:val="40"/>
-              </w:rPr>
-              <w:t>-  L</w:t>
+                <w:highlight w:val="yellow"/>
+              </w:rPr>
+              <w:t>irÉå</w:t>
             </w:r>
             <w:r>
               <w:rPr>
@@ -589,28 +569,8 @@
                 <w:color w:val="000000"/>
                 <w:sz w:val="32"/>
                 <w:szCs w:val="40"/>
-                <w:highlight w:val="yellow"/>
-              </w:rPr>
-              <w:t>irÉå</w:t>
-            </w:r>
-            <w:r>
-              <w:rPr>
-                <w:rFonts w:ascii="BRH Devanagari Extra" w:hAnsi="BRH Devanagari Extra" w:cs="BRH Devanagari Extra"/>
-                <w:color w:val="000000"/>
-                <w:sz w:val="32"/>
-                <w:szCs w:val="40"/>
-              </w:rPr>
-              <w:t>irÉþ</w:t>
-            </w:r>
-            <w:proofErr w:type="gramEnd"/>
-            <w:r>
-              <w:rPr>
-                <w:rFonts w:ascii="BRH Devanagari Extra" w:hAnsi="BRH Devanagari Extra" w:cs="BRH Devanagari Extra"/>
-                <w:color w:val="000000"/>
-                <w:sz w:val="32"/>
-                <w:szCs w:val="40"/>
-              </w:rPr>
-              <w:t xml:space="preserve"> | ÌlÉÈ |</w:t>
+              </w:rPr>
+              <w:t>irÉþ | ÌlÉÈ |</w:t>
             </w:r>
           </w:p>
           <w:p>
@@ -1611,17 +1571,11 @@
       </w:tr>
       <w:tr>
         <w:trPr>
-          <w:trHeight w:val="899"/>
+          <w:trHeight w:val="1405"/>
         </w:trPr>
         <w:tc>
           <w:tcPr>
             <w:tcW w:w="7166" w:type="dxa"/>
-            <w:tcBorders>
-              <w:top w:val="single" w:sz="4" w:space="0" w:color="000000"/>
-              <w:left w:val="single" w:sz="4" w:space="0" w:color="000000"/>
-              <w:bottom w:val="single" w:sz="4" w:space="0" w:color="000000"/>
-              <w:right w:val="single" w:sz="4" w:space="0" w:color="000000"/>
-            </w:tcBorders>
           </w:tcPr>
           <w:p>
             <w:pPr>
@@ -1631,25 +1585,240 @@
               <w:adjustRightInd w:val="0"/>
               <w:spacing w:before="0" w:line="240" w:lineRule="auto"/>
               <w:rPr>
-                <w:rFonts w:cs="Latha"/>
-                <w:b/>
-                <w:bCs/>
-                <w:szCs w:val="24"/>
-                <w:cs/>
-                <w:lang w:val="it-IT" w:bidi="ta-IN"/>
+                <w:rFonts w:ascii="BRH Devanagari Extra" w:hAnsi="BRH Devanagari Extra" w:cs="BRH Devanagari Extra"/>
+                <w:color w:val="000000"/>
+                <w:sz w:val="32"/>
+                <w:szCs w:val="40"/>
               </w:rPr>
             </w:pPr>
+            <w:r>
+              <w:rPr>
+                <w:rFonts w:cs="BRH Devanagari Extra"/>
+                <w:color w:val="000000"/>
+                <w:szCs w:val="40"/>
+              </w:rPr>
+              <w:t>65</w:t>
+            </w:r>
+            <w:r>
+              <w:rPr>
+                <w:rFonts w:ascii="BRH Devanagari Extra" w:hAnsi="BRH Devanagari Extra" w:cs="BRH Devanagari Extra"/>
+                <w:color w:val="000000"/>
+                <w:sz w:val="32"/>
+                <w:szCs w:val="40"/>
+              </w:rPr>
+              <w:t>)</w:t>
+            </w:r>
+            <w:r>
+              <w:rPr>
+                <w:rFonts w:ascii="BRH Devanagari Extra" w:hAnsi="BRH Devanagari Extra" w:cs="BRH Devanagari Extra"/>
+                <w:color w:val="000000"/>
+                <w:sz w:val="32"/>
+                <w:szCs w:val="40"/>
+              </w:rPr>
+              <w:tab/>
+            </w:r>
+            <w:r>
+              <w:rPr>
+                <w:rFonts w:cs="BRH Devanagari Extra"/>
+                <w:color w:val="000000"/>
+                <w:szCs w:val="40"/>
+              </w:rPr>
+              <w:t>2</w:t>
+            </w:r>
+            <w:r>
+              <w:rPr>
+                <w:rFonts w:ascii="BRH Devanagari Extra" w:hAnsi="BRH Devanagari Extra" w:cs="BRH Devanagari Extra"/>
+                <w:color w:val="000000"/>
+                <w:sz w:val="32"/>
+                <w:szCs w:val="40"/>
+              </w:rPr>
+              <w:t>.</w:t>
+            </w:r>
+            <w:r>
+              <w:rPr>
+                <w:rFonts w:cs="BRH Devanagari Extra"/>
+                <w:color w:val="000000"/>
+                <w:szCs w:val="40"/>
+              </w:rPr>
+              <w:t>3</w:t>
+            </w:r>
+            <w:r>
+              <w:rPr>
+                <w:rFonts w:ascii="BRH Devanagari Extra" w:hAnsi="BRH Devanagari Extra" w:cs="BRH Devanagari Extra"/>
+                <w:color w:val="000000"/>
+                <w:sz w:val="32"/>
+                <w:szCs w:val="40"/>
+              </w:rPr>
+              <w:t>.</w:t>
+            </w:r>
+            <w:r>
+              <w:rPr>
+                <w:rFonts w:cs="BRH Devanagari Extra"/>
+                <w:color w:val="000000"/>
+                <w:szCs w:val="40"/>
+              </w:rPr>
+              <w:t>5</w:t>
+            </w:r>
+            <w:r>
+              <w:rPr>
+                <w:rFonts w:ascii="BRH Devanagari Extra" w:hAnsi="BRH Devanagari Extra" w:cs="BRH Devanagari Extra"/>
+                <w:color w:val="000000"/>
+                <w:sz w:val="32"/>
+                <w:szCs w:val="40"/>
+              </w:rPr>
+              <w:t>.</w:t>
+            </w:r>
+            <w:r>
+              <w:rPr>
+                <w:rFonts w:cs="BRH Devanagari Extra"/>
+                <w:color w:val="000000"/>
+                <w:szCs w:val="40"/>
+              </w:rPr>
+              <w:t>3</w:t>
+            </w:r>
+            <w:r>
+              <w:rPr>
+                <w:rFonts w:ascii="BRH Devanagari Extra" w:hAnsi="BRH Devanagari Extra" w:cs="BRH Devanagari Extra"/>
+                <w:color w:val="000000"/>
+                <w:sz w:val="32"/>
+                <w:szCs w:val="40"/>
+              </w:rPr>
+              <w:t>(</w:t>
+            </w:r>
+            <w:r>
+              <w:rPr>
+                <w:rFonts w:cs="BRH Devanagari Extra"/>
+                <w:color w:val="000000"/>
+                <w:szCs w:val="40"/>
+              </w:rPr>
+              <w:t>58</w:t>
+            </w:r>
+            <w:r>
+              <w:rPr>
+                <w:rFonts w:ascii="BRH Devanagari Extra" w:hAnsi="BRH Devanagari Extra" w:cs="BRH Devanagari Extra"/>
+                <w:color w:val="000000"/>
+                <w:sz w:val="32"/>
+                <w:szCs w:val="40"/>
+              </w:rPr>
+              <w:t>)-  rÉÉ</w:t>
+            </w:r>
+            <w:r>
+              <w:rPr>
+                <w:rFonts w:ascii="BRH Malayalam Extra" w:hAnsi="BRH Malayalam Extra" w:cs="BRH Devanagari Extra"/>
+                <w:color w:val="000000"/>
+                <w:szCs w:val="40"/>
+              </w:rPr>
+              <w:t>–</w:t>
+            </w:r>
+            <w:r>
+              <w:rPr>
+                <w:rFonts w:ascii="BRH Devanagari Extra" w:hAnsi="BRH Devanagari Extra" w:cs="BRH Devanagari Extra"/>
+                <w:color w:val="000000"/>
+                <w:sz w:val="32"/>
+                <w:szCs w:val="40"/>
+              </w:rPr>
+              <w:t xml:space="preserve">erÉÉÿ | AÉ | </w:t>
+            </w:r>
+          </w:p>
+          <w:p>
+            <w:pPr>
+              <w:widowControl w:val="0"/>
+              <w:autoSpaceDE w:val="0"/>
+              <w:autoSpaceDN w:val="0"/>
+              <w:adjustRightInd w:val="0"/>
+              <w:spacing w:before="0" w:line="240" w:lineRule="auto"/>
+              <w:rPr>
+                <w:rFonts w:cs="BRH Malayalam Extra"/>
+                <w:color w:val="000000"/>
+                <w:szCs w:val="40"/>
+              </w:rPr>
+            </w:pPr>
+            <w:r>
+              <w:rPr>
+                <w:rFonts w:ascii="BRH Devanagari Extra" w:hAnsi="BRH Devanagari Extra" w:cs="BRH Devanagari Extra"/>
+                <w:color w:val="000000"/>
+                <w:sz w:val="32"/>
+                <w:szCs w:val="40"/>
+              </w:rPr>
+              <w:t>rÉÉ</w:t>
+            </w:r>
+            <w:r>
+              <w:rPr>
+                <w:rFonts w:ascii="BRH Malayalam Extra" w:hAnsi="BRH Malayalam Extra" w:cs="BRH Devanagari Extra"/>
+                <w:color w:val="000000"/>
+                <w:szCs w:val="40"/>
+              </w:rPr>
+              <w:t>–</w:t>
+            </w:r>
+            <w:r>
+              <w:rPr>
+                <w:rFonts w:ascii="BRH Devanagari Extra" w:hAnsi="BRH Devanagari Extra" w:cs="BRH Devanagari Extra"/>
+                <w:color w:val="000000"/>
+                <w:sz w:val="32"/>
+                <w:szCs w:val="40"/>
+                <w:highlight w:val="yellow"/>
+              </w:rPr>
+              <w:t>erÉÉ</w:t>
+            </w:r>
+            <w:r>
+              <w:rPr>
+                <w:rFonts w:ascii="BRH Devanagari Extra" w:hAnsi="BRH Devanagari Extra" w:cs="BRH Devanagari Extra"/>
+                <w:color w:val="000000"/>
+                <w:sz w:val="32"/>
+                <w:szCs w:val="40"/>
+              </w:rPr>
+              <w:t>þ ÅÅrÉÉ</w:t>
+            </w:r>
+            <w:r>
+              <w:rPr>
+                <w:rFonts w:ascii="BRH Malayalam Extra" w:hAnsi="BRH Malayalam Extra" w:cs="BRH Devanagari Extra"/>
+                <w:color w:val="000000"/>
+                <w:szCs w:val="40"/>
+              </w:rPr>
+              <w:t>–</w:t>
+            </w:r>
+            <w:r>
+              <w:rPr>
+                <w:rFonts w:ascii="BRH Devanagari Extra" w:hAnsi="BRH Devanagari Extra" w:cs="BRH Devanagari Extra"/>
+                <w:color w:val="000000"/>
+                <w:sz w:val="32"/>
+                <w:szCs w:val="40"/>
+              </w:rPr>
+              <w:t>erÉÉþ rÉÉ</w:t>
+            </w:r>
+            <w:r>
+              <w:rPr>
+                <w:rFonts w:ascii="BRH Malayalam Extra" w:hAnsi="BRH Malayalam Extra" w:cs="BRH Devanagari Extra"/>
+                <w:color w:val="000000"/>
+                <w:szCs w:val="40"/>
+                <w:highlight w:val="yellow"/>
+              </w:rPr>
+              <w:t>–</w:t>
+            </w:r>
+            <w:r>
+              <w:rPr>
+                <w:rFonts w:ascii="BRH Devanagari Extra" w:hAnsi="BRH Devanagari Extra" w:cs="BRH Devanagari Extra"/>
+                <w:color w:val="000000"/>
+                <w:sz w:val="32"/>
+                <w:szCs w:val="40"/>
+                <w:highlight w:val="yellow"/>
+              </w:rPr>
+              <w:t>erÉÉÿ</w:t>
+            </w:r>
+            <w:r>
+              <w:rPr>
+                <w:rFonts w:ascii="BRH Devanagari Extra" w:hAnsi="BRH Devanagari Extra" w:cs="BRH Devanagari Extra"/>
+                <w:color w:val="000000"/>
+                <w:sz w:val="32"/>
+                <w:szCs w:val="40"/>
+              </w:rPr>
+              <w:t xml:space="preserve"> | </w:t>
+            </w:r>
           </w:p>
         </w:tc>
         <w:tc>
           <w:tcPr>
             <w:tcW w:w="7371" w:type="dxa"/>
-            <w:tcBorders>
-              <w:top w:val="single" w:sz="4" w:space="0" w:color="000000"/>
-              <w:left w:val="single" w:sz="4" w:space="0" w:color="000000"/>
-              <w:bottom w:val="single" w:sz="4" w:space="0" w:color="000000"/>
-              <w:right w:val="single" w:sz="4" w:space="0" w:color="000000"/>
-            </w:tcBorders>
           </w:tcPr>
           <w:p>
             <w:pPr>
@@ -1659,31 +1828,141 @@
               <w:adjustRightInd w:val="0"/>
               <w:spacing w:before="0" w:line="240" w:lineRule="auto"/>
               <w:rPr>
-                <w:rFonts w:cs="Latha"/>
-                <w:b/>
-                <w:bCs/>
-                <w:szCs w:val="24"/>
-                <w:cs/>
-                <w:lang w:val="it-IT" w:bidi="ta-IN"/>
+                <w:rFonts w:ascii="BRH Devanagari Extra" w:hAnsi="BRH Devanagari Extra" w:cs="BRH Devanagari Extra"/>
+                <w:color w:val="000000"/>
+                <w:sz w:val="32"/>
+                <w:szCs w:val="40"/>
               </w:rPr>
             </w:pPr>
+            <w:r>
+              <w:rPr>
+                <w:rFonts w:cs="BRH Devanagari Extra"/>
+                <w:color w:val="000000"/>
+                <w:szCs w:val="40"/>
+              </w:rPr>
+              <w:t>65</w:t>
+            </w:r>
+            <w:r>
+              <w:rPr>
+                <w:rFonts w:ascii="BRH Devanagari Extra" w:hAnsi="BRH Devanagari Extra" w:cs="BRH Devanagari Extra"/>
+                <w:color w:val="000000"/>
+                <w:sz w:val="32"/>
+                <w:szCs w:val="40"/>
+              </w:rPr>
+              <w:t>)</w:t>
+            </w:r>
+            <w:r>
+              <w:rPr>
+                <w:rFonts w:ascii="BRH Devanagari Extra" w:hAnsi="BRH Devanagari Extra" w:cs="BRH Devanagari Extra"/>
+                <w:color w:val="000000"/>
+                <w:sz w:val="32"/>
+                <w:szCs w:val="40"/>
+              </w:rPr>
+              <w:tab/>
+            </w:r>
+            <w:r>
+              <w:rPr>
+                <w:rFonts w:cs="BRH Devanagari Extra"/>
+                <w:color w:val="000000"/>
+                <w:szCs w:val="40"/>
+              </w:rPr>
+              <w:t>2</w:t>
+            </w:r>
+            <w:r>
+              <w:rPr>
+                <w:rFonts w:ascii="BRH Devanagari Extra" w:hAnsi="BRH Devanagari Extra" w:cs="BRH Devanagari Extra"/>
+                <w:color w:val="000000"/>
+                <w:sz w:val="32"/>
+                <w:szCs w:val="40"/>
+              </w:rPr>
+              <w:t>.</w:t>
+            </w:r>
+            <w:r>
+              <w:rPr>
+                <w:rFonts w:cs="BRH Devanagari Extra"/>
+                <w:color w:val="000000"/>
+                <w:szCs w:val="40"/>
+              </w:rPr>
+              <w:t>3</w:t>
+            </w:r>
+            <w:r>
+              <w:rPr>
+                <w:rFonts w:ascii="BRH Devanagari Extra" w:hAnsi="BRH Devanagari Extra" w:cs="BRH Devanagari Extra"/>
+                <w:color w:val="000000"/>
+                <w:sz w:val="32"/>
+                <w:szCs w:val="40"/>
+              </w:rPr>
+              <w:t>.</w:t>
+            </w:r>
+            <w:r>
+              <w:rPr>
+                <w:rFonts w:cs="BRH Devanagari Extra"/>
+                <w:color w:val="000000"/>
+                <w:szCs w:val="40"/>
+              </w:rPr>
+              <w:t>5</w:t>
+            </w:r>
+            <w:r>
+              <w:rPr>
+                <w:rFonts w:ascii="BRH Devanagari Extra" w:hAnsi="BRH Devanagari Extra" w:cs="BRH Devanagari Extra"/>
+                <w:color w:val="000000"/>
+                <w:sz w:val="32"/>
+                <w:szCs w:val="40"/>
+              </w:rPr>
+              <w:t>.</w:t>
+            </w:r>
+            <w:r>
+              <w:rPr>
+                <w:rFonts w:cs="BRH Devanagari Extra"/>
+                <w:color w:val="000000"/>
+                <w:szCs w:val="40"/>
+              </w:rPr>
+              <w:t>3</w:t>
+            </w:r>
+            <w:r>
+              <w:rPr>
+                <w:rFonts w:ascii="BRH Devanagari Extra" w:hAnsi="BRH Devanagari Extra" w:cs="BRH Devanagari Extra"/>
+                <w:color w:val="000000"/>
+                <w:sz w:val="32"/>
+                <w:szCs w:val="40"/>
+              </w:rPr>
+              <w:t>(</w:t>
+            </w:r>
+            <w:r>
+              <w:rPr>
+                <w:rFonts w:cs="BRH Devanagari Extra"/>
+                <w:color w:val="000000"/>
+                <w:szCs w:val="40"/>
+              </w:rPr>
+              <w:t>58</w:t>
+            </w:r>
+            <w:r>
+              <w:rPr>
+                <w:rFonts w:ascii="BRH Devanagari Extra" w:hAnsi="BRH Devanagari Extra" w:cs="BRH Devanagari Extra"/>
+                <w:color w:val="000000"/>
+                <w:sz w:val="32"/>
+                <w:szCs w:val="40"/>
+              </w:rPr>
+              <w:t>)-  rÉÉ</w:t>
+            </w:r>
+            <w:r>
+              <w:rPr>
+                <w:rFonts w:ascii="BRH Malayalam Extra" w:hAnsi="BRH Malayalam Extra" w:cs="BRH Devanagari Extra"/>
+                <w:color w:val="000000"/>
+                <w:szCs w:val="40"/>
+              </w:rPr>
+              <w:t>–</w:t>
+            </w:r>
+            <w:r>
+              <w:rPr>
+                <w:rFonts w:ascii="BRH Devanagari Extra" w:hAnsi="BRH Devanagari Extra" w:cs="BRH Devanagari Extra"/>
+                <w:color w:val="000000"/>
+                <w:sz w:val="32"/>
+                <w:szCs w:val="40"/>
+              </w:rPr>
+              <w:t xml:space="preserve">erÉÉÿ | AÉ | </w:t>
+            </w:r>
           </w:p>
-        </w:tc>
-      </w:tr>
-      <w:tr>
-        <w:trPr>
-          <w:trHeight w:val="899"/>
-        </w:trPr>
-        <w:tc>
-          <w:tcPr>
-            <w:tcW w:w="7166" w:type="dxa"/>
-            <w:tcBorders>
-              <w:top w:val="single" w:sz="4" w:space="0" w:color="000000"/>
-              <w:left w:val="single" w:sz="4" w:space="0" w:color="000000"/>
-              <w:bottom w:val="single" w:sz="4" w:space="0" w:color="000000"/>
-              <w:right w:val="single" w:sz="4" w:space="0" w:color="000000"/>
-            </w:tcBorders>
-          </w:tcPr>
           <w:p>
             <w:pPr>
               <w:widowControl w:val="0"/>
@@ -1692,103 +1971,92 @@
               <w:adjustRightInd w:val="0"/>
               <w:spacing w:before="0" w:line="240" w:lineRule="auto"/>
               <w:rPr>
-                <w:rFonts w:cs="Latha"/>
-                <w:b/>
-                <w:bCs/>
-                <w:szCs w:val="24"/>
-                <w:cs/>
-                <w:lang w:val="it-IT" w:bidi="ta-IN"/>
+                <w:rFonts w:cs="BRH Malayalam Extra"/>
+                <w:color w:val="000000"/>
+                <w:szCs w:val="40"/>
               </w:rPr>
             </w:pPr>
-          </w:p>
-        </w:tc>
-        <w:tc>
-          <w:tcPr>
-            <w:tcW w:w="7371" w:type="dxa"/>
-            <w:tcBorders>
-              <w:top w:val="single" w:sz="4" w:space="0" w:color="000000"/>
-              <w:left w:val="single" w:sz="4" w:space="0" w:color="000000"/>
-              <w:bottom w:val="single" w:sz="4" w:space="0" w:color="000000"/>
-              <w:right w:val="single" w:sz="4" w:space="0" w:color="000000"/>
-            </w:tcBorders>
-          </w:tcPr>
-          <w:p>
-            <w:pPr>
-              <w:widowControl w:val="0"/>
-              <w:autoSpaceDE w:val="0"/>
-              <w:autoSpaceDN w:val="0"/>
-              <w:adjustRightInd w:val="0"/>
-              <w:spacing w:before="0" w:line="240" w:lineRule="auto"/>
-              <w:rPr>
-                <w:rFonts w:cs="Latha"/>
-                <w:b/>
-                <w:bCs/>
-                <w:szCs w:val="24"/>
-                <w:cs/>
-                <w:lang w:val="it-IT" w:bidi="ta-IN"/>
-              </w:rPr>
-            </w:pPr>
-          </w:p>
-        </w:tc>
-      </w:tr>
-      <w:tr>
-        <w:trPr>
-          <w:trHeight w:val="899"/>
-        </w:trPr>
-        <w:tc>
-          <w:tcPr>
-            <w:tcW w:w="7166" w:type="dxa"/>
-            <w:tcBorders>
-              <w:top w:val="single" w:sz="4" w:space="0" w:color="000000"/>
-              <w:left w:val="single" w:sz="4" w:space="0" w:color="000000"/>
-              <w:bottom w:val="single" w:sz="4" w:space="0" w:color="000000"/>
-              <w:right w:val="single" w:sz="4" w:space="0" w:color="000000"/>
-            </w:tcBorders>
-          </w:tcPr>
-          <w:p>
-            <w:pPr>
-              <w:widowControl w:val="0"/>
-              <w:autoSpaceDE w:val="0"/>
-              <w:autoSpaceDN w:val="0"/>
-              <w:adjustRightInd w:val="0"/>
-              <w:spacing w:before="0" w:line="240" w:lineRule="auto"/>
-              <w:rPr>
-                <w:rFonts w:cs="Latha"/>
-                <w:b/>
-                <w:bCs/>
-                <w:szCs w:val="24"/>
-                <w:cs/>
-                <w:lang w:val="it-IT" w:bidi="ta-IN"/>
-              </w:rPr>
-            </w:pPr>
-          </w:p>
-        </w:tc>
-        <w:tc>
-          <w:tcPr>
-            <w:tcW w:w="7371" w:type="dxa"/>
-            <w:tcBorders>
-              <w:top w:val="single" w:sz="4" w:space="0" w:color="000000"/>
-              <w:left w:val="single" w:sz="4" w:space="0" w:color="000000"/>
-              <w:bottom w:val="single" w:sz="4" w:space="0" w:color="000000"/>
-              <w:right w:val="single" w:sz="4" w:space="0" w:color="000000"/>
-            </w:tcBorders>
-          </w:tcPr>
-          <w:p>
-            <w:pPr>
-              <w:widowControl w:val="0"/>
-              <w:autoSpaceDE w:val="0"/>
-              <w:autoSpaceDN w:val="0"/>
-              <w:adjustRightInd w:val="0"/>
-              <w:spacing w:before="0" w:line="240" w:lineRule="auto"/>
-              <w:rPr>
-                <w:rFonts w:cs="Latha"/>
-                <w:b/>
-                <w:bCs/>
-                <w:szCs w:val="24"/>
-                <w:cs/>
-                <w:lang w:val="it-IT" w:bidi="ta-IN"/>
-              </w:rPr>
-            </w:pPr>
+            <w:r>
+              <w:rPr>
+                <w:rFonts w:ascii="BRH Devanagari Extra" w:hAnsi="BRH Devanagari Extra" w:cs="BRH Devanagari Extra"/>
+                <w:color w:val="000000"/>
+                <w:sz w:val="32"/>
+                <w:szCs w:val="40"/>
+              </w:rPr>
+              <w:t>rÉÉ</w:t>
+            </w:r>
+            <w:r>
+              <w:rPr>
+                <w:rFonts w:ascii="BRH Malayalam Extra" w:hAnsi="BRH Malayalam Extra" w:cs="BRH Devanagari Extra"/>
+                <w:color w:val="000000"/>
+                <w:szCs w:val="40"/>
+              </w:rPr>
+              <w:t>–</w:t>
+            </w:r>
+            <w:r>
+              <w:rPr>
+                <w:rFonts w:ascii="BRH Devanagari Extra" w:hAnsi="BRH Devanagari Extra" w:cs="BRH Devanagari Extra"/>
+                <w:color w:val="000000"/>
+                <w:sz w:val="32"/>
+                <w:szCs w:val="40"/>
+                <w:highlight w:val="green"/>
+              </w:rPr>
+              <w:t>erÉÉ</w:t>
+            </w:r>
+            <w:r>
+              <w:rPr>
+                <w:rFonts w:ascii="BRH Devanagari Extra" w:hAnsi="BRH Devanagari Extra" w:cs="BRH Devanagari Extra"/>
+                <w:color w:val="000000"/>
+                <w:sz w:val="32"/>
+                <w:szCs w:val="40"/>
+              </w:rPr>
+              <w:t xml:space="preserve"> ÅÅrÉÉ</w:t>
+            </w:r>
+            <w:r>
+              <w:rPr>
+                <w:rFonts w:ascii="BRH Malayalam Extra" w:hAnsi="BRH Malayalam Extra" w:cs="BRH Devanagari Extra"/>
+                <w:color w:val="000000"/>
+                <w:szCs w:val="40"/>
+              </w:rPr>
+              <w:t>–</w:t>
+            </w:r>
+            <w:r>
+              <w:rPr>
+                <w:rFonts w:ascii="BRH Devanagari Extra" w:hAnsi="BRH Devanagari Extra" w:cs="BRH Devanagari Extra"/>
+                <w:color w:val="000000"/>
+                <w:sz w:val="32"/>
+                <w:szCs w:val="40"/>
+              </w:rPr>
+              <w:t>erÉÉþ rÉÉ</w:t>
+            </w:r>
+            <w:r>
+              <w:rPr>
+                <w:rFonts w:ascii="BRH Malayalam Extra" w:hAnsi="BRH Malayalam Extra" w:cs="BRH Devanagari Extra"/>
+                <w:color w:val="000000"/>
+                <w:szCs w:val="40"/>
+                <w:highlight w:val="yellow"/>
+              </w:rPr>
+              <w:t>–</w:t>
+            </w:r>
+            <w:r>
+              <w:rPr>
+                <w:rFonts w:ascii="BRH Devanagari Extra" w:hAnsi="BRH Devanagari Extra" w:cs="BRH Devanagari Extra"/>
+                <w:color w:val="000000"/>
+                <w:sz w:val="32"/>
+                <w:szCs w:val="40"/>
+                <w:highlight w:val="green"/>
+              </w:rPr>
+              <w:t>erÉÉ</w:t>
+            </w:r>
+            <w:r>
+              <w:rPr>
+                <w:rFonts w:ascii="BRH Devanagari Extra" w:hAnsi="BRH Devanagari Extra" w:cs="BRH Devanagari Extra"/>
+                <w:color w:val="000000"/>
+                <w:sz w:val="32"/>
+                <w:szCs w:val="40"/>
+              </w:rPr>
+              <w:t xml:space="preserve"> | </w:t>
+            </w:r>
           </w:p>
         </w:tc>
       </w:tr>
@@ -1852,7 +2120,6 @@
           <w:szCs w:val="32"/>
           <w:u w:val="single"/>
         </w:rPr>
-        <w:lastRenderedPageBreak/>
         <w:t xml:space="preserve">TS </w:t>
       </w:r>
       <w:r>
@@ -2062,6 +2329,7 @@
                 <w:cs/>
                 <w:lang w:bidi="ta-IN"/>
               </w:rPr>
+              <w:lastRenderedPageBreak/>
               <w:t>1</w:t>
             </w:r>
             <w:r>
@@ -10189,6 +10457,7 @@
                 <w:cs/>
                 <w:lang w:bidi="ta-IN"/>
               </w:rPr>
+              <w:lastRenderedPageBreak/>
               <w:t>27)</w:t>
             </w:r>
             <w:r>
@@ -12855,7 +13124,6 @@
                 <w:cs/>
                 <w:lang w:bidi="ta-IN"/>
               </w:rPr>
-              <w:lastRenderedPageBreak/>
               <w:t>16</w:t>
             </w:r>
             <w:r>
@@ -15669,6 +15937,7 @@
                 <w:cs/>
                 <w:lang w:bidi="ta-IN"/>
               </w:rPr>
+              <w:lastRenderedPageBreak/>
               <w:t>32</w:t>
             </w:r>
             <w:r>
@@ -17208,7 +17477,7 @@
 </file>
 
 <file path=word/endnotes.xml><?xml version="1.0" encoding="utf-8"?>
-<w:endnotes xmlns:wpc="http://schemas.microsoft.com/office/word/2010/wordprocessingCanvas" xmlns:cx="http://schemas.microsoft.com/office/drawing/2014/chartex" xmlns:cx1="http://schemas.microsoft.com/office/drawing/2015/9/8/chartex" xmlns:cx2="http://schemas.microsoft.com/office/drawing/2015/10/21/chartex" xmlns:cx3="http://schemas.microsoft.com/office/drawing/2016/5/9/chartex" xmlns:cx4="http://schemas.microsoft.com/office/drawing/2016/5/10/chartex" xmlns:cx5="http://schemas.microsoft.com/office/drawing/2016/5/11/chartex" xmlns:cx6="http://schemas.microsoft.com/office/drawing/2016/5/12/chartex" xmlns:cx7="http://schemas.microsoft.com/office/drawing/2016/5/13/chartex" xmlns:cx8="http://schemas.microsoft.com/office/drawing/2016/5/14/chartex" xmlns:mc="http://schemas.openxmlformats.org/markup-compatibility/2006" xmlns:aink="http://schemas.microsoft.com/office/drawing/2016/ink" xmlns:am3d="http://schemas.microsoft.com/office/drawing/2017/model3d" xmlns:o="urn:schemas-microsoft-com:office:office" xmlns:oel="http://schemas.microsoft.com/office/2019/extlst" xmlns:r="http://schemas.openxmlformats.org/officeDocument/2006/relationships" xmlns:m="http://schemas.openxmlformats.org/officeDocument/2006/math" xmlns:v="urn:schemas-microsoft-com:vml" xmlns:wp14="http://schemas.microsoft.com/office/word/2010/wordprocessingDrawing" xmlns:wp="http://schemas.openxmlformats.org/drawingml/2006/wordprocessingDrawing" xmlns:w10="urn:schemas-microsoft-com:office:word" xmlns:w="http://schemas.openxmlformats.org/wordprocessingml/2006/main" xmlns:w14="http://schemas.microsoft.com/office/word/2010/wordml" xmlns:w15="http://schemas.microsoft.com/office/word/2012/wordml" xmlns:w16cex="http://schemas.microsoft.com/office/word/2018/wordml/cex" xmlns:w16cid="http://schemas.microsoft.com/office/word/2016/wordml/cid" xmlns:w16="http://schemas.microsoft.com/office/word/2018/wordml" xmlns:w16du="http://schemas.microsoft.com/office/word/2023/wordml/word16du" xmlns:w16sdtdh="http://schemas.microsoft.com/office/word/2020/wordml/sdtdatahash" xmlns:w16sdtfl="http://schemas.microsoft.com/office/word/2024/wordml/sdtformatlock" xmlns:w16se="http://schemas.microsoft.com/office/word/2015/wordml/symex" xmlns:wpg="http://schemas.microsoft.com/office/word/2010/wordprocessingGroup" xmlns:wpi="http://schemas.microsoft.com/office/word/2010/wordprocessingInk" xmlns:wne="http://schemas.microsoft.com/office/word/2006/wordml" xmlns:wps="http://schemas.microsoft.com/office/word/2010/wordprocessingShape" mc:Ignorable="w14 w15 w16se w16cid w16 w16cex w16sdtdh w16sdtfl w16du wp14">
+<w:endnotes xmlns:wpc="http://schemas.microsoft.com/office/word/2010/wordprocessingCanvas" xmlns:cx="http://schemas.microsoft.com/office/drawing/2014/chartex" xmlns:cx1="http://schemas.microsoft.com/office/drawing/2015/9/8/chartex" xmlns:cx2="http://schemas.microsoft.com/office/drawing/2015/10/21/chartex" xmlns:cx3="http://schemas.microsoft.com/office/drawing/2016/5/9/chartex" xmlns:cx4="http://schemas.microsoft.com/office/drawing/2016/5/10/chartex" xmlns:cx5="http://schemas.microsoft.com/office/drawing/2016/5/11/chartex" xmlns:cx6="http://schemas.microsoft.com/office/drawing/2016/5/12/chartex" xmlns:cx7="http://schemas.microsoft.com/office/drawing/2016/5/13/chartex" xmlns:cx8="http://schemas.microsoft.com/office/drawing/2016/5/14/chartex" xmlns:mc="http://schemas.openxmlformats.org/markup-compatibility/2006" xmlns:aink="http://schemas.microsoft.com/office/drawing/2016/ink" xmlns:am3d="http://schemas.microsoft.com/office/drawing/2017/model3d" xmlns:o="urn:schemas-microsoft-com:office:office" xmlns:oel="http://schemas.microsoft.com/office/2019/extlst" xmlns:r="http://schemas.openxmlformats.org/officeDocument/2006/relationships" xmlns:m="http://schemas.openxmlformats.org/officeDocument/2006/math" xmlns:v="urn:schemas-microsoft-com:vml" xmlns:wp14="http://schemas.microsoft.com/office/word/2010/wordprocessingDrawing" xmlns:wp="http://schemas.openxmlformats.org/drawingml/2006/wordprocessingDrawing" xmlns:w10="urn:schemas-microsoft-com:office:word" xmlns:w="http://schemas.openxmlformats.org/wordprocessingml/2006/main" xmlns:w14="http://schemas.microsoft.com/office/word/2010/wordml" xmlns:w15="http://schemas.microsoft.com/office/word/2012/wordml" xmlns:w16cei="http://schemas.microsoft.com/office/word/2026/wordml/cei" xmlns:w16cex="http://schemas.microsoft.com/office/word/2018/wordml/cex" xmlns:w16cid="http://schemas.microsoft.com/office/word/2016/wordml/cid" xmlns:w16="http://schemas.microsoft.com/office/word/2018/wordml" xmlns:w16du="http://schemas.microsoft.com/office/word/2023/wordml/word16du" xmlns:w16sdtdh="http://schemas.microsoft.com/office/word/2020/wordml/sdtdatahash" xmlns:w16sdtfl="http://schemas.microsoft.com/office/word/2024/wordml/sdtformatlock" xmlns:w16se="http://schemas.microsoft.com/office/word/2015/wordml/symex" xmlns:wpg="http://schemas.microsoft.com/office/word/2010/wordprocessingGroup" xmlns:wpi="http://schemas.microsoft.com/office/word/2010/wordprocessingInk" xmlns:wne="http://schemas.microsoft.com/office/word/2006/wordml" xmlns:wps="http://schemas.microsoft.com/office/word/2010/wordprocessingShape" mc:Ignorable="w14 w15 w16se w16cid w16 w16cex w16sdtdh w16sdtfl w16du wp14">
   <w:endnote w:type="separator" w:id="-1">
     <w:p>
       <w:pPr>
@@ -17233,7 +17502,7 @@
 </file>
 
 <file path=word/footer1.xml><?xml version="1.0" encoding="utf-8"?>
-<w:ftr xmlns:wpc="http://schemas.microsoft.com/office/word/2010/wordprocessingCanvas" xmlns:cx="http://schemas.microsoft.com/office/drawing/2014/chartex" xmlns:cx1="http://schemas.microsoft.com/office/drawing/2015/9/8/chartex" xmlns:cx2="http://schemas.microsoft.com/office/drawing/2015/10/21/chartex" xmlns:cx3="http://schemas.microsoft.com/office/drawing/2016/5/9/chartex" xmlns:cx4="http://schemas.microsoft.com/office/drawing/2016/5/10/chartex" xmlns:cx5="http://schemas.microsoft.com/office/drawing/2016/5/11/chartex" xmlns:cx6="http://schemas.microsoft.com/office/drawing/2016/5/12/chartex" xmlns:cx7="http://schemas.microsoft.com/office/drawing/2016/5/13/chartex" xmlns:cx8="http://schemas.microsoft.com/office/drawing/2016/5/14/chartex" xmlns:mc="http://schemas.openxmlformats.org/markup-compatibility/2006" xmlns:aink="http://schemas.microsoft.com/office/drawing/2016/ink" xmlns:am3d="http://schemas.microsoft.com/office/drawing/2017/model3d" xmlns:o="urn:schemas-microsoft-com:office:office" xmlns:oel="http://schemas.microsoft.com/office/2019/extlst" xmlns:r="http://schemas.openxmlformats.org/officeDocument/2006/relationships" xmlns:m="http://schemas.openxmlformats.org/officeDocument/2006/math" xmlns:v="urn:schemas-microsoft-com:vml" xmlns:wp14="http://schemas.microsoft.com/office/word/2010/wordprocessingDrawing" xmlns:wp="http://schemas.openxmlformats.org/drawingml/2006/wordprocessingDrawing" xmlns:w10="urn:schemas-microsoft-com:office:word" xmlns:w="http://schemas.openxmlformats.org/wordprocessingml/2006/main" xmlns:w14="http://schemas.microsoft.com/office/word/2010/wordml" xmlns:w15="http://schemas.microsoft.com/office/word/2012/wordml" xmlns:w16cex="http://schemas.microsoft.com/office/word/2018/wordml/cex" xmlns:w16cid="http://schemas.microsoft.com/office/word/2016/wordml/cid" xmlns:w16="http://schemas.microsoft.com/office/word/2018/wordml" xmlns:w16du="http://schemas.microsoft.com/office/word/2023/wordml/word16du" xmlns:w16sdtdh="http://schemas.microsoft.com/office/word/2020/wordml/sdtdatahash" xmlns:w16sdtfl="http://schemas.microsoft.com/office/word/2024/wordml/sdtformatlock" xmlns:w16se="http://schemas.microsoft.com/office/word/2015/wordml/symex" xmlns:wpg="http://schemas.microsoft.com/office/word/2010/wordprocessingGroup" xmlns:wpi="http://schemas.microsoft.com/office/word/2010/wordprocessingInk" xmlns:wne="http://schemas.microsoft.com/office/word/2006/wordml" xmlns:wps="http://schemas.microsoft.com/office/word/2010/wordprocessingShape" mc:Ignorable="w14 w15 w16se w16cid w16 w16cex w16sdtdh w16sdtfl w16du wp14">
+<w:ftr xmlns:wpc="http://schemas.microsoft.com/office/word/2010/wordprocessingCanvas" xmlns:cx="http://schemas.microsoft.com/office/drawing/2014/chartex" xmlns:cx1="http://schemas.microsoft.com/office/drawing/2015/9/8/chartex" xmlns:cx2="http://schemas.microsoft.com/office/drawing/2015/10/21/chartex" xmlns:cx3="http://schemas.microsoft.com/office/drawing/2016/5/9/chartex" xmlns:cx4="http://schemas.microsoft.com/office/drawing/2016/5/10/chartex" xmlns:cx5="http://schemas.microsoft.com/office/drawing/2016/5/11/chartex" xmlns:cx6="http://schemas.microsoft.com/office/drawing/2016/5/12/chartex" xmlns:cx7="http://schemas.microsoft.com/office/drawing/2016/5/13/chartex" xmlns:cx8="http://schemas.microsoft.com/office/drawing/2016/5/14/chartex" xmlns:mc="http://schemas.openxmlformats.org/markup-compatibility/2006" xmlns:aink="http://schemas.microsoft.com/office/drawing/2016/ink" xmlns:am3d="http://schemas.microsoft.com/office/drawing/2017/model3d" xmlns:o="urn:schemas-microsoft-com:office:office" xmlns:oel="http://schemas.microsoft.com/office/2019/extlst" xmlns:r="http://schemas.openxmlformats.org/officeDocument/2006/relationships" xmlns:m="http://schemas.openxmlformats.org/officeDocument/2006/math" xmlns:v="urn:schemas-microsoft-com:vml" xmlns:wp14="http://schemas.microsoft.com/office/word/2010/wordprocessingDrawing" xmlns:wp="http://schemas.openxmlformats.org/drawingml/2006/wordprocessingDrawing" xmlns:w10="urn:schemas-microsoft-com:office:word" xmlns:w="http://schemas.openxmlformats.org/wordprocessingml/2006/main" xmlns:w14="http://schemas.microsoft.com/office/word/2010/wordml" xmlns:w15="http://schemas.microsoft.com/office/word/2012/wordml" xmlns:w16cei="http://schemas.microsoft.com/office/word/2026/wordml/cei" xmlns:w16cex="http://schemas.microsoft.com/office/word/2018/wordml/cex" xmlns:w16cid="http://schemas.microsoft.com/office/word/2016/wordml/cid" xmlns:w16="http://schemas.microsoft.com/office/word/2018/wordml" xmlns:w16du="http://schemas.microsoft.com/office/word/2023/wordml/word16du" xmlns:w16sdtdh="http://schemas.microsoft.com/office/word/2020/wordml/sdtdatahash" xmlns:w16sdtfl="http://schemas.microsoft.com/office/word/2024/wordml/sdtformatlock" xmlns:w16se="http://schemas.microsoft.com/office/word/2015/wordml/symex" xmlns:wpg="http://schemas.microsoft.com/office/word/2010/wordprocessingGroup" xmlns:wpi="http://schemas.microsoft.com/office/word/2010/wordprocessingInk" xmlns:wne="http://schemas.microsoft.com/office/word/2006/wordml" xmlns:wps="http://schemas.microsoft.com/office/word/2010/wordprocessingShape" mc:Ignorable="w14 w15 w16se w16cid w16 w16cex w16sdtdh w16sdtfl w16du wp14">
   <w:p>
     <w:pPr>
       <w:pBdr>
@@ -17418,7 +17687,7 @@
 </file>
 
 <file path=word/footer2.xml><?xml version="1.0" encoding="utf-8"?>
-<w:ftr xmlns:wpc="http://schemas.microsoft.com/office/word/2010/wordprocessingCanvas" xmlns:cx="http://schemas.microsoft.com/office/drawing/2014/chartex" xmlns:cx1="http://schemas.microsoft.com/office/drawing/2015/9/8/chartex" xmlns:cx2="http://schemas.microsoft.com/office/drawing/2015/10/21/chartex" xmlns:cx3="http://schemas.microsoft.com/office/drawing/2016/5/9/chartex" xmlns:cx4="http://schemas.microsoft.com/office/drawing/2016/5/10/chartex" xmlns:cx5="http://schemas.microsoft.com/office/drawing/2016/5/11/chartex" xmlns:cx6="http://schemas.microsoft.com/office/drawing/2016/5/12/chartex" xmlns:cx7="http://schemas.microsoft.com/office/drawing/2016/5/13/chartex" xmlns:cx8="http://schemas.microsoft.com/office/drawing/2016/5/14/chartex" xmlns:mc="http://schemas.openxmlformats.org/markup-compatibility/2006" xmlns:aink="http://schemas.microsoft.com/office/drawing/2016/ink" xmlns:am3d="http://schemas.microsoft.com/office/drawing/2017/model3d" xmlns:o="urn:schemas-microsoft-com:office:office" xmlns:oel="http://schemas.microsoft.com/office/2019/extlst" xmlns:r="http://schemas.openxmlformats.org/officeDocument/2006/relationships" xmlns:m="http://schemas.openxmlformats.org/officeDocument/2006/math" xmlns:v="urn:schemas-microsoft-com:vml" xmlns:wp14="http://schemas.microsoft.com/office/word/2010/wordprocessingDrawing" xmlns:wp="http://schemas.openxmlformats.org/drawingml/2006/wordprocessingDrawing" xmlns:w10="urn:schemas-microsoft-com:office:word" xmlns:w="http://schemas.openxmlformats.org/wordprocessingml/2006/main" xmlns:w14="http://schemas.microsoft.com/office/word/2010/wordml" xmlns:w15="http://schemas.microsoft.com/office/word/2012/wordml" xmlns:w16cex="http://schemas.microsoft.com/office/word/2018/wordml/cex" xmlns:w16cid="http://schemas.microsoft.com/office/word/2016/wordml/cid" xmlns:w16="http://schemas.microsoft.com/office/word/2018/wordml" xmlns:w16du="http://schemas.microsoft.com/office/word/2023/wordml/word16du" xmlns:w16sdtdh="http://schemas.microsoft.com/office/word/2020/wordml/sdtdatahash" xmlns:w16sdtfl="http://schemas.microsoft.com/office/word/2024/wordml/sdtformatlock" xmlns:w16se="http://schemas.microsoft.com/office/word/2015/wordml/symex" xmlns:wpg="http://schemas.microsoft.com/office/word/2010/wordprocessingGroup" xmlns:wpi="http://schemas.microsoft.com/office/word/2010/wordprocessingInk" xmlns:wne="http://schemas.microsoft.com/office/word/2006/wordml" xmlns:wps="http://schemas.microsoft.com/office/word/2010/wordprocessingShape" mc:Ignorable="w14 w15 w16se w16cid w16 w16cex w16sdtdh w16sdtfl w16du wp14">
+<w:ftr xmlns:wpc="http://schemas.microsoft.com/office/word/2010/wordprocessingCanvas" xmlns:cx="http://schemas.microsoft.com/office/drawing/2014/chartex" xmlns:cx1="http://schemas.microsoft.com/office/drawing/2015/9/8/chartex" xmlns:cx2="http://schemas.microsoft.com/office/drawing/2015/10/21/chartex" xmlns:cx3="http://schemas.microsoft.com/office/drawing/2016/5/9/chartex" xmlns:cx4="http://schemas.microsoft.com/office/drawing/2016/5/10/chartex" xmlns:cx5="http://schemas.microsoft.com/office/drawing/2016/5/11/chartex" xmlns:cx6="http://schemas.microsoft.com/office/drawing/2016/5/12/chartex" xmlns:cx7="http://schemas.microsoft.com/office/drawing/2016/5/13/chartex" xmlns:cx8="http://schemas.microsoft.com/office/drawing/2016/5/14/chartex" xmlns:mc="http://schemas.openxmlformats.org/markup-compatibility/2006" xmlns:aink="http://schemas.microsoft.com/office/drawing/2016/ink" xmlns:am3d="http://schemas.microsoft.com/office/drawing/2017/model3d" xmlns:o="urn:schemas-microsoft-com:office:office" xmlns:oel="http://schemas.microsoft.com/office/2019/extlst" xmlns:r="http://schemas.openxmlformats.org/officeDocument/2006/relationships" xmlns:m="http://schemas.openxmlformats.org/officeDocument/2006/math" xmlns:v="urn:schemas-microsoft-com:vml" xmlns:wp14="http://schemas.microsoft.com/office/word/2010/wordprocessingDrawing" xmlns:wp="http://schemas.openxmlformats.org/drawingml/2006/wordprocessingDrawing" xmlns:w10="urn:schemas-microsoft-com:office:word" xmlns:w="http://schemas.openxmlformats.org/wordprocessingml/2006/main" xmlns:w14="http://schemas.microsoft.com/office/word/2010/wordml" xmlns:w15="http://schemas.microsoft.com/office/word/2012/wordml" xmlns:w16cei="http://schemas.microsoft.com/office/word/2026/wordml/cei" xmlns:w16cex="http://schemas.microsoft.com/office/word/2018/wordml/cex" xmlns:w16cid="http://schemas.microsoft.com/office/word/2016/wordml/cid" xmlns:w16="http://schemas.microsoft.com/office/word/2018/wordml" xmlns:w16du="http://schemas.microsoft.com/office/word/2023/wordml/word16du" xmlns:w16sdtdh="http://schemas.microsoft.com/office/word/2020/wordml/sdtdatahash" xmlns:w16sdtfl="http://schemas.microsoft.com/office/word/2024/wordml/sdtformatlock" xmlns:w16se="http://schemas.microsoft.com/office/word/2015/wordml/symex" xmlns:wpg="http://schemas.microsoft.com/office/word/2010/wordprocessingGroup" xmlns:wpi="http://schemas.microsoft.com/office/word/2010/wordprocessingInk" xmlns:wne="http://schemas.microsoft.com/office/word/2006/wordml" xmlns:wps="http://schemas.microsoft.com/office/word/2010/wordprocessingShape" mc:Ignorable="w14 w15 w16se w16cid w16 w16cex w16sdtdh w16sdtfl w16du wp14">
   <w:p>
     <w:pPr>
       <w:pBdr>
@@ -17638,7 +17907,7 @@
 </file>
 
 <file path=word/footnotes.xml><?xml version="1.0" encoding="utf-8"?>
-<w:footnotes xmlns:wpc="http://schemas.microsoft.com/office/word/2010/wordprocessingCanvas" xmlns:cx="http://schemas.microsoft.com/office/drawing/2014/chartex" xmlns:cx1="http://schemas.microsoft.com/office/drawing/2015/9/8/chartex" xmlns:cx2="http://schemas.microsoft.com/office/drawing/2015/10/21/chartex" xmlns:cx3="http://schemas.microsoft.com/office/drawing/2016/5/9/chartex" xmlns:cx4="http://schemas.microsoft.com/office/drawing/2016/5/10/chartex" xmlns:cx5="http://schemas.microsoft.com/office/drawing/2016/5/11/chartex" xmlns:cx6="http://schemas.microsoft.com/office/drawing/2016/5/12/chartex" xmlns:cx7="http://schemas.microsoft.com/office/drawing/2016/5/13/chartex" xmlns:cx8="http://schemas.microsoft.com/office/drawing/2016/5/14/chartex" xmlns:mc="http://schemas.openxmlformats.org/markup-compatibility/2006" xmlns:aink="http://schemas.microsoft.com/office/drawing/2016/ink" xmlns:am3d="http://schemas.microsoft.com/office/drawing/2017/model3d" xmlns:o="urn:schemas-microsoft-com:office:office" xmlns:oel="http://schemas.microsoft.com/office/2019/extlst" xmlns:r="http://schemas.openxmlformats.org/officeDocument/2006/relationships" xmlns:m="http://schemas.openxmlformats.org/officeDocument/2006/math" xmlns:v="urn:schemas-microsoft-com:vml" xmlns:wp14="http://schemas.microsoft.com/office/word/2010/wordprocessingDrawing" xmlns:wp="http://schemas.openxmlformats.org/drawingml/2006/wordprocessingDrawing" xmlns:w10="urn:schemas-microsoft-com:office:word" xmlns:w="http://schemas.openxmlformats.org/wordprocessingml/2006/main" xmlns:w14="http://schemas.microsoft.com/office/word/2010/wordml" xmlns:w15="http://schemas.microsoft.com/office/word/2012/wordml" xmlns:w16cex="http://schemas.microsoft.com/office/word/2018/wordml/cex" xmlns:w16cid="http://schemas.microsoft.com/office/word/2016/wordml/cid" xmlns:w16="http://schemas.microsoft.com/office/word/2018/wordml" xmlns:w16du="http://schemas.microsoft.com/office/word/2023/wordml/word16du" xmlns:w16sdtdh="http://schemas.microsoft.com/office/word/2020/wordml/sdtdatahash" xmlns:w16sdtfl="http://schemas.microsoft.com/office/word/2024/wordml/sdtformatlock" xmlns:w16se="http://schemas.microsoft.com/office/word/2015/wordml/symex" xmlns:wpg="http://schemas.microsoft.com/office/word/2010/wordprocessingGroup" xmlns:wpi="http://schemas.microsoft.com/office/word/2010/wordprocessingInk" xmlns:wne="http://schemas.microsoft.com/office/word/2006/wordml" xmlns:wps="http://schemas.microsoft.com/office/word/2010/wordprocessingShape" mc:Ignorable="w14 w15 w16se w16cid w16 w16cex w16sdtdh w16sdtfl w16du wp14">
+<w:footnotes xmlns:wpc="http://schemas.microsoft.com/office/word/2010/wordprocessingCanvas" xmlns:cx="http://schemas.microsoft.com/office/drawing/2014/chartex" xmlns:cx1="http://schemas.microsoft.com/office/drawing/2015/9/8/chartex" xmlns:cx2="http://schemas.microsoft.com/office/drawing/2015/10/21/chartex" xmlns:cx3="http://schemas.microsoft.com/office/drawing/2016/5/9/chartex" xmlns:cx4="http://schemas.microsoft.com/office/drawing/2016/5/10/chartex" xmlns:cx5="http://schemas.microsoft.com/office/drawing/2016/5/11/chartex" xmlns:cx6="http://schemas.microsoft.com/office/drawing/2016/5/12/chartex" xmlns:cx7="http://schemas.microsoft.com/office/drawing/2016/5/13/chartex" xmlns:cx8="http://schemas.microsoft.com/office/drawing/2016/5/14/chartex" xmlns:mc="http://schemas.openxmlformats.org/markup-compatibility/2006" xmlns:aink="http://schemas.microsoft.com/office/drawing/2016/ink" xmlns:am3d="http://schemas.microsoft.com/office/drawing/2017/model3d" xmlns:o="urn:schemas-microsoft-com:office:office" xmlns:oel="http://schemas.microsoft.com/office/2019/extlst" xmlns:r="http://schemas.openxmlformats.org/officeDocument/2006/relationships" xmlns:m="http://schemas.openxmlformats.org/officeDocument/2006/math" xmlns:v="urn:schemas-microsoft-com:vml" xmlns:wp14="http://schemas.microsoft.com/office/word/2010/wordprocessingDrawing" xmlns:wp="http://schemas.openxmlformats.org/drawingml/2006/wordprocessingDrawing" xmlns:w10="urn:schemas-microsoft-com:office:word" xmlns:w="http://schemas.openxmlformats.org/wordprocessingml/2006/main" xmlns:w14="http://schemas.microsoft.com/office/word/2010/wordml" xmlns:w15="http://schemas.microsoft.com/office/word/2012/wordml" xmlns:w16cei="http://schemas.microsoft.com/office/word/2026/wordml/cei" xmlns:w16cex="http://schemas.microsoft.com/office/word/2018/wordml/cex" xmlns:w16cid="http://schemas.microsoft.com/office/word/2016/wordml/cid" xmlns:w16="http://schemas.microsoft.com/office/word/2018/wordml" xmlns:w16du="http://schemas.microsoft.com/office/word/2023/wordml/word16du" xmlns:w16sdtdh="http://schemas.microsoft.com/office/word/2020/wordml/sdtdatahash" xmlns:w16sdtfl="http://schemas.microsoft.com/office/word/2024/wordml/sdtformatlock" xmlns:w16se="http://schemas.microsoft.com/office/word/2015/wordml/symex" xmlns:wpg="http://schemas.microsoft.com/office/word/2010/wordprocessingGroup" xmlns:wpi="http://schemas.microsoft.com/office/word/2010/wordprocessingInk" xmlns:wne="http://schemas.microsoft.com/office/word/2006/wordml" xmlns:wps="http://schemas.microsoft.com/office/word/2010/wordprocessingShape" mc:Ignorable="w14 w15 w16se w16cid w16 w16cex w16sdtdh w16sdtfl w16du wp14">
   <w:footnote w:type="separator" w:id="-1">
     <w:p>
       <w:pPr>
@@ -17663,7 +17932,7 @@
 </file>
 
 <file path=word/header1.xml><?xml version="1.0" encoding="utf-8"?>
-<w:hdr xmlns:wpc="http://schemas.microsoft.com/office/word/2010/wordprocessingCanvas" xmlns:cx="http://schemas.microsoft.com/office/drawing/2014/chartex" xmlns:cx1="http://schemas.microsoft.com/office/drawing/2015/9/8/chartex" xmlns:cx2="http://schemas.microsoft.com/office/drawing/2015/10/21/chartex" xmlns:cx3="http://schemas.microsoft.com/office/drawing/2016/5/9/chartex" xmlns:cx4="http://schemas.microsoft.com/office/drawing/2016/5/10/chartex" xmlns:cx5="http://schemas.microsoft.com/office/drawing/2016/5/11/chartex" xmlns:cx6="http://schemas.microsoft.com/office/drawing/2016/5/12/chartex" xmlns:cx7="http://schemas.microsoft.com/office/drawing/2016/5/13/chartex" xmlns:cx8="http://schemas.microsoft.com/office/drawing/2016/5/14/chartex" xmlns:mc="http://schemas.openxmlformats.org/markup-compatibility/2006" xmlns:aink="http://schemas.microsoft.com/office/drawing/2016/ink" xmlns:am3d="http://schemas.microsoft.com/office/drawing/2017/model3d" xmlns:o="urn:schemas-microsoft-com:office:office" xmlns:oel="http://schemas.microsoft.com/office/2019/extlst" xmlns:r="http://schemas.openxmlformats.org/officeDocument/2006/relationships" xmlns:m="http://schemas.openxmlformats.org/officeDocument/2006/math" xmlns:v="urn:schemas-microsoft-com:vml" xmlns:wp14="http://schemas.microsoft.com/office/word/2010/wordprocessingDrawing" xmlns:wp="http://schemas.openxmlformats.org/drawingml/2006/wordprocessingDrawing" xmlns:w10="urn:schemas-microsoft-com:office:word" xmlns:w="http://schemas.openxmlformats.org/wordprocessingml/2006/main" xmlns:w14="http://schemas.microsoft.com/office/word/2010/wordml" xmlns:w15="http://schemas.microsoft.com/office/word/2012/wordml" xmlns:w16cex="http://schemas.microsoft.com/office/word/2018/wordml/cex" xmlns:w16cid="http://schemas.microsoft.com/office/word/2016/wordml/cid" xmlns:w16="http://schemas.microsoft.com/office/word/2018/wordml" xmlns:w16du="http://schemas.microsoft.com/office/word/2023/wordml/word16du" xmlns:w16sdtdh="http://schemas.microsoft.com/office/word/2020/wordml/sdtdatahash" xmlns:w16sdtfl="http://schemas.microsoft.com/office/word/2024/wordml/sdtformatlock" xmlns:w16se="http://schemas.microsoft.com/office/word/2015/wordml/symex" xmlns:wpg="http://schemas.microsoft.com/office/word/2010/wordprocessingGroup" xmlns:wpi="http://schemas.microsoft.com/office/word/2010/wordprocessingInk" xmlns:wne="http://schemas.microsoft.com/office/word/2006/wordml" xmlns:wps="http://schemas.microsoft.com/office/word/2010/wordprocessingShape" mc:Ignorable="w14 w15 w16se w16cid w16 w16cex w16sdtdh w16sdtfl w16du wp14">
+<w:hdr xmlns:wpc="http://schemas.microsoft.com/office/word/2010/wordprocessingCanvas" xmlns:cx="http://schemas.microsoft.com/office/drawing/2014/chartex" xmlns:cx1="http://schemas.microsoft.com/office/drawing/2015/9/8/chartex" xmlns:cx2="http://schemas.microsoft.com/office/drawing/2015/10/21/chartex" xmlns:cx3="http://schemas.microsoft.com/office/drawing/2016/5/9/chartex" xmlns:cx4="http://schemas.microsoft.com/office/drawing/2016/5/10/chartex" xmlns:cx5="http://schemas.microsoft.com/office/drawing/2016/5/11/chartex" xmlns:cx6="http://schemas.microsoft.com/office/drawing/2016/5/12/chartex" xmlns:cx7="http://schemas.microsoft.com/office/drawing/2016/5/13/chartex" xmlns:cx8="http://schemas.microsoft.com/office/drawing/2016/5/14/chartex" xmlns:mc="http://schemas.openxmlformats.org/markup-compatibility/2006" xmlns:aink="http://schemas.microsoft.com/office/drawing/2016/ink" xmlns:am3d="http://schemas.microsoft.com/office/drawing/2017/model3d" xmlns:o="urn:schemas-microsoft-com:office:office" xmlns:oel="http://schemas.microsoft.com/office/2019/extlst" xmlns:r="http://schemas.openxmlformats.org/officeDocument/2006/relationships" xmlns:m="http://schemas.openxmlformats.org/officeDocument/2006/math" xmlns:v="urn:schemas-microsoft-com:vml" xmlns:wp14="http://schemas.microsoft.com/office/word/2010/wordprocessingDrawing" xmlns:wp="http://schemas.openxmlformats.org/drawingml/2006/wordprocessingDrawing" xmlns:w10="urn:schemas-microsoft-com:office:word" xmlns:w="http://schemas.openxmlformats.org/wordprocessingml/2006/main" xmlns:w14="http://schemas.microsoft.com/office/word/2010/wordml" xmlns:w15="http://schemas.microsoft.com/office/word/2012/wordml" xmlns:w16cei="http://schemas.microsoft.com/office/word/2026/wordml/cei" xmlns:w16cex="http://schemas.microsoft.com/office/word/2018/wordml/cex" xmlns:w16cid="http://schemas.microsoft.com/office/word/2016/wordml/cid" xmlns:w16="http://schemas.microsoft.com/office/word/2018/wordml" xmlns:w16du="http://schemas.microsoft.com/office/word/2023/wordml/word16du" xmlns:w16sdtdh="http://schemas.microsoft.com/office/word/2020/wordml/sdtdatahash" xmlns:w16sdtfl="http://schemas.microsoft.com/office/word/2024/wordml/sdtformatlock" xmlns:w16se="http://schemas.microsoft.com/office/word/2015/wordml/symex" xmlns:wpg="http://schemas.microsoft.com/office/word/2010/wordprocessingGroup" xmlns:wpi="http://schemas.microsoft.com/office/word/2010/wordprocessingInk" xmlns:wne="http://schemas.microsoft.com/office/word/2006/wordml" xmlns:wps="http://schemas.microsoft.com/office/word/2010/wordprocessingShape" mc:Ignorable="w14 w15 w16se w16cid w16 w16cex w16sdtdh w16sdtfl w16du wp14">
   <w:p>
     <w:pPr>
       <w:pStyle w:val="Header"/>
@@ -17684,7 +17953,7 @@
 </file>
 
 <file path=word/header2.xml><?xml version="1.0" encoding="utf-8"?>
-<w:hdr xmlns:wpc="http://schemas.microsoft.com/office/word/2010/wordprocessingCanvas" xmlns:cx="http://schemas.microsoft.com/office/drawing/2014/chartex" xmlns:cx1="http://schemas.microsoft.com/office/drawing/2015/9/8/chartex" xmlns:cx2="http://schemas.microsoft.com/office/drawing/2015/10/21/chartex" xmlns:cx3="http://schemas.microsoft.com/office/drawing/2016/5/9/chartex" xmlns:cx4="http://schemas.microsoft.com/office/drawing/2016/5/10/chartex" xmlns:cx5="http://schemas.microsoft.com/office/drawing/2016/5/11/chartex" xmlns:cx6="http://schemas.microsoft.com/office/drawing/2016/5/12/chartex" xmlns:cx7="http://schemas.microsoft.com/office/drawing/2016/5/13/chartex" xmlns:cx8="http://schemas.microsoft.com/office/drawing/2016/5/14/chartex" xmlns:mc="http://schemas.openxmlformats.org/markup-compatibility/2006" xmlns:aink="http://schemas.microsoft.com/office/drawing/2016/ink" xmlns:am3d="http://schemas.microsoft.com/office/drawing/2017/model3d" xmlns:o="urn:schemas-microsoft-com:office:office" xmlns:oel="http://schemas.microsoft.com/office/2019/extlst" xmlns:r="http://schemas.openxmlformats.org/officeDocument/2006/relationships" xmlns:m="http://schemas.openxmlformats.org/officeDocument/2006/math" xmlns:v="urn:schemas-microsoft-com:vml" xmlns:wp14="http://schemas.microsoft.com/office/word/2010/wordprocessingDrawing" xmlns:wp="http://schemas.openxmlformats.org/drawingml/2006/wordprocessingDrawing" xmlns:w10="urn:schemas-microsoft-com:office:word" xmlns:w="http://schemas.openxmlformats.org/wordprocessingml/2006/main" xmlns:w14="http://schemas.microsoft.com/office/word/2010/wordml" xmlns:w15="http://schemas.microsoft.com/office/word/2012/wordml" xmlns:w16cex="http://schemas.microsoft.com/office/word/2018/wordml/cex" xmlns:w16cid="http://schemas.microsoft.com/office/word/2016/wordml/cid" xmlns:w16="http://schemas.microsoft.com/office/word/2018/wordml" xmlns:w16du="http://schemas.microsoft.com/office/word/2023/wordml/word16du" xmlns:w16sdtdh="http://schemas.microsoft.com/office/word/2020/wordml/sdtdatahash" xmlns:w16sdtfl="http://schemas.microsoft.com/office/word/2024/wordml/sdtformatlock" xmlns:w16se="http://schemas.microsoft.com/office/word/2015/wordml/symex" xmlns:wpg="http://schemas.microsoft.com/office/word/2010/wordprocessingGroup" xmlns:wpi="http://schemas.microsoft.com/office/word/2010/wordprocessingInk" xmlns:wne="http://schemas.microsoft.com/office/word/2006/wordml" xmlns:wps="http://schemas.microsoft.com/office/word/2010/wordprocessingShape" mc:Ignorable="w14 w15 w16se w16cid w16 w16cex w16sdtdh w16sdtfl w16du wp14">
+<w:hdr xmlns:wpc="http://schemas.microsoft.com/office/word/2010/wordprocessingCanvas" xmlns:cx="http://schemas.microsoft.com/office/drawing/2014/chartex" xmlns:cx1="http://schemas.microsoft.com/office/drawing/2015/9/8/chartex" xmlns:cx2="http://schemas.microsoft.com/office/drawing/2015/10/21/chartex" xmlns:cx3="http://schemas.microsoft.com/office/drawing/2016/5/9/chartex" xmlns:cx4="http://schemas.microsoft.com/office/drawing/2016/5/10/chartex" xmlns:cx5="http://schemas.microsoft.com/office/drawing/2016/5/11/chartex" xmlns:cx6="http://schemas.microsoft.com/office/drawing/2016/5/12/chartex" xmlns:cx7="http://schemas.microsoft.com/office/drawing/2016/5/13/chartex" xmlns:cx8="http://schemas.microsoft.com/office/drawing/2016/5/14/chartex" xmlns:mc="http://schemas.openxmlformats.org/markup-compatibility/2006" xmlns:aink="http://schemas.microsoft.com/office/drawing/2016/ink" xmlns:am3d="http://schemas.microsoft.com/office/drawing/2017/model3d" xmlns:o="urn:schemas-microsoft-com:office:office" xmlns:oel="http://schemas.microsoft.com/office/2019/extlst" xmlns:r="http://schemas.openxmlformats.org/officeDocument/2006/relationships" xmlns:m="http://schemas.openxmlformats.org/officeDocument/2006/math" xmlns:v="urn:schemas-microsoft-com:vml" xmlns:wp14="http://schemas.microsoft.com/office/word/2010/wordprocessingDrawing" xmlns:wp="http://schemas.openxmlformats.org/drawingml/2006/wordprocessingDrawing" xmlns:w10="urn:schemas-microsoft-com:office:word" xmlns:w="http://schemas.openxmlformats.org/wordprocessingml/2006/main" xmlns:w14="http://schemas.microsoft.com/office/word/2010/wordml" xmlns:w15="http://schemas.microsoft.com/office/word/2012/wordml" xmlns:w16cei="http://schemas.microsoft.com/office/word/2026/wordml/cei" xmlns:w16cex="http://schemas.microsoft.com/office/word/2018/wordml/cex" xmlns:w16cid="http://schemas.microsoft.com/office/word/2016/wordml/cid" xmlns:w16="http://schemas.microsoft.com/office/word/2018/wordml" xmlns:w16du="http://schemas.microsoft.com/office/word/2023/wordml/word16du" xmlns:w16sdtdh="http://schemas.microsoft.com/office/word/2020/wordml/sdtdatahash" xmlns:w16sdtfl="http://schemas.microsoft.com/office/word/2024/wordml/sdtformatlock" xmlns:w16se="http://schemas.microsoft.com/office/word/2015/wordml/symex" xmlns:wpg="http://schemas.microsoft.com/office/word/2010/wordprocessingGroup" xmlns:wpi="http://schemas.microsoft.com/office/word/2010/wordprocessingInk" xmlns:wne="http://schemas.microsoft.com/office/word/2006/wordml" xmlns:wps="http://schemas.microsoft.com/office/word/2010/wordprocessingShape" mc:Ignorable="w14 w15 w16se w16cid w16 w16cex w16sdtdh w16sdtfl w16du wp14">
   <w:p>
     <w:pPr>
       <w:pStyle w:val="Header"/>

--- a/TS Jatai Ghanam Project/TS 2.3/TS 2.3 Jatai Tamil Corrections.docx
+++ b/TS Jatai Ghanam Project/TS 2.3/TS 2.3 Jatai Tamil Corrections.docx
@@ -50,10 +50,9 @@
           <w:bCs/>
           <w:sz w:val="32"/>
           <w:szCs w:val="32"/>
-          <w:highlight w:val="red"/>
           <w:u w:val="single"/>
         </w:rPr>
-        <w:t>?????</w:t>
+        <w:t>31st July 2026</w:t>
       </w:r>
     </w:p>
     <w:p>
@@ -156,6 +155,873 @@
       </w:tr>
       <w:tr>
         <w:trPr>
+          <w:trHeight w:val="1405"/>
+        </w:trPr>
+        <w:tc>
+          <w:tcPr>
+            <w:tcW w:w="7166" w:type="dxa"/>
+          </w:tcPr>
+          <w:p>
+            <w:pPr>
+              <w:autoSpaceDE w:val="0"/>
+              <w:autoSpaceDN w:val="0"/>
+              <w:adjustRightInd w:val="0"/>
+              <w:rPr>
+                <w:rFonts w:ascii="Latha" w:hAnsi="Latha" w:cs="Latha"/>
+                <w:szCs w:val="24"/>
+                <w:lang w:bidi="ta-IN"/>
+              </w:rPr>
+            </w:pPr>
+            <w:r>
+              <w:rPr>
+                <w:rFonts w:ascii="Latha" w:hAnsi="Latha" w:cs="Latha"/>
+                <w:b/>
+                <w:bCs/>
+                <w:szCs w:val="24"/>
+                <w:cs/>
+                <w:lang w:bidi="ta-IN"/>
+              </w:rPr>
+              <w:t>65</w:t>
+            </w:r>
+            <w:r>
+              <w:rPr>
+                <w:rFonts w:ascii="Latha" w:hAnsi="Latha" w:cs="Latha"/>
+                <w:b/>
+                <w:bCs/>
+                <w:szCs w:val="24"/>
+                <w:lang w:bidi="ta-IN"/>
+              </w:rPr>
+              <w:t>)</w:t>
+            </w:r>
+            <w:r>
+              <w:rPr>
+                <w:rFonts w:ascii="Latha" w:hAnsi="Latha" w:cs="Latha"/>
+                <w:szCs w:val="24"/>
+                <w:lang w:bidi="ta-IN"/>
+              </w:rPr>
+              <w:tab/>
+            </w:r>
+            <w:r>
+              <w:rPr>
+                <w:rFonts w:ascii="Latha" w:hAnsi="Latha" w:cs="Latha"/>
+                <w:b/>
+                <w:bCs/>
+                <w:szCs w:val="24"/>
+                <w:cs/>
+                <w:lang w:bidi="ta-IN"/>
+              </w:rPr>
+              <w:t>2.3</w:t>
+            </w:r>
+            <w:r>
+              <w:rPr>
+                <w:rFonts w:ascii="Latha" w:hAnsi="Latha" w:cs="Latha"/>
+                <w:b/>
+                <w:bCs/>
+                <w:szCs w:val="24"/>
+                <w:lang w:bidi="ta-IN"/>
+              </w:rPr>
+              <w:t>.</w:t>
+            </w:r>
+            <w:r>
+              <w:rPr>
+                <w:rFonts w:ascii="Latha" w:hAnsi="Latha" w:cs="Latha"/>
+                <w:b/>
+                <w:bCs/>
+                <w:szCs w:val="24"/>
+                <w:cs/>
+                <w:lang w:bidi="ta-IN"/>
+              </w:rPr>
+              <w:t>5</w:t>
+            </w:r>
+            <w:r>
+              <w:rPr>
+                <w:rFonts w:ascii="Latha" w:hAnsi="Latha" w:cs="Latha"/>
+                <w:b/>
+                <w:bCs/>
+                <w:szCs w:val="24"/>
+                <w:lang w:bidi="ta-IN"/>
+              </w:rPr>
+              <w:t>.3</w:t>
+            </w:r>
+            <w:r>
+              <w:rPr>
+                <w:rFonts w:ascii="Latha" w:hAnsi="Latha" w:cs="Latha"/>
+                <w:b/>
+                <w:bCs/>
+                <w:szCs w:val="24"/>
+                <w:lang w:bidi="ta-IN"/>
+              </w:rPr>
+              <w:t>(</w:t>
+            </w:r>
+            <w:r>
+              <w:rPr>
+                <w:rFonts w:ascii="Latha" w:hAnsi="Latha" w:cs="Latha"/>
+                <w:b/>
+                <w:bCs/>
+                <w:szCs w:val="24"/>
+                <w:cs/>
+                <w:lang w:bidi="ta-IN"/>
+              </w:rPr>
+              <w:t>58</w:t>
+            </w:r>
+            <w:r>
+              <w:rPr>
+                <w:rFonts w:ascii="Latha" w:hAnsi="Latha" w:cs="Latha"/>
+                <w:b/>
+                <w:bCs/>
+                <w:szCs w:val="24"/>
+                <w:lang w:bidi="ta-IN"/>
+              </w:rPr>
+              <w:t>)</w:t>
+            </w:r>
+            <w:r>
+              <w:rPr>
+                <w:rFonts w:ascii="Latha" w:hAnsi="Latha" w:cs="Latha"/>
+                <w:szCs w:val="24"/>
+                <w:lang w:bidi="ta-IN"/>
+              </w:rPr>
+              <w:t xml:space="preserve">-  </w:t>
+            </w:r>
+            <w:r>
+              <w:rPr>
+                <w:rFonts w:ascii="Latha" w:hAnsi="Latha" w:cs="Latha"/>
+                <w:szCs w:val="24"/>
+                <w:cs/>
+                <w:lang w:bidi="ta-IN"/>
+              </w:rPr>
+              <w:t>யா</w:t>
+            </w:r>
+            <w:r>
+              <w:rPr>
+                <w:rFonts w:ascii="BRH Tamil Tab Extra" w:hAnsi="BRH Tamil Tab Extra" w:cs="Latha"/>
+                <w:b/>
+                <w:bCs/>
+                <w:szCs w:val="28"/>
+                <w:lang w:bidi="ta-IN"/>
+              </w:rPr>
+              <w:t>…</w:t>
+            </w:r>
+            <w:r>
+              <w:rPr>
+                <w:rFonts w:ascii="Latha" w:hAnsi="Latha" w:cs="Latha"/>
+                <w:szCs w:val="24"/>
+                <w:cs/>
+                <w:lang w:bidi="ta-IN"/>
+              </w:rPr>
+              <w:t>ஜ்யா</w:t>
+            </w:r>
+            <w:r>
+              <w:rPr>
+                <w:rFonts w:ascii="BRH Tamil Tab Extra" w:hAnsi="BRH Tamil Tab Extra" w:cs="Latha"/>
+                <w:b/>
+                <w:bCs/>
+                <w:szCs w:val="28"/>
+                <w:lang w:bidi="ta-IN"/>
+              </w:rPr>
+              <w:t>‡</w:t>
+            </w:r>
+            <w:r>
+              <w:rPr>
+                <w:rFonts w:ascii="Latha" w:hAnsi="Latha" w:cs="Latha"/>
+                <w:szCs w:val="24"/>
+                <w:lang w:bidi="ta-IN"/>
+              </w:rPr>
+              <w:t xml:space="preserve"> | </w:t>
+            </w:r>
+            <w:r>
+              <w:rPr>
+                <w:rFonts w:ascii="Latha" w:hAnsi="Latha" w:cs="Latha"/>
+                <w:szCs w:val="24"/>
+                <w:cs/>
+                <w:lang w:bidi="ta-IN"/>
+              </w:rPr>
+              <w:t xml:space="preserve">ஆ </w:t>
+            </w:r>
+            <w:r>
+              <w:rPr>
+                <w:rFonts w:ascii="Latha" w:hAnsi="Latha" w:cs="Latha"/>
+                <w:szCs w:val="24"/>
+                <w:lang w:bidi="ta-IN"/>
+              </w:rPr>
+              <w:t xml:space="preserve">| </w:t>
+            </w:r>
+            <w:r>
+              <w:rPr>
+                <w:rFonts w:ascii="Latha" w:hAnsi="Latha" w:cs="Latha"/>
+                <w:b/>
+                <w:bCs/>
+                <w:szCs w:val="24"/>
+                <w:lang w:bidi="ta-IN"/>
+              </w:rPr>
+              <w:t>(</w:t>
+            </w:r>
+            <w:r>
+              <w:rPr>
+                <w:rFonts w:ascii="Latha" w:hAnsi="Latha" w:cs="Latha"/>
+                <w:b/>
+                <w:bCs/>
+                <w:szCs w:val="24"/>
+                <w:lang w:bidi="ta-IN"/>
+              </w:rPr>
+              <w:t>GS</w:t>
+            </w:r>
+            <w:r>
+              <w:rPr>
+                <w:rFonts w:ascii="Latha" w:hAnsi="Latha" w:cs="Latha"/>
+                <w:szCs w:val="24"/>
+                <w:lang w:bidi="ta-IN"/>
+              </w:rPr>
+              <w:t>-</w:t>
+            </w:r>
+            <w:r>
+              <w:rPr>
+                <w:rFonts w:ascii="Latha" w:hAnsi="Latha" w:cs="Latha"/>
+                <w:b/>
+                <w:bCs/>
+                <w:szCs w:val="24"/>
+                <w:cs/>
+                <w:lang w:bidi="ta-IN"/>
+              </w:rPr>
+              <w:t>2.3</w:t>
+            </w:r>
+            <w:r>
+              <w:rPr>
+                <w:rFonts w:ascii="Latha" w:hAnsi="Latha" w:cs="Latha"/>
+                <w:szCs w:val="24"/>
+                <w:lang w:bidi="ta-IN"/>
+              </w:rPr>
+              <w:t>-</w:t>
+            </w:r>
+            <w:r>
+              <w:rPr>
+                <w:rFonts w:ascii="Latha" w:hAnsi="Latha" w:cs="Latha"/>
+                <w:b/>
+                <w:bCs/>
+                <w:szCs w:val="24"/>
+                <w:cs/>
+                <w:lang w:bidi="ta-IN"/>
+              </w:rPr>
+              <w:t>20</w:t>
+            </w:r>
+            <w:r>
+              <w:rPr>
+                <w:rFonts w:ascii="Latha" w:hAnsi="Latha" w:cs="Latha"/>
+                <w:b/>
+                <w:bCs/>
+                <w:szCs w:val="24"/>
+                <w:lang w:bidi="ta-IN"/>
+              </w:rPr>
+              <w:t>)</w:t>
+            </w:r>
+          </w:p>
+          <w:p>
+            <w:pPr>
+              <w:widowControl w:val="0"/>
+              <w:autoSpaceDE w:val="0"/>
+              <w:autoSpaceDN w:val="0"/>
+              <w:adjustRightInd w:val="0"/>
+              <w:spacing w:before="0" w:line="240" w:lineRule="auto"/>
+              <w:rPr>
+                <w:rFonts w:cs="BRH Malayalam Extra"/>
+                <w:color w:val="000000"/>
+                <w:szCs w:val="40"/>
+              </w:rPr>
+            </w:pPr>
+            <w:r>
+              <w:rPr>
+                <w:rFonts w:ascii="Latha" w:hAnsi="Latha" w:cs="Latha"/>
+                <w:szCs w:val="24"/>
+                <w:cs/>
+                <w:lang w:bidi="ta-IN"/>
+              </w:rPr>
+              <w:t>யா</w:t>
+            </w:r>
+            <w:r>
+              <w:rPr>
+                <w:rFonts w:ascii="BRH Tamil Tab Extra" w:hAnsi="BRH Tamil Tab Extra" w:cs="Latha"/>
+                <w:b/>
+                <w:bCs/>
+                <w:szCs w:val="28"/>
+                <w:lang w:bidi="ta-IN"/>
+              </w:rPr>
+              <w:t>…</w:t>
+            </w:r>
+            <w:r>
+              <w:rPr>
+                <w:rFonts w:ascii="Latha" w:hAnsi="Latha" w:cs="Latha"/>
+                <w:szCs w:val="24"/>
+                <w:cs/>
+                <w:lang w:bidi="ta-IN"/>
+              </w:rPr>
+              <w:t>ஜ்</w:t>
+            </w:r>
+            <w:r>
+              <w:rPr>
+                <w:rFonts w:ascii="Latha" w:hAnsi="Latha" w:cs="Latha"/>
+                <w:szCs w:val="24"/>
+                <w:highlight w:val="yellow"/>
+                <w:cs/>
+                <w:lang w:bidi="ta-IN"/>
+              </w:rPr>
+              <w:t>யா</w:t>
+            </w:r>
+            <w:r>
+              <w:rPr>
+                <w:rFonts w:ascii="BRH Tamil Tab Extra" w:hAnsi="BRH Tamil Tab Extra" w:cs="Latha"/>
+                <w:b/>
+                <w:bCs/>
+                <w:szCs w:val="28"/>
+                <w:highlight w:val="yellow"/>
+                <w:lang w:bidi="ta-IN"/>
+              </w:rPr>
+              <w:t>†</w:t>
+            </w:r>
+            <w:r>
+              <w:rPr>
+                <w:rFonts w:ascii="Latha" w:hAnsi="Latha" w:cs="Latha"/>
+                <w:szCs w:val="24"/>
+                <w:lang w:bidi="ta-IN"/>
+              </w:rPr>
+              <w:t xml:space="preserve"> </w:t>
+            </w:r>
+            <w:r>
+              <w:rPr>
+                <w:rFonts w:ascii="BRH Devanagari Extra" w:hAnsi="BRH Devanagari Extra" w:cs="Latha"/>
+                <w:b/>
+                <w:bCs/>
+                <w:szCs w:val="28"/>
+                <w:lang w:bidi="ta-IN"/>
+              </w:rPr>
+              <w:t>ÅÅ</w:t>
+            </w:r>
+            <w:r>
+              <w:rPr>
+                <w:rFonts w:ascii="Latha" w:hAnsi="Latha" w:cs="Latha"/>
+                <w:szCs w:val="24"/>
+                <w:cs/>
+                <w:lang w:bidi="ta-IN"/>
+              </w:rPr>
+              <w:t>யா</w:t>
+            </w:r>
+            <w:r>
+              <w:rPr>
+                <w:rFonts w:ascii="BRH Tamil Tab Extra" w:hAnsi="BRH Tamil Tab Extra" w:cs="Latha"/>
+                <w:b/>
+                <w:bCs/>
+                <w:szCs w:val="28"/>
+                <w:lang w:bidi="ta-IN"/>
+              </w:rPr>
+              <w:t>…</w:t>
+            </w:r>
+            <w:r>
+              <w:rPr>
+                <w:rFonts w:ascii="Latha" w:hAnsi="Latha" w:cs="Latha"/>
+                <w:szCs w:val="24"/>
+                <w:cs/>
+                <w:lang w:bidi="ta-IN"/>
+              </w:rPr>
+              <w:t>ஜ்யா</w:t>
+            </w:r>
+            <w:r>
+              <w:rPr>
+                <w:rFonts w:ascii="BRH Tamil Tab Extra" w:hAnsi="BRH Tamil Tab Extra" w:cs="Latha"/>
+                <w:b/>
+                <w:bCs/>
+                <w:szCs w:val="28"/>
+                <w:lang w:bidi="ta-IN"/>
+              </w:rPr>
+              <w:t>†</w:t>
+            </w:r>
+            <w:r>
+              <w:rPr>
+                <w:rFonts w:ascii="Latha" w:hAnsi="Latha" w:cs="Latha"/>
+                <w:szCs w:val="24"/>
+                <w:lang w:bidi="ta-IN"/>
+              </w:rPr>
+              <w:t xml:space="preserve"> </w:t>
+            </w:r>
+            <w:r>
+              <w:rPr>
+                <w:rFonts w:ascii="Latha" w:hAnsi="Latha" w:cs="Latha"/>
+                <w:szCs w:val="24"/>
+                <w:cs/>
+                <w:lang w:bidi="ta-IN"/>
+              </w:rPr>
+              <w:t>யா</w:t>
+            </w:r>
+            <w:r>
+              <w:rPr>
+                <w:rFonts w:ascii="BRH Tamil Tab Extra" w:hAnsi="BRH Tamil Tab Extra" w:cs="Latha"/>
+                <w:b/>
+                <w:bCs/>
+                <w:szCs w:val="28"/>
+                <w:lang w:bidi="ta-IN"/>
+              </w:rPr>
+              <w:t>…</w:t>
+            </w:r>
+            <w:r>
+              <w:rPr>
+                <w:rFonts w:ascii="Latha" w:hAnsi="Latha" w:cs="Latha"/>
+                <w:szCs w:val="24"/>
+                <w:cs/>
+                <w:lang w:bidi="ta-IN"/>
+              </w:rPr>
+              <w:t>ஜ்</w:t>
+            </w:r>
+            <w:r>
+              <w:rPr>
+                <w:rFonts w:ascii="Latha" w:hAnsi="Latha" w:cs="Latha"/>
+                <w:szCs w:val="24"/>
+                <w:highlight w:val="yellow"/>
+                <w:cs/>
+                <w:lang w:bidi="ta-IN"/>
+              </w:rPr>
+              <w:t>யா</w:t>
+            </w:r>
+            <w:r>
+              <w:rPr>
+                <w:rFonts w:ascii="BRH Tamil Tab Extra" w:hAnsi="BRH Tamil Tab Extra" w:cs="Latha"/>
+                <w:b/>
+                <w:bCs/>
+                <w:szCs w:val="28"/>
+                <w:highlight w:val="yellow"/>
+                <w:lang w:bidi="ta-IN"/>
+              </w:rPr>
+              <w:t>‡</w:t>
+            </w:r>
+            <w:r>
+              <w:rPr>
+                <w:rFonts w:ascii="Latha" w:hAnsi="Latha" w:cs="Latha"/>
+                <w:szCs w:val="24"/>
+                <w:lang w:bidi="ta-IN"/>
+              </w:rPr>
+              <w:t xml:space="preserve"> |</w:t>
+            </w:r>
+          </w:p>
+        </w:tc>
+        <w:tc>
+          <w:tcPr>
+            <w:tcW w:w="7371" w:type="dxa"/>
+          </w:tcPr>
+          <w:p>
+            <w:pPr>
+              <w:autoSpaceDE w:val="0"/>
+              <w:autoSpaceDN w:val="0"/>
+              <w:adjustRightInd w:val="0"/>
+              <w:rPr>
+                <w:rFonts w:ascii="Latha" w:hAnsi="Latha" w:cs="Latha"/>
+                <w:szCs w:val="24"/>
+                <w:lang w:bidi="ta-IN"/>
+              </w:rPr>
+            </w:pPr>
+            <w:r>
+              <w:rPr>
+                <w:rFonts w:ascii="Latha" w:hAnsi="Latha" w:cs="Latha"/>
+                <w:b/>
+                <w:bCs/>
+                <w:szCs w:val="24"/>
+                <w:cs/>
+                <w:lang w:bidi="ta-IN"/>
+              </w:rPr>
+              <w:t>65</w:t>
+            </w:r>
+            <w:r>
+              <w:rPr>
+                <w:rFonts w:ascii="Latha" w:hAnsi="Latha" w:cs="Latha"/>
+                <w:b/>
+                <w:bCs/>
+                <w:szCs w:val="24"/>
+                <w:lang w:bidi="ta-IN"/>
+              </w:rPr>
+              <w:t>)</w:t>
+            </w:r>
+            <w:r>
+              <w:rPr>
+                <w:rFonts w:ascii="Latha" w:hAnsi="Latha" w:cs="Latha"/>
+                <w:szCs w:val="24"/>
+                <w:lang w:bidi="ta-IN"/>
+              </w:rPr>
+              <w:tab/>
+            </w:r>
+            <w:r>
+              <w:rPr>
+                <w:rFonts w:ascii="Latha" w:hAnsi="Latha" w:cs="Latha"/>
+                <w:b/>
+                <w:bCs/>
+                <w:szCs w:val="24"/>
+                <w:cs/>
+                <w:lang w:bidi="ta-IN"/>
+              </w:rPr>
+              <w:t>2.3</w:t>
+            </w:r>
+            <w:r>
+              <w:rPr>
+                <w:rFonts w:ascii="Latha" w:hAnsi="Latha" w:cs="Latha"/>
+                <w:b/>
+                <w:bCs/>
+                <w:szCs w:val="24"/>
+                <w:lang w:bidi="ta-IN"/>
+              </w:rPr>
+              <w:t>.</w:t>
+            </w:r>
+            <w:r>
+              <w:rPr>
+                <w:rFonts w:ascii="Latha" w:hAnsi="Latha" w:cs="Latha"/>
+                <w:b/>
+                <w:bCs/>
+                <w:szCs w:val="24"/>
+                <w:cs/>
+                <w:lang w:bidi="ta-IN"/>
+              </w:rPr>
+              <w:t>5</w:t>
+            </w:r>
+            <w:r>
+              <w:rPr>
+                <w:rFonts w:ascii="Latha" w:hAnsi="Latha" w:cs="Latha"/>
+                <w:b/>
+                <w:bCs/>
+                <w:szCs w:val="24"/>
+                <w:lang w:bidi="ta-IN"/>
+              </w:rPr>
+              <w:t>.3</w:t>
+            </w:r>
+            <w:r>
+              <w:rPr>
+                <w:rFonts w:ascii="Latha" w:hAnsi="Latha" w:cs="Latha"/>
+                <w:b/>
+                <w:bCs/>
+                <w:szCs w:val="24"/>
+                <w:lang w:bidi="ta-IN"/>
+              </w:rPr>
+              <w:t>(</w:t>
+            </w:r>
+            <w:r>
+              <w:rPr>
+                <w:rFonts w:ascii="Latha" w:hAnsi="Latha" w:cs="Latha"/>
+                <w:b/>
+                <w:bCs/>
+                <w:szCs w:val="24"/>
+                <w:cs/>
+                <w:lang w:bidi="ta-IN"/>
+              </w:rPr>
+              <w:t>58</w:t>
+            </w:r>
+            <w:r>
+              <w:rPr>
+                <w:rFonts w:ascii="Latha" w:hAnsi="Latha" w:cs="Latha"/>
+                <w:b/>
+                <w:bCs/>
+                <w:szCs w:val="24"/>
+                <w:lang w:bidi="ta-IN"/>
+              </w:rPr>
+              <w:t>)</w:t>
+            </w:r>
+            <w:r>
+              <w:rPr>
+                <w:rFonts w:ascii="Latha" w:hAnsi="Latha" w:cs="Latha"/>
+                <w:szCs w:val="24"/>
+                <w:lang w:bidi="ta-IN"/>
+              </w:rPr>
+              <w:t xml:space="preserve">-  </w:t>
+            </w:r>
+            <w:r>
+              <w:rPr>
+                <w:rFonts w:ascii="Latha" w:hAnsi="Latha" w:cs="Latha"/>
+                <w:szCs w:val="24"/>
+                <w:cs/>
+                <w:lang w:bidi="ta-IN"/>
+              </w:rPr>
+              <w:t>யா</w:t>
+            </w:r>
+            <w:r>
+              <w:rPr>
+                <w:rFonts w:ascii="BRH Tamil Tab Extra" w:hAnsi="BRH Tamil Tab Extra" w:cs="Latha"/>
+                <w:b/>
+                <w:bCs/>
+                <w:szCs w:val="28"/>
+                <w:lang w:bidi="ta-IN"/>
+              </w:rPr>
+              <w:t>…</w:t>
+            </w:r>
+            <w:r>
+              <w:rPr>
+                <w:rFonts w:ascii="Latha" w:hAnsi="Latha" w:cs="Latha"/>
+                <w:szCs w:val="24"/>
+                <w:cs/>
+                <w:lang w:bidi="ta-IN"/>
+              </w:rPr>
+              <w:t>ஜ்யா</w:t>
+            </w:r>
+            <w:r>
+              <w:rPr>
+                <w:rFonts w:ascii="BRH Tamil Tab Extra" w:hAnsi="BRH Tamil Tab Extra" w:cs="Latha"/>
+                <w:b/>
+                <w:bCs/>
+                <w:szCs w:val="28"/>
+                <w:lang w:bidi="ta-IN"/>
+              </w:rPr>
+              <w:t>‡</w:t>
+            </w:r>
+            <w:r>
+              <w:rPr>
+                <w:rFonts w:ascii="Latha" w:hAnsi="Latha" w:cs="Latha"/>
+                <w:szCs w:val="24"/>
+                <w:lang w:bidi="ta-IN"/>
+              </w:rPr>
+              <w:t xml:space="preserve"> | </w:t>
+            </w:r>
+            <w:r>
+              <w:rPr>
+                <w:rFonts w:ascii="Latha" w:hAnsi="Latha" w:cs="Latha"/>
+                <w:szCs w:val="24"/>
+                <w:cs/>
+                <w:lang w:bidi="ta-IN"/>
+              </w:rPr>
+              <w:t xml:space="preserve">ஆ </w:t>
+            </w:r>
+            <w:r>
+              <w:rPr>
+                <w:rFonts w:ascii="Latha" w:hAnsi="Latha" w:cs="Latha"/>
+                <w:szCs w:val="24"/>
+                <w:lang w:bidi="ta-IN"/>
+              </w:rPr>
+              <w:t xml:space="preserve">| </w:t>
+            </w:r>
+            <w:r>
+              <w:rPr>
+                <w:rFonts w:ascii="Latha" w:hAnsi="Latha" w:cs="Latha"/>
+                <w:b/>
+                <w:bCs/>
+                <w:szCs w:val="24"/>
+                <w:lang w:bidi="ta-IN"/>
+              </w:rPr>
+              <w:t>(</w:t>
+            </w:r>
+            <w:r>
+              <w:rPr>
+                <w:rFonts w:ascii="Latha" w:hAnsi="Latha" w:cs="Latha"/>
+                <w:b/>
+                <w:bCs/>
+                <w:szCs w:val="24"/>
+                <w:lang w:bidi="ta-IN"/>
+              </w:rPr>
+              <w:t>GS</w:t>
+            </w:r>
+            <w:r>
+              <w:rPr>
+                <w:rFonts w:ascii="Latha" w:hAnsi="Latha" w:cs="Latha"/>
+                <w:szCs w:val="24"/>
+                <w:lang w:bidi="ta-IN"/>
+              </w:rPr>
+              <w:t>-</w:t>
+            </w:r>
+            <w:r>
+              <w:rPr>
+                <w:rFonts w:ascii="Latha" w:hAnsi="Latha" w:cs="Latha"/>
+                <w:b/>
+                <w:bCs/>
+                <w:szCs w:val="24"/>
+                <w:cs/>
+                <w:lang w:bidi="ta-IN"/>
+              </w:rPr>
+              <w:t>2.3</w:t>
+            </w:r>
+            <w:r>
+              <w:rPr>
+                <w:rFonts w:ascii="Latha" w:hAnsi="Latha" w:cs="Latha"/>
+                <w:szCs w:val="24"/>
+                <w:lang w:bidi="ta-IN"/>
+              </w:rPr>
+              <w:t>-</w:t>
+            </w:r>
+            <w:r>
+              <w:rPr>
+                <w:rFonts w:ascii="Latha" w:hAnsi="Latha" w:cs="Latha"/>
+                <w:b/>
+                <w:bCs/>
+                <w:szCs w:val="24"/>
+                <w:cs/>
+                <w:lang w:bidi="ta-IN"/>
+              </w:rPr>
+              <w:t>20</w:t>
+            </w:r>
+            <w:r>
+              <w:rPr>
+                <w:rFonts w:ascii="Latha" w:hAnsi="Latha" w:cs="Latha"/>
+                <w:b/>
+                <w:bCs/>
+                <w:szCs w:val="24"/>
+                <w:lang w:bidi="ta-IN"/>
+              </w:rPr>
+              <w:t>)</w:t>
+            </w:r>
+          </w:p>
+          <w:p>
+            <w:pPr>
+              <w:widowControl w:val="0"/>
+              <w:autoSpaceDE w:val="0"/>
+              <w:autoSpaceDN w:val="0"/>
+              <w:adjustRightInd w:val="0"/>
+              <w:spacing w:before="0" w:line="240" w:lineRule="auto"/>
+              <w:rPr>
+                <w:rFonts w:cs="BRH Malayalam Extra"/>
+                <w:color w:val="000000"/>
+                <w:szCs w:val="40"/>
+              </w:rPr>
+            </w:pPr>
+            <w:r>
+              <w:rPr>
+                <w:rFonts w:ascii="Latha" w:hAnsi="Latha" w:cs="Latha"/>
+                <w:szCs w:val="24"/>
+                <w:cs/>
+                <w:lang w:bidi="ta-IN"/>
+              </w:rPr>
+              <w:t>யா</w:t>
+            </w:r>
+            <w:r>
+              <w:rPr>
+                <w:rFonts w:ascii="BRH Tamil Tab Extra" w:hAnsi="BRH Tamil Tab Extra" w:cs="Latha"/>
+                <w:b/>
+                <w:bCs/>
+                <w:szCs w:val="28"/>
+                <w:lang w:bidi="ta-IN"/>
+              </w:rPr>
+              <w:t>…</w:t>
+            </w:r>
+            <w:r>
+              <w:rPr>
+                <w:rFonts w:ascii="Latha" w:hAnsi="Latha" w:cs="Latha"/>
+                <w:szCs w:val="24"/>
+                <w:cs/>
+                <w:lang w:bidi="ta-IN"/>
+              </w:rPr>
+              <w:t>ஜ்</w:t>
+            </w:r>
+            <w:r>
+              <w:rPr>
+                <w:rFonts w:ascii="Latha" w:hAnsi="Latha" w:cs="Latha"/>
+                <w:szCs w:val="24"/>
+                <w:highlight w:val="green"/>
+                <w:cs/>
+                <w:lang w:bidi="ta-IN"/>
+              </w:rPr>
+              <w:t>யா</w:t>
+            </w:r>
+            <w:r>
+              <w:rPr>
+                <w:rFonts w:ascii="Latha" w:hAnsi="Latha" w:cs="Latha"/>
+                <w:szCs w:val="24"/>
+                <w:lang w:bidi="ta-IN"/>
+              </w:rPr>
+              <w:t xml:space="preserve"> </w:t>
+            </w:r>
+            <w:r>
+              <w:rPr>
+                <w:rFonts w:ascii="BRH Devanagari Extra" w:hAnsi="BRH Devanagari Extra" w:cs="Latha"/>
+                <w:b/>
+                <w:bCs/>
+                <w:szCs w:val="28"/>
+                <w:lang w:bidi="ta-IN"/>
+              </w:rPr>
+              <w:t>ÅÅ</w:t>
+            </w:r>
+            <w:r>
+              <w:rPr>
+                <w:rFonts w:ascii="Latha" w:hAnsi="Latha" w:cs="Latha"/>
+                <w:szCs w:val="24"/>
+                <w:cs/>
+                <w:lang w:bidi="ta-IN"/>
+              </w:rPr>
+              <w:t>யா</w:t>
+            </w:r>
+            <w:r>
+              <w:rPr>
+                <w:rFonts w:ascii="BRH Tamil Tab Extra" w:hAnsi="BRH Tamil Tab Extra" w:cs="Latha"/>
+                <w:b/>
+                <w:bCs/>
+                <w:szCs w:val="28"/>
+                <w:lang w:bidi="ta-IN"/>
+              </w:rPr>
+              <w:t>…</w:t>
+            </w:r>
+            <w:r>
+              <w:rPr>
+                <w:rFonts w:ascii="Latha" w:hAnsi="Latha" w:cs="Latha"/>
+                <w:szCs w:val="24"/>
+                <w:cs/>
+                <w:lang w:bidi="ta-IN"/>
+              </w:rPr>
+              <w:t>ஜ்யா</w:t>
+            </w:r>
+            <w:r>
+              <w:rPr>
+                <w:rFonts w:ascii="BRH Tamil Tab Extra" w:hAnsi="BRH Tamil Tab Extra" w:cs="Latha"/>
+                <w:b/>
+                <w:bCs/>
+                <w:szCs w:val="28"/>
+                <w:lang w:bidi="ta-IN"/>
+              </w:rPr>
+              <w:t>†</w:t>
+            </w:r>
+            <w:r>
+              <w:rPr>
+                <w:rFonts w:ascii="Latha" w:hAnsi="Latha" w:cs="Latha"/>
+                <w:szCs w:val="24"/>
+                <w:lang w:bidi="ta-IN"/>
+              </w:rPr>
+              <w:t xml:space="preserve"> </w:t>
+            </w:r>
+            <w:r>
+              <w:rPr>
+                <w:rFonts w:ascii="Latha" w:hAnsi="Latha" w:cs="Latha"/>
+                <w:szCs w:val="24"/>
+                <w:cs/>
+                <w:lang w:bidi="ta-IN"/>
+              </w:rPr>
+              <w:t>யா</w:t>
+            </w:r>
+            <w:r>
+              <w:rPr>
+                <w:rFonts w:ascii="BRH Tamil Tab Extra" w:hAnsi="BRH Tamil Tab Extra" w:cs="Latha"/>
+                <w:b/>
+                <w:bCs/>
+                <w:szCs w:val="28"/>
+                <w:lang w:bidi="ta-IN"/>
+              </w:rPr>
+              <w:t>…</w:t>
+            </w:r>
+            <w:r>
+              <w:rPr>
+                <w:rFonts w:ascii="Latha" w:hAnsi="Latha" w:cs="Latha"/>
+                <w:szCs w:val="24"/>
+                <w:cs/>
+                <w:lang w:bidi="ta-IN"/>
+              </w:rPr>
+              <w:t>ஜ்</w:t>
+            </w:r>
+            <w:r>
+              <w:rPr>
+                <w:rFonts w:ascii="Latha" w:hAnsi="Latha" w:cs="Latha"/>
+                <w:szCs w:val="24"/>
+                <w:highlight w:val="green"/>
+                <w:cs/>
+                <w:lang w:bidi="ta-IN"/>
+              </w:rPr>
+              <w:t>யா</w:t>
+            </w:r>
+            <w:r>
+              <w:rPr>
+                <w:rFonts w:ascii="Latha" w:hAnsi="Latha" w:cs="Latha"/>
+                <w:szCs w:val="24"/>
+                <w:lang w:bidi="ta-IN"/>
+              </w:rPr>
+              <w:t xml:space="preserve"> |</w:t>
+            </w:r>
+          </w:p>
+        </w:tc>
+      </w:tr>
+      <w:tr>
+        <w:trPr>
           <w:trHeight w:val="4017"/>
         </w:trPr>
         <w:tc>
@@ -164,147 +1030,584 @@
           </w:tcPr>
           <w:p>
             <w:pPr>
-              <w:widowControl w:val="0"/>
               <w:autoSpaceDE w:val="0"/>
               <w:autoSpaceDN w:val="0"/>
               <w:adjustRightInd w:val="0"/>
-              <w:spacing w:before="0" w:line="240" w:lineRule="auto"/>
-              <w:rPr>
-                <w:rFonts w:ascii="BRH Devanagari Extra" w:hAnsi="BRH Devanagari Extra" w:cs="BRH Devanagari Extra"/>
-                <w:color w:val="000000"/>
-                <w:sz w:val="32"/>
-                <w:szCs w:val="40"/>
+              <w:rPr>
+                <w:rFonts w:ascii="Latha" w:hAnsi="Latha" w:cs="Latha"/>
+                <w:szCs w:val="24"/>
+                <w:lang w:bidi="ta-IN"/>
               </w:rPr>
             </w:pPr>
             <w:r>
               <w:rPr>
-                <w:rFonts w:cs="BRH Devanagari Extra"/>
-                <w:color w:val="000000"/>
-                <w:szCs w:val="40"/>
+                <w:rFonts w:ascii="Latha" w:hAnsi="Latha" w:cs="Latha"/>
+                <w:b/>
+                <w:bCs/>
+                <w:szCs w:val="24"/>
+                <w:cs/>
+                <w:lang w:bidi="ta-IN"/>
               </w:rPr>
               <w:t>65</w:t>
             </w:r>
             <w:r>
               <w:rPr>
-                <w:rFonts w:ascii="BRH Devanagari Extra" w:hAnsi="BRH Devanagari Extra" w:cs="BRH Devanagari Extra"/>
-                <w:color w:val="000000"/>
-                <w:sz w:val="32"/>
-                <w:szCs w:val="40"/>
+                <w:rFonts w:ascii="Latha" w:hAnsi="Latha" w:cs="Latha"/>
+                <w:b/>
+                <w:bCs/>
+                <w:szCs w:val="24"/>
+                <w:lang w:bidi="ta-IN"/>
               </w:rPr>
               <w:t>)</w:t>
             </w:r>
             <w:r>
               <w:rPr>
-                <w:rFonts w:ascii="BRH Devanagari Extra" w:hAnsi="BRH Devanagari Extra" w:cs="BRH Devanagari Extra"/>
-                <w:color w:val="000000"/>
-                <w:sz w:val="32"/>
-                <w:szCs w:val="40"/>
+                <w:rFonts w:ascii="Latha" w:hAnsi="Latha" w:cs="Latha"/>
+                <w:szCs w:val="24"/>
+                <w:lang w:bidi="ta-IN"/>
               </w:rPr>
               <w:tab/>
             </w:r>
             <w:r>
               <w:rPr>
-                <w:rFonts w:cs="BRH Devanagari Extra"/>
-                <w:color w:val="000000"/>
-                <w:szCs w:val="40"/>
-              </w:rPr>
-              <w:t>2</w:t>
-            </w:r>
-            <w:r>
-              <w:rPr>
-                <w:rFonts w:ascii="BRH Devanagari Extra" w:hAnsi="BRH Devanagari Extra" w:cs="BRH Devanagari Extra"/>
-                <w:color w:val="000000"/>
-                <w:sz w:val="32"/>
-                <w:szCs w:val="40"/>
+                <w:rFonts w:ascii="Latha" w:hAnsi="Latha" w:cs="Latha"/>
+                <w:b/>
+                <w:bCs/>
+                <w:szCs w:val="24"/>
+                <w:cs/>
+                <w:lang w:bidi="ta-IN"/>
+              </w:rPr>
+              <w:t>2.3</w:t>
+            </w:r>
+            <w:r>
+              <w:rPr>
+                <w:rFonts w:ascii="Latha" w:hAnsi="Latha" w:cs="Latha"/>
+                <w:b/>
+                <w:bCs/>
+                <w:szCs w:val="24"/>
+                <w:lang w:bidi="ta-IN"/>
               </w:rPr>
               <w:t>.</w:t>
             </w:r>
             <w:r>
               <w:rPr>
-                <w:rFonts w:cs="BRH Devanagari Extra"/>
-                <w:color w:val="000000"/>
-                <w:szCs w:val="40"/>
-              </w:rPr>
-              <w:t>3</w:t>
-            </w:r>
-            <w:r>
-              <w:rPr>
-                <w:rFonts w:ascii="BRH Devanagari Extra" w:hAnsi="BRH Devanagari Extra" w:cs="BRH Devanagari Extra"/>
-                <w:color w:val="000000"/>
-                <w:sz w:val="32"/>
-                <w:szCs w:val="40"/>
+                <w:rFonts w:ascii="Latha" w:hAnsi="Latha" w:cs="Latha"/>
+                <w:b/>
+                <w:bCs/>
+                <w:szCs w:val="24"/>
+                <w:cs/>
+                <w:lang w:bidi="ta-IN"/>
+              </w:rPr>
+              <w:t>12</w:t>
+            </w:r>
+            <w:r>
+              <w:rPr>
+                <w:rFonts w:ascii="Latha" w:hAnsi="Latha" w:cs="Latha"/>
+                <w:b/>
+                <w:bCs/>
+                <w:szCs w:val="24"/>
+                <w:lang w:bidi="ta-IN"/>
+              </w:rPr>
+              <w:t>.2</w:t>
+            </w:r>
+            <w:r>
+              <w:rPr>
+                <w:rFonts w:ascii="Latha" w:hAnsi="Latha" w:cs="Latha"/>
+                <w:b/>
+                <w:bCs/>
+                <w:szCs w:val="24"/>
+                <w:lang w:bidi="ta-IN"/>
+              </w:rPr>
+              <w:t>(</w:t>
+            </w:r>
+            <w:r>
+              <w:rPr>
+                <w:rFonts w:ascii="Latha" w:hAnsi="Latha" w:cs="Latha"/>
+                <w:b/>
+                <w:bCs/>
+                <w:szCs w:val="24"/>
+                <w:cs/>
+                <w:lang w:bidi="ta-IN"/>
+              </w:rPr>
+              <w:t>51</w:t>
+            </w:r>
+            <w:r>
+              <w:rPr>
+                <w:rFonts w:ascii="Latha" w:hAnsi="Latha" w:cs="Latha"/>
+                <w:b/>
+                <w:bCs/>
+                <w:szCs w:val="24"/>
+                <w:lang w:bidi="ta-IN"/>
+              </w:rPr>
+              <w:t>)</w:t>
+            </w:r>
+            <w:r>
+              <w:rPr>
+                <w:rFonts w:ascii="Latha" w:hAnsi="Latha" w:cs="Latha"/>
+                <w:szCs w:val="24"/>
+                <w:lang w:bidi="ta-IN"/>
+              </w:rPr>
+              <w:t xml:space="preserve">-  </w:t>
+            </w:r>
+            <w:r>
+              <w:rPr>
+                <w:rFonts w:ascii="Latha" w:hAnsi="Latha" w:cs="Latha"/>
+                <w:szCs w:val="24"/>
+                <w:cs/>
+                <w:lang w:bidi="ta-IN"/>
+              </w:rPr>
+              <w:t>புன</w:t>
+            </w:r>
+            <w:r>
+              <w:rPr>
+                <w:rFonts w:ascii="BRH Tamil Tab Extra" w:hAnsi="BRH Tamil Tab Extra" w:cs="Latha"/>
+                <w:b/>
+                <w:bCs/>
+                <w:szCs w:val="28"/>
+                <w:lang w:bidi="ta-IN"/>
+              </w:rPr>
+              <w:t>†</w:t>
+            </w:r>
+            <w:r>
+              <w:rPr>
+                <w:rFonts w:ascii="Latha" w:hAnsi="Latha" w:cs="Latha"/>
+                <w:b/>
+                <w:bCs/>
+                <w:szCs w:val="28"/>
+                <w:cs/>
+                <w:lang w:bidi="ta-IN"/>
+              </w:rPr>
+              <w:t>:</w:t>
+            </w:r>
+            <w:r>
+              <w:rPr>
+                <w:rFonts w:ascii="Latha" w:hAnsi="Latha" w:cs="Latha"/>
+                <w:szCs w:val="24"/>
+                <w:cs/>
+                <w:lang w:bidi="ta-IN"/>
+              </w:rPr>
+              <w:t xml:space="preserve"> </w:t>
+            </w:r>
+            <w:r>
+              <w:rPr>
+                <w:rFonts w:ascii="Latha" w:hAnsi="Latha" w:cs="Latha"/>
+                <w:szCs w:val="24"/>
+                <w:lang w:bidi="ta-IN"/>
+              </w:rPr>
+              <w:t xml:space="preserve">| </w:t>
+            </w:r>
+            <w:r>
+              <w:rPr>
+                <w:rFonts w:ascii="Latha" w:hAnsi="Latha" w:cs="Latha"/>
+                <w:szCs w:val="24"/>
+                <w:cs/>
+                <w:lang w:bidi="ta-IN"/>
+              </w:rPr>
+              <w:t>ஏ</w:t>
+            </w:r>
+            <w:r>
+              <w:rPr>
+                <w:rFonts w:ascii="Latha" w:hAnsi="Latha" w:cs="Latha"/>
+                <w:szCs w:val="24"/>
+                <w:highlight w:val="yellow"/>
+                <w:cs/>
+                <w:lang w:bidi="ta-IN"/>
+              </w:rPr>
+              <w:t>த்யே</w:t>
+            </w:r>
+            <w:r>
+              <w:rPr>
+                <w:rFonts w:ascii="Latha" w:hAnsi="Latha" w:cs="Latha"/>
+                <w:szCs w:val="24"/>
+                <w:cs/>
+                <w:lang w:bidi="ta-IN"/>
+              </w:rPr>
+              <w:t>த்ய</w:t>
+            </w:r>
+            <w:r>
+              <w:rPr>
+                <w:rFonts w:ascii="BRH Tamil Tab Extra" w:hAnsi="BRH Tamil Tab Extra" w:cs="Latha"/>
+                <w:b/>
+                <w:bCs/>
+                <w:szCs w:val="28"/>
+                <w:lang w:bidi="ta-IN"/>
+              </w:rPr>
+              <w:t>†</w:t>
+            </w:r>
+            <w:r>
+              <w:rPr>
+                <w:rFonts w:ascii="Latha" w:hAnsi="Latha" w:cs="Latha"/>
+                <w:szCs w:val="24"/>
+                <w:lang w:bidi="ta-IN"/>
+              </w:rPr>
+              <w:t xml:space="preserve"> |</w:t>
+            </w:r>
+          </w:p>
+          <w:p>
+            <w:pPr>
+              <w:autoSpaceDE w:val="0"/>
+              <w:autoSpaceDN w:val="0"/>
+              <w:adjustRightInd w:val="0"/>
+              <w:rPr>
+                <w:rFonts w:ascii="Latha" w:hAnsi="Latha" w:cs="Latha"/>
+                <w:szCs w:val="24"/>
+                <w:lang w:bidi="ta-IN"/>
+              </w:rPr>
+            </w:pPr>
+            <w:r>
+              <w:rPr>
+                <w:rFonts w:ascii="Latha" w:hAnsi="Latha" w:cs="Latha"/>
+                <w:szCs w:val="24"/>
+                <w:cs/>
+                <w:lang w:bidi="ta-IN"/>
+              </w:rPr>
+              <w:t>புன</w:t>
+            </w:r>
+            <w:r>
+              <w:rPr>
+                <w:rFonts w:ascii="BRH Tamil Tab Extra" w:hAnsi="BRH Tamil Tab Extra" w:cs="Latha"/>
+                <w:b/>
+                <w:bCs/>
+                <w:szCs w:val="28"/>
+                <w:lang w:bidi="ta-IN"/>
+              </w:rPr>
+              <w:t>…</w:t>
+            </w:r>
+            <w:r>
+              <w:rPr>
+                <w:rFonts w:ascii="Latha" w:hAnsi="Latha" w:cs="Latha"/>
+                <w:szCs w:val="24"/>
+                <w:lang w:bidi="ta-IN"/>
+              </w:rPr>
+              <w:t xml:space="preserve"> </w:t>
+            </w:r>
+            <w:r>
+              <w:rPr>
+                <w:rFonts w:ascii="Latha" w:hAnsi="Latha" w:cs="Latha"/>
+                <w:szCs w:val="24"/>
+                <w:highlight w:val="yellow"/>
+                <w:cs/>
+                <w:lang w:bidi="ta-IN"/>
+              </w:rPr>
+              <w:t>ரேத்யே த்யை</w:t>
+            </w:r>
+            <w:r>
+              <w:rPr>
+                <w:rFonts w:ascii="Latha" w:hAnsi="Latha" w:cs="Latha"/>
+                <w:szCs w:val="24"/>
+                <w:cs/>
+                <w:lang w:bidi="ta-IN"/>
+              </w:rPr>
+              <w:t>த்யேத்ய</w:t>
+            </w:r>
+            <w:r>
+              <w:rPr>
+                <w:rFonts w:ascii="BRH Tamil Tab Extra" w:hAnsi="BRH Tamil Tab Extra" w:cs="Latha"/>
+                <w:b/>
+                <w:bCs/>
+                <w:szCs w:val="28"/>
+                <w:lang w:bidi="ta-IN"/>
+              </w:rPr>
+              <w:t>…</w:t>
+            </w:r>
+            <w:r>
+              <w:rPr>
+                <w:rFonts w:ascii="Latha" w:hAnsi="Latha" w:cs="Latha"/>
+                <w:szCs w:val="24"/>
+                <w:lang w:bidi="ta-IN"/>
+              </w:rPr>
+              <w:t xml:space="preserve"> </w:t>
+            </w:r>
+            <w:r>
+              <w:rPr>
+                <w:rFonts w:ascii="Latha" w:hAnsi="Latha" w:cs="Latha"/>
+                <w:szCs w:val="24"/>
+                <w:cs/>
+                <w:lang w:bidi="ta-IN"/>
+              </w:rPr>
+              <w:t>புன</w:t>
+            </w:r>
+            <w:r>
+              <w:rPr>
+                <w:rFonts w:ascii="BRH Tamil Tab Extra" w:hAnsi="BRH Tamil Tab Extra" w:cs="Latha"/>
+                <w:b/>
+                <w:bCs/>
+                <w:szCs w:val="28"/>
+                <w:lang w:bidi="ta-IN"/>
+              </w:rPr>
+              <w:t>…</w:t>
+            </w:r>
+            <w:r>
+              <w:rPr>
+                <w:rFonts w:ascii="Latha" w:hAnsi="Latha" w:cs="Latha"/>
+                <w:b/>
+                <w:bCs/>
+                <w:szCs w:val="28"/>
+                <w:cs/>
+                <w:lang w:bidi="ta-IN"/>
+              </w:rPr>
+              <w:t>:</w:t>
+            </w:r>
+            <w:r>
+              <w:rPr>
+                <w:rFonts w:ascii="Latha" w:hAnsi="Latha" w:cs="Latha"/>
+                <w:szCs w:val="24"/>
+                <w:cs/>
+                <w:lang w:bidi="ta-IN"/>
+              </w:rPr>
+              <w:t xml:space="preserve"> புன</w:t>
+            </w:r>
+            <w:r>
+              <w:rPr>
+                <w:rFonts w:ascii="BRH Tamil Tab Extra" w:hAnsi="BRH Tamil Tab Extra" w:cs="Latha"/>
+                <w:b/>
+                <w:bCs/>
+                <w:szCs w:val="28"/>
+                <w:lang w:bidi="ta-IN"/>
+              </w:rPr>
+              <w:t>…</w:t>
+            </w:r>
+            <w:r>
+              <w:rPr>
+                <w:rFonts w:ascii="Latha" w:hAnsi="Latha" w:cs="Latha"/>
+                <w:szCs w:val="24"/>
+                <w:lang w:bidi="ta-IN"/>
+              </w:rPr>
+              <w:t xml:space="preserve"> </w:t>
+            </w:r>
+            <w:r>
+              <w:rPr>
+                <w:rFonts w:ascii="Latha" w:hAnsi="Latha" w:cs="Latha"/>
+                <w:szCs w:val="24"/>
+                <w:highlight w:val="yellow"/>
+                <w:cs/>
+                <w:lang w:bidi="ta-IN"/>
+              </w:rPr>
+              <w:t>ரேத்யேத்ய</w:t>
+            </w:r>
+            <w:r>
+              <w:rPr>
+                <w:rFonts w:ascii="BRH Tamil Tab Extra" w:hAnsi="BRH Tamil Tab Extra" w:cs="Latha"/>
+                <w:b/>
+                <w:bCs/>
+                <w:szCs w:val="28"/>
+                <w:highlight w:val="yellow"/>
+                <w:lang w:bidi="ta-IN"/>
+              </w:rPr>
+              <w:t>†</w:t>
+            </w:r>
+            <w:r>
+              <w:rPr>
+                <w:rFonts w:ascii="Latha" w:hAnsi="Latha" w:cs="Latha"/>
+                <w:szCs w:val="24"/>
+                <w:lang w:bidi="ta-IN"/>
+              </w:rPr>
+              <w:t xml:space="preserve"> | </w:t>
+            </w:r>
+          </w:p>
+          <w:p>
+            <w:pPr>
+              <w:autoSpaceDE w:val="0"/>
+              <w:autoSpaceDN w:val="0"/>
+              <w:adjustRightInd w:val="0"/>
+              <w:rPr>
+                <w:rFonts w:ascii="Latha" w:hAnsi="Latha" w:cs="Latha"/>
+                <w:szCs w:val="24"/>
+                <w:lang w:bidi="ta-IN"/>
+              </w:rPr>
+            </w:pPr>
+            <w:r>
+              <w:rPr>
+                <w:rFonts w:ascii="Latha" w:hAnsi="Latha" w:cs="Latha"/>
+                <w:b/>
+                <w:bCs/>
+                <w:szCs w:val="24"/>
+                <w:cs/>
+                <w:lang w:bidi="ta-IN"/>
+              </w:rPr>
+              <w:t>6</w:t>
+            </w:r>
+            <w:r>
+              <w:rPr>
+                <w:rFonts w:ascii="Latha" w:hAnsi="Latha" w:cs="Latha"/>
+                <w:b/>
+                <w:bCs/>
+                <w:szCs w:val="24"/>
+                <w:lang w:bidi="ta-IN"/>
+              </w:rPr>
+              <w:t>6</w:t>
+            </w:r>
+            <w:r>
+              <w:rPr>
+                <w:rFonts w:ascii="Latha" w:hAnsi="Latha" w:cs="Latha"/>
+                <w:b/>
+                <w:bCs/>
+                <w:szCs w:val="24"/>
+                <w:lang w:bidi="ta-IN"/>
+              </w:rPr>
+              <w:t>)</w:t>
+            </w:r>
+            <w:r>
+              <w:rPr>
+                <w:rFonts w:ascii="Latha" w:hAnsi="Latha" w:cs="Latha"/>
+                <w:szCs w:val="24"/>
+                <w:lang w:bidi="ta-IN"/>
+              </w:rPr>
+              <w:tab/>
+            </w:r>
+            <w:r>
+              <w:rPr>
+                <w:rFonts w:ascii="Latha" w:hAnsi="Latha" w:cs="Latha"/>
+                <w:b/>
+                <w:bCs/>
+                <w:szCs w:val="24"/>
+                <w:cs/>
+                <w:lang w:bidi="ta-IN"/>
+              </w:rPr>
+              <w:t>2.3</w:t>
+            </w:r>
+            <w:r>
+              <w:rPr>
+                <w:rFonts w:ascii="Latha" w:hAnsi="Latha" w:cs="Latha"/>
+                <w:b/>
+                <w:bCs/>
+                <w:szCs w:val="24"/>
+                <w:lang w:bidi="ta-IN"/>
               </w:rPr>
               <w:t>.</w:t>
             </w:r>
             <w:r>
               <w:rPr>
-                <w:rFonts w:cs="BRH Devanagari Extra"/>
-                <w:color w:val="000000"/>
-                <w:szCs w:val="40"/>
+                <w:rFonts w:ascii="Latha" w:hAnsi="Latha" w:cs="Latha"/>
+                <w:b/>
+                <w:bCs/>
+                <w:szCs w:val="24"/>
+                <w:cs/>
+                <w:lang w:bidi="ta-IN"/>
               </w:rPr>
               <w:t>12</w:t>
             </w:r>
             <w:r>
               <w:rPr>
-                <w:rFonts w:ascii="BRH Devanagari Extra" w:hAnsi="BRH Devanagari Extra" w:cs="BRH Devanagari Extra"/>
-                <w:color w:val="000000"/>
-                <w:sz w:val="32"/>
-                <w:szCs w:val="40"/>
-              </w:rPr>
-              <w:t>.</w:t>
-            </w:r>
-            <w:r>
-              <w:rPr>
-                <w:rFonts w:cs="BRH Devanagari Extra"/>
-                <w:color w:val="000000"/>
-                <w:szCs w:val="40"/>
-              </w:rPr>
-              <w:t>2</w:t>
-            </w:r>
-            <w:r>
-              <w:rPr>
-                <w:rFonts w:ascii="BRH Devanagari Extra" w:hAnsi="BRH Devanagari Extra" w:cs="BRH Devanagari Extra"/>
-                <w:color w:val="000000"/>
-                <w:sz w:val="32"/>
-                <w:szCs w:val="40"/>
+                <w:rFonts w:ascii="Latha" w:hAnsi="Latha" w:cs="Latha"/>
+                <w:b/>
+                <w:bCs/>
+                <w:szCs w:val="24"/>
+                <w:lang w:bidi="ta-IN"/>
+              </w:rPr>
+              <w:t>.2</w:t>
+            </w:r>
+            <w:r>
+              <w:rPr>
+                <w:rFonts w:ascii="Latha" w:hAnsi="Latha" w:cs="Latha"/>
+                <w:b/>
+                <w:bCs/>
+                <w:szCs w:val="24"/>
+                <w:lang w:bidi="ta-IN"/>
               </w:rPr>
               <w:t>(</w:t>
             </w:r>
             <w:r>
               <w:rPr>
-                <w:rFonts w:cs="BRH Devanagari Extra"/>
-                <w:color w:val="000000"/>
-                <w:szCs w:val="40"/>
-              </w:rPr>
-              <w:t>51</w:t>
-            </w:r>
-            <w:r>
-              <w:rPr>
-                <w:rFonts w:ascii="BRH Devanagari Extra" w:hAnsi="BRH Devanagari Extra" w:cs="BRH Devanagari Extra"/>
-                <w:color w:val="000000"/>
-                <w:sz w:val="32"/>
-                <w:szCs w:val="40"/>
-              </w:rPr>
-              <w:t>)-  mÉÑlÉþÈ | L</w:t>
-            </w:r>
-            <w:r>
-              <w:rPr>
-                <w:rFonts w:ascii="BRH Devanagari Extra" w:hAnsi="BRH Devanagari Extra" w:cs="BRH Devanagari Extra"/>
-                <w:color w:val="000000"/>
-                <w:sz w:val="32"/>
-                <w:szCs w:val="40"/>
+                <w:rFonts w:ascii="Latha" w:hAnsi="Latha" w:cs="Latha"/>
+                <w:b/>
+                <w:bCs/>
+                <w:szCs w:val="24"/>
+                <w:cs/>
+                <w:lang w:bidi="ta-IN"/>
+              </w:rPr>
+              <w:t>52)</w:t>
+            </w:r>
+            <w:r>
+              <w:rPr>
+                <w:rFonts w:ascii="Latha" w:hAnsi="Latha" w:cs="Latha"/>
+                <w:szCs w:val="24"/>
+                <w:lang w:bidi="ta-IN"/>
+              </w:rPr>
+              <w:t xml:space="preserve">-  </w:t>
+            </w:r>
+            <w:r>
+              <w:rPr>
+                <w:rFonts w:ascii="Latha" w:hAnsi="Latha" w:cs="Latha"/>
+                <w:szCs w:val="24"/>
+                <w:cs/>
+                <w:lang w:bidi="ta-IN"/>
+              </w:rPr>
+              <w:t>ஏ</w:t>
+            </w:r>
+            <w:r>
+              <w:rPr>
+                <w:rFonts w:ascii="Latha" w:hAnsi="Latha" w:cs="Latha"/>
+                <w:szCs w:val="24"/>
                 <w:highlight w:val="yellow"/>
-              </w:rPr>
-              <w:t>irÉ</w:t>
-            </w:r>
-            <w:r>
-              <w:rPr>
-                <w:rFonts w:ascii="BRH Devanagari Extra" w:hAnsi="BRH Devanagari Extra" w:cs="BRH Devanagari Extra"/>
-                <w:color w:val="000000"/>
-                <w:sz w:val="32"/>
-                <w:szCs w:val="40"/>
-              </w:rPr>
-              <w:t>åirÉþ |</w:t>
+                <w:cs/>
+                <w:lang w:bidi="ta-IN"/>
+              </w:rPr>
+              <w:t>த்யே</w:t>
+            </w:r>
+            <w:r>
+              <w:rPr>
+                <w:rFonts w:ascii="Latha" w:hAnsi="Latha" w:cs="Latha"/>
+                <w:szCs w:val="24"/>
+                <w:cs/>
+                <w:lang w:bidi="ta-IN"/>
+              </w:rPr>
+              <w:t>த்ய</w:t>
+            </w:r>
+            <w:r>
+              <w:rPr>
+                <w:rFonts w:ascii="BRH Tamil Tab Extra" w:hAnsi="BRH Tamil Tab Extra" w:cs="Latha"/>
+                <w:b/>
+                <w:bCs/>
+                <w:szCs w:val="28"/>
+                <w:lang w:bidi="ta-IN"/>
+              </w:rPr>
+              <w:t>†</w:t>
+            </w:r>
+            <w:r>
+              <w:rPr>
+                <w:rFonts w:ascii="Latha" w:hAnsi="Latha" w:cs="Latha"/>
+                <w:szCs w:val="24"/>
+                <w:lang w:bidi="ta-IN"/>
+              </w:rPr>
+              <w:t xml:space="preserve"> | </w:t>
+            </w:r>
+            <w:r>
+              <w:rPr>
+                <w:rFonts w:ascii="Latha" w:hAnsi="Latha" w:cs="Latha"/>
+                <w:szCs w:val="24"/>
+                <w:cs/>
+                <w:lang w:bidi="ta-IN"/>
+              </w:rPr>
+              <w:t>நி</w:t>
+            </w:r>
+            <w:r>
+              <w:rPr>
+                <w:rFonts w:ascii="Latha" w:hAnsi="Latha" w:cs="Latha"/>
+                <w:b/>
+                <w:bCs/>
+                <w:szCs w:val="28"/>
+                <w:cs/>
+                <w:lang w:bidi="ta-IN"/>
+              </w:rPr>
+              <w:t>:</w:t>
+            </w:r>
+            <w:r>
+              <w:rPr>
+                <w:rFonts w:ascii="Latha" w:hAnsi="Latha" w:cs="Latha"/>
+                <w:szCs w:val="24"/>
+                <w:cs/>
+                <w:lang w:bidi="ta-IN"/>
+              </w:rPr>
+              <w:t xml:space="preserve"> </w:t>
+            </w:r>
+            <w:r>
+              <w:rPr>
+                <w:rFonts w:ascii="Latha" w:hAnsi="Latha" w:cs="Latha"/>
+                <w:szCs w:val="24"/>
+                <w:lang w:bidi="ta-IN"/>
+              </w:rPr>
+              <w:t>|</w:t>
             </w:r>
           </w:p>
           <w:p>
@@ -323,109 +1626,254 @@
             </w:pPr>
             <w:r>
               <w:rPr>
-                <w:rFonts w:ascii="BRH Devanagari Extra" w:hAnsi="BRH Devanagari Extra" w:cs="BRH Devanagari Extra"/>
-                <w:color w:val="000000"/>
-                <w:sz w:val="32"/>
-                <w:szCs w:val="40"/>
-              </w:rPr>
-              <w:t>mÉÑlÉ</w:t>
-            </w:r>
-            <w:r>
-              <w:rPr>
-                <w:rFonts w:ascii="BRH Malayalam Extra" w:hAnsi="BRH Malayalam Extra" w:cs="BRH Devanagari Extra"/>
-                <w:color w:val="000000"/>
-                <w:szCs w:val="40"/>
-              </w:rPr>
-              <w:t>–</w:t>
-            </w:r>
-            <w:r>
-              <w:rPr>
-                <w:rFonts w:ascii="BRH Devanagari Extra" w:hAnsi="BRH Devanagari Extra" w:cs="BRH Devanagari Extra"/>
-                <w:color w:val="000000"/>
-                <w:sz w:val="32"/>
-                <w:szCs w:val="40"/>
+                <w:rFonts w:ascii="Latha" w:hAnsi="Latha" w:cs="Latha"/>
+                <w:szCs w:val="24"/>
+                <w:highlight w:val="yellow"/>
+                <w:cs/>
+                <w:lang w:bidi="ta-IN"/>
+              </w:rPr>
+              <w:t>ஏத்யேத்ய</w:t>
+            </w:r>
+            <w:r>
+              <w:rPr>
+                <w:rFonts w:ascii="BRH Tamil Tab Extra" w:hAnsi="BRH Tamil Tab Extra" w:cs="Latha"/>
+                <w:b/>
+                <w:bCs/>
+                <w:szCs w:val="28"/>
+                <w:highlight w:val="yellow"/>
+                <w:lang w:bidi="ta-IN"/>
+              </w:rPr>
+              <w:t>…</w:t>
+            </w:r>
+            <w:r>
+              <w:rPr>
+                <w:rFonts w:ascii="Latha" w:hAnsi="Latha" w:cs="Latha"/>
+                <w:szCs w:val="24"/>
+                <w:lang w:bidi="ta-IN"/>
               </w:rPr>
               <w:t xml:space="preserve"> </w:t>
             </w:r>
             <w:r>
               <w:rPr>
-                <w:rFonts w:ascii="BRH Devanagari Extra" w:hAnsi="BRH Devanagari Extra" w:cs="BRH Devanagari Extra"/>
-                <w:color w:val="000000"/>
-                <w:sz w:val="32"/>
-                <w:szCs w:val="40"/>
+                <w:rFonts w:ascii="Latha" w:hAnsi="Latha" w:cs="Latha"/>
+                <w:szCs w:val="24"/>
+                <w:cs/>
+                <w:lang w:bidi="ta-IN"/>
+              </w:rPr>
+              <w:t>நிர் ணிரே</w:t>
+            </w:r>
+            <w:r>
+              <w:rPr>
+                <w:rFonts w:ascii="Latha" w:hAnsi="Latha" w:cs="Latha"/>
+                <w:szCs w:val="24"/>
                 <w:highlight w:val="yellow"/>
-              </w:rPr>
-              <w:t>UåirÉå irÉæ irÉåirÉ</w:t>
-            </w:r>
-            <w:r>
-              <w:rPr>
-                <w:rFonts w:ascii="BRH Malayalam Extra" w:hAnsi="BRH Malayalam Extra" w:cs="BRH Devanagari Extra"/>
-                <w:color w:val="000000"/>
-                <w:szCs w:val="40"/>
-              </w:rPr>
-              <w:t>–</w:t>
-            </w:r>
-            <w:r>
-              <w:rPr>
-                <w:rFonts w:ascii="BRH Devanagari Extra" w:hAnsi="BRH Devanagari Extra" w:cs="BRH Devanagari Extra"/>
-                <w:color w:val="000000"/>
-                <w:sz w:val="32"/>
-                <w:szCs w:val="40"/>
-              </w:rPr>
-              <w:t xml:space="preserve"> mÉÑlÉ</w:t>
-            </w:r>
-            <w:r>
-              <w:rPr>
-                <w:rFonts w:ascii="BRH Malayalam Extra" w:hAnsi="BRH Malayalam Extra" w:cs="BRH Devanagari Extra"/>
-                <w:color w:val="000000"/>
-                <w:szCs w:val="40"/>
-              </w:rPr>
-              <w:t>–</w:t>
-            </w:r>
-            <w:r>
-              <w:rPr>
-                <w:rFonts w:ascii="BRH Devanagari Extra" w:hAnsi="BRH Devanagari Extra" w:cs="BRH Devanagari Extra"/>
-                <w:color w:val="000000"/>
-                <w:sz w:val="32"/>
-                <w:szCs w:val="40"/>
-              </w:rPr>
-              <w:t>È mÉÑlÉ</w:t>
-            </w:r>
-            <w:r>
-              <w:rPr>
-                <w:rFonts w:ascii="BRH Malayalam Extra" w:hAnsi="BRH Malayalam Extra" w:cs="BRH Devanagari Extra"/>
-                <w:color w:val="000000"/>
-                <w:szCs w:val="40"/>
-              </w:rPr>
-              <w:t>–</w:t>
-            </w:r>
-            <w:r>
-              <w:rPr>
-                <w:rFonts w:ascii="BRH Devanagari Extra" w:hAnsi="BRH Devanagari Extra" w:cs="BRH Devanagari Extra"/>
-                <w:color w:val="000000"/>
-                <w:sz w:val="32"/>
-                <w:szCs w:val="40"/>
+                <w:cs/>
+                <w:lang w:bidi="ta-IN"/>
+              </w:rPr>
+              <w:t>த்யே த்யைத்யேத்ய</w:t>
+            </w:r>
+            <w:r>
+              <w:rPr>
+                <w:rFonts w:ascii="BRH Tamil Tab Extra" w:hAnsi="BRH Tamil Tab Extra" w:cs="Latha"/>
+                <w:b/>
+                <w:bCs/>
+                <w:szCs w:val="28"/>
+                <w:lang w:bidi="ta-IN"/>
+              </w:rPr>
+              <w:t>…</w:t>
+            </w:r>
+            <w:r>
+              <w:rPr>
+                <w:rFonts w:ascii="Latha" w:hAnsi="Latha" w:cs="Latha"/>
+                <w:szCs w:val="24"/>
+                <w:lang w:bidi="ta-IN"/>
               </w:rPr>
               <w:t xml:space="preserve"> </w:t>
             </w:r>
             <w:r>
               <w:rPr>
-                <w:rFonts w:ascii="BRH Devanagari Extra" w:hAnsi="BRH Devanagari Extra" w:cs="BRH Devanagari Extra"/>
-                <w:color w:val="000000"/>
-                <w:sz w:val="32"/>
-                <w:szCs w:val="40"/>
+                <w:rFonts w:ascii="Latha" w:hAnsi="Latha" w:cs="Latha"/>
+                <w:szCs w:val="24"/>
+                <w:cs/>
+                <w:lang w:bidi="ta-IN"/>
+              </w:rPr>
+              <w:t>நி</w:t>
+            </w:r>
+            <w:r>
+              <w:rPr>
+                <w:rFonts w:ascii="Latha" w:hAnsi="Latha" w:cs="Latha"/>
+                <w:b/>
+                <w:bCs/>
+                <w:szCs w:val="28"/>
+                <w:cs/>
+                <w:lang w:bidi="ta-IN"/>
+              </w:rPr>
+              <w:t>:</w:t>
+            </w:r>
+            <w:r>
+              <w:rPr>
+                <w:rFonts w:ascii="Latha" w:hAnsi="Latha" w:cs="Latha"/>
+                <w:szCs w:val="24"/>
+                <w:cs/>
+                <w:lang w:bidi="ta-IN"/>
+              </w:rPr>
+              <w:t xml:space="preserve"> </w:t>
+            </w:r>
+            <w:r>
+              <w:rPr>
+                <w:rFonts w:ascii="Latha" w:hAnsi="Latha" w:cs="Latha"/>
+                <w:szCs w:val="24"/>
+                <w:lang w:bidi="ta-IN"/>
+              </w:rPr>
+              <w:t>|</w:t>
+            </w:r>
+          </w:p>
+          <w:p>
+            <w:pPr>
+              <w:autoSpaceDE w:val="0"/>
+              <w:autoSpaceDN w:val="0"/>
+              <w:adjustRightInd w:val="0"/>
+              <w:rPr>
+                <w:rFonts w:ascii="Latha" w:hAnsi="Latha" w:cs="Latha"/>
+                <w:szCs w:val="24"/>
+                <w:lang w:bidi="ta-IN"/>
+              </w:rPr>
+            </w:pPr>
+            <w:r>
+              <w:rPr>
+                <w:rFonts w:ascii="Latha" w:hAnsi="Latha" w:cs="Latha"/>
+                <w:b/>
+                <w:bCs/>
+                <w:szCs w:val="24"/>
+                <w:cs/>
+                <w:lang w:bidi="ta-IN"/>
+              </w:rPr>
+              <w:t>67)</w:t>
+            </w:r>
+            <w:r>
+              <w:rPr>
+                <w:rFonts w:ascii="Latha" w:hAnsi="Latha" w:cs="Latha"/>
+                <w:szCs w:val="24"/>
+                <w:lang w:bidi="ta-IN"/>
+              </w:rPr>
+              <w:tab/>
+            </w:r>
+            <w:r>
+              <w:rPr>
+                <w:rFonts w:ascii="Latha" w:hAnsi="Latha" w:cs="Latha"/>
+                <w:b/>
+                <w:bCs/>
+                <w:szCs w:val="24"/>
+                <w:cs/>
+                <w:lang w:bidi="ta-IN"/>
+              </w:rPr>
+              <w:t>2.3</w:t>
+            </w:r>
+            <w:r>
+              <w:rPr>
+                <w:rFonts w:ascii="Latha" w:hAnsi="Latha" w:cs="Latha"/>
+                <w:b/>
+                <w:bCs/>
+                <w:szCs w:val="24"/>
+                <w:lang w:bidi="ta-IN"/>
+              </w:rPr>
+              <w:t>.</w:t>
+            </w:r>
+            <w:r>
+              <w:rPr>
+                <w:rFonts w:ascii="Latha" w:hAnsi="Latha" w:cs="Latha"/>
+                <w:b/>
+                <w:bCs/>
+                <w:szCs w:val="24"/>
+                <w:cs/>
+                <w:lang w:bidi="ta-IN"/>
+              </w:rPr>
+              <w:t>12</w:t>
+            </w:r>
+            <w:r>
+              <w:rPr>
+                <w:rFonts w:ascii="Latha" w:hAnsi="Latha" w:cs="Latha"/>
+                <w:b/>
+                <w:bCs/>
+                <w:szCs w:val="24"/>
+                <w:lang w:bidi="ta-IN"/>
+              </w:rPr>
+              <w:t>.2</w:t>
+            </w:r>
+            <w:r>
+              <w:rPr>
+                <w:rFonts w:ascii="Latha" w:hAnsi="Latha" w:cs="Latha"/>
+                <w:b/>
+                <w:bCs/>
+                <w:szCs w:val="24"/>
+                <w:lang w:bidi="ta-IN"/>
+              </w:rPr>
+              <w:t>(</w:t>
+            </w:r>
+            <w:r>
+              <w:rPr>
+                <w:rFonts w:ascii="Latha" w:hAnsi="Latha" w:cs="Latha"/>
+                <w:b/>
+                <w:bCs/>
+                <w:szCs w:val="24"/>
+                <w:cs/>
+                <w:lang w:bidi="ta-IN"/>
+              </w:rPr>
+              <w:t>52)</w:t>
+            </w:r>
+            <w:r>
+              <w:rPr>
+                <w:rFonts w:ascii="Latha" w:hAnsi="Latha" w:cs="Latha"/>
+                <w:szCs w:val="24"/>
+                <w:lang w:bidi="ta-IN"/>
+              </w:rPr>
+              <w:t xml:space="preserve">-  </w:t>
+            </w:r>
+            <w:r>
+              <w:rPr>
+                <w:rFonts w:ascii="Latha" w:hAnsi="Latha" w:cs="Latha"/>
+                <w:szCs w:val="24"/>
+                <w:cs/>
+                <w:lang w:bidi="ta-IN"/>
+              </w:rPr>
+              <w:t>ஏ</w:t>
+            </w:r>
+            <w:r>
+              <w:rPr>
+                <w:rFonts w:ascii="Latha" w:hAnsi="Latha" w:cs="Latha"/>
+                <w:szCs w:val="24"/>
                 <w:highlight w:val="yellow"/>
-              </w:rPr>
-              <w:t>UåirÉåirÉþ</w:t>
-            </w:r>
-            <w:r>
-              <w:rPr>
-                <w:rFonts w:ascii="BRH Devanagari Extra" w:hAnsi="BRH Devanagari Extra" w:cs="BRH Devanagari Extra"/>
-                <w:color w:val="000000"/>
-                <w:sz w:val="32"/>
-                <w:szCs w:val="40"/>
-              </w:rPr>
-              <w:t xml:space="preserve"> | </w:t>
+                <w:cs/>
+                <w:lang w:bidi="ta-IN"/>
+              </w:rPr>
+              <w:t>த்யே</w:t>
+            </w:r>
+            <w:r>
+              <w:rPr>
+                <w:rFonts w:ascii="Latha" w:hAnsi="Latha" w:cs="Latha"/>
+                <w:szCs w:val="24"/>
+                <w:cs/>
+                <w:lang w:bidi="ta-IN"/>
+              </w:rPr>
+              <w:t>த்ய</w:t>
+            </w:r>
+            <w:r>
+              <w:rPr>
+                <w:rFonts w:ascii="BRH Tamil Tab Extra" w:hAnsi="BRH Tamil Tab Extra" w:cs="Latha"/>
+                <w:b/>
+                <w:bCs/>
+                <w:szCs w:val="28"/>
+                <w:lang w:bidi="ta-IN"/>
+              </w:rPr>
+              <w:t>†</w:t>
+            </w:r>
+            <w:r>
+              <w:rPr>
+                <w:rFonts w:ascii="Latha" w:hAnsi="Latha" w:cs="Latha"/>
+                <w:szCs w:val="24"/>
+                <w:lang w:bidi="ta-IN"/>
+              </w:rPr>
+              <w:t xml:space="preserve"> |</w:t>
             </w:r>
           </w:p>
           <w:p>
@@ -436,141 +1884,268 @@
               <w:adjustRightInd w:val="0"/>
               <w:spacing w:before="0" w:line="240" w:lineRule="auto"/>
               <w:rPr>
-                <w:rFonts w:ascii="BRH Devanagari Extra" w:hAnsi="BRH Devanagari Extra" w:cs="BRH Devanagari Extra"/>
-                <w:color w:val="000000"/>
-                <w:sz w:val="32"/>
-                <w:szCs w:val="40"/>
+                <w:rFonts w:cs="Latha"/>
+                <w:b/>
+                <w:bCs/>
+                <w:szCs w:val="24"/>
+                <w:cs/>
+                <w:lang w:bidi="ta-IN"/>
               </w:rPr>
             </w:pPr>
             <w:r>
               <w:rPr>
-                <w:rFonts w:cs="BRH Devanagari Extra"/>
-                <w:color w:val="000000"/>
-                <w:szCs w:val="40"/>
-              </w:rPr>
-              <w:t>66</w:t>
-            </w:r>
-            <w:r>
-              <w:rPr>
-                <w:rFonts w:ascii="BRH Devanagari Extra" w:hAnsi="BRH Devanagari Extra" w:cs="BRH Devanagari Extra"/>
-                <w:color w:val="000000"/>
-                <w:sz w:val="32"/>
-                <w:szCs w:val="40"/>
+                <w:rFonts w:ascii="Latha" w:hAnsi="Latha" w:cs="Latha"/>
+                <w:szCs w:val="24"/>
+                <w:cs/>
+                <w:lang w:bidi="ta-IN"/>
+              </w:rPr>
+              <w:t>ஏத்யேத்யா</w:t>
+            </w:r>
+            <w:r>
+              <w:rPr>
+                <w:rFonts w:ascii="BRH Tamil Tab Extra" w:hAnsi="BRH Tamil Tab Extra" w:cs="Latha"/>
+                <w:b/>
+                <w:bCs/>
+                <w:szCs w:val="28"/>
+                <w:lang w:bidi="ta-IN"/>
+              </w:rPr>
+              <w:t>‡</w:t>
+            </w:r>
+            <w:r>
+              <w:rPr>
+                <w:rFonts w:ascii="Latha" w:hAnsi="Latha" w:cs="Latha"/>
+                <w:szCs w:val="24"/>
+                <w:lang w:bidi="ta-IN"/>
+              </w:rPr>
+              <w:t xml:space="preserve"> - </w:t>
+            </w:r>
+            <w:r>
+              <w:rPr>
+                <w:rFonts w:ascii="Latha" w:hAnsi="Latha" w:cs="Latha"/>
+                <w:szCs w:val="24"/>
+                <w:cs/>
+                <w:lang w:bidi="ta-IN"/>
+              </w:rPr>
+              <w:t>இத்ய</w:t>
+            </w:r>
+            <w:r>
+              <w:rPr>
+                <w:rFonts w:ascii="BRH Tamil Tab Extra" w:hAnsi="BRH Tamil Tab Extra" w:cs="Latha"/>
+                <w:b/>
+                <w:bCs/>
+                <w:szCs w:val="28"/>
+                <w:lang w:bidi="ta-IN"/>
+              </w:rPr>
+              <w:t>†</w:t>
+            </w:r>
+            <w:r>
+              <w:rPr>
+                <w:rFonts w:ascii="Latha" w:hAnsi="Latha" w:cs="Latha"/>
+                <w:szCs w:val="24"/>
+                <w:lang w:bidi="ta-IN"/>
+              </w:rPr>
+              <w:t xml:space="preserve"> |</w:t>
+            </w:r>
+          </w:p>
+        </w:tc>
+        <w:tc>
+          <w:tcPr>
+            <w:tcW w:w="7371" w:type="dxa"/>
+          </w:tcPr>
+          <w:p>
+            <w:pPr>
+              <w:autoSpaceDE w:val="0"/>
+              <w:autoSpaceDN w:val="0"/>
+              <w:adjustRightInd w:val="0"/>
+              <w:rPr>
+                <w:rFonts w:ascii="Latha" w:hAnsi="Latha" w:cs="Latha"/>
+                <w:szCs w:val="24"/>
+                <w:lang w:bidi="ta-IN"/>
+              </w:rPr>
+            </w:pPr>
+            <w:r>
+              <w:rPr>
+                <w:rFonts w:ascii="Latha" w:hAnsi="Latha" w:cs="Latha"/>
+                <w:b/>
+                <w:bCs/>
+                <w:szCs w:val="24"/>
+                <w:cs/>
+                <w:lang w:bidi="ta-IN"/>
+              </w:rPr>
+              <w:t>65</w:t>
+            </w:r>
+            <w:r>
+              <w:rPr>
+                <w:rFonts w:ascii="Latha" w:hAnsi="Latha" w:cs="Latha"/>
+                <w:b/>
+                <w:bCs/>
+                <w:szCs w:val="24"/>
+                <w:lang w:bidi="ta-IN"/>
               </w:rPr>
               <w:t>)</w:t>
             </w:r>
             <w:r>
               <w:rPr>
-                <w:rFonts w:ascii="BRH Devanagari Extra" w:hAnsi="BRH Devanagari Extra" w:cs="BRH Devanagari Extra"/>
-                <w:color w:val="000000"/>
-                <w:sz w:val="32"/>
-                <w:szCs w:val="40"/>
+                <w:rFonts w:ascii="Latha" w:hAnsi="Latha" w:cs="Latha"/>
+                <w:szCs w:val="24"/>
+                <w:lang w:bidi="ta-IN"/>
               </w:rPr>
               <w:tab/>
             </w:r>
             <w:r>
               <w:rPr>
-                <w:rFonts w:cs="BRH Devanagari Extra"/>
-                <w:color w:val="000000"/>
-                <w:szCs w:val="40"/>
-              </w:rPr>
-              <w:t>2</w:t>
-            </w:r>
-            <w:r>
-              <w:rPr>
-                <w:rFonts w:ascii="BRH Devanagari Extra" w:hAnsi="BRH Devanagari Extra" w:cs="BRH Devanagari Extra"/>
-                <w:color w:val="000000"/>
-                <w:sz w:val="32"/>
-                <w:szCs w:val="40"/>
+                <w:rFonts w:ascii="Latha" w:hAnsi="Latha" w:cs="Latha"/>
+                <w:b/>
+                <w:bCs/>
+                <w:szCs w:val="24"/>
+                <w:cs/>
+                <w:lang w:bidi="ta-IN"/>
+              </w:rPr>
+              <w:t>2.3</w:t>
+            </w:r>
+            <w:r>
+              <w:rPr>
+                <w:rFonts w:ascii="Latha" w:hAnsi="Latha" w:cs="Latha"/>
+                <w:b/>
+                <w:bCs/>
+                <w:szCs w:val="24"/>
+                <w:lang w:bidi="ta-IN"/>
               </w:rPr>
               <w:t>.</w:t>
             </w:r>
             <w:r>
               <w:rPr>
-                <w:rFonts w:cs="BRH Devanagari Extra"/>
-                <w:color w:val="000000"/>
-                <w:szCs w:val="40"/>
-              </w:rPr>
-              <w:t>3</w:t>
-            </w:r>
-            <w:r>
-              <w:rPr>
-                <w:rFonts w:ascii="BRH Devanagari Extra" w:hAnsi="BRH Devanagari Extra" w:cs="BRH Devanagari Extra"/>
-                <w:color w:val="000000"/>
-                <w:sz w:val="32"/>
-                <w:szCs w:val="40"/>
-              </w:rPr>
-              <w:t>.</w:t>
-            </w:r>
-            <w:r>
-              <w:rPr>
-                <w:rFonts w:cs="BRH Devanagari Extra"/>
-                <w:color w:val="000000"/>
-                <w:szCs w:val="40"/>
+                <w:rFonts w:ascii="Latha" w:hAnsi="Latha" w:cs="Latha"/>
+                <w:b/>
+                <w:bCs/>
+                <w:szCs w:val="24"/>
+                <w:cs/>
+                <w:lang w:bidi="ta-IN"/>
               </w:rPr>
               <w:t>12</w:t>
             </w:r>
             <w:r>
               <w:rPr>
-                <w:rFonts w:ascii="BRH Devanagari Extra" w:hAnsi="BRH Devanagari Extra" w:cs="BRH Devanagari Extra"/>
-                <w:color w:val="000000"/>
-                <w:sz w:val="32"/>
-                <w:szCs w:val="40"/>
-              </w:rPr>
-              <w:t>.</w:t>
-            </w:r>
-            <w:r>
-              <w:rPr>
-                <w:rFonts w:cs="BRH Devanagari Extra"/>
-                <w:color w:val="000000"/>
-                <w:szCs w:val="40"/>
-              </w:rPr>
-              <w:t>2</w:t>
-            </w:r>
-            <w:r>
-              <w:rPr>
-                <w:rFonts w:ascii="BRH Devanagari Extra" w:hAnsi="BRH Devanagari Extra" w:cs="BRH Devanagari Extra"/>
-                <w:color w:val="000000"/>
-                <w:sz w:val="32"/>
-                <w:szCs w:val="40"/>
+                <w:rFonts w:ascii="Latha" w:hAnsi="Latha" w:cs="Latha"/>
+                <w:b/>
+                <w:bCs/>
+                <w:szCs w:val="24"/>
+                <w:lang w:bidi="ta-IN"/>
+              </w:rPr>
+              <w:t>.2</w:t>
+            </w:r>
+            <w:r>
+              <w:rPr>
+                <w:rFonts w:ascii="Latha" w:hAnsi="Latha" w:cs="Latha"/>
+                <w:b/>
+                <w:bCs/>
+                <w:szCs w:val="24"/>
+                <w:lang w:bidi="ta-IN"/>
               </w:rPr>
               <w:t>(</w:t>
             </w:r>
             <w:r>
               <w:rPr>
-                <w:rFonts w:cs="BRH Devanagari Extra"/>
-                <w:color w:val="000000"/>
-                <w:szCs w:val="40"/>
-              </w:rPr>
-              <w:t>52</w:t>
-            </w:r>
-            <w:r>
-              <w:rPr>
-                <w:rFonts w:ascii="BRH Devanagari Extra" w:hAnsi="BRH Devanagari Extra" w:cs="BRH Devanagari Extra"/>
-                <w:color w:val="000000"/>
-                <w:sz w:val="32"/>
-                <w:szCs w:val="40"/>
-              </w:rPr>
-              <w:t>)-  L</w:t>
-            </w:r>
-            <w:r>
-              <w:rPr>
-                <w:rFonts w:ascii="BRH Devanagari Extra" w:hAnsi="BRH Devanagari Extra" w:cs="BRH Devanagari Extra"/>
-                <w:color w:val="000000"/>
-                <w:sz w:val="32"/>
-                <w:szCs w:val="40"/>
-                <w:highlight w:val="yellow"/>
-              </w:rPr>
-              <w:t>irÉå</w:t>
-            </w:r>
-            <w:r>
-              <w:rPr>
-                <w:rFonts w:ascii="BRH Devanagari Extra" w:hAnsi="BRH Devanagari Extra" w:cs="BRH Devanagari Extra"/>
-                <w:color w:val="000000"/>
-                <w:sz w:val="32"/>
-                <w:szCs w:val="40"/>
-              </w:rPr>
-              <w:t>irÉþ | ÌlÉÈ |</w:t>
+                <w:rFonts w:ascii="Latha" w:hAnsi="Latha" w:cs="Latha"/>
+                <w:b/>
+                <w:bCs/>
+                <w:szCs w:val="24"/>
+                <w:cs/>
+                <w:lang w:bidi="ta-IN"/>
+              </w:rPr>
+              <w:t>51</w:t>
+            </w:r>
+            <w:r>
+              <w:rPr>
+                <w:rFonts w:ascii="Latha" w:hAnsi="Latha" w:cs="Latha"/>
+                <w:b/>
+                <w:bCs/>
+                <w:szCs w:val="24"/>
+                <w:lang w:bidi="ta-IN"/>
+              </w:rPr>
+              <w:t>)</w:t>
+            </w:r>
+            <w:r>
+              <w:rPr>
+                <w:rFonts w:ascii="Latha" w:hAnsi="Latha" w:cs="Latha"/>
+                <w:szCs w:val="24"/>
+                <w:lang w:bidi="ta-IN"/>
+              </w:rPr>
+              <w:t xml:space="preserve">-  </w:t>
+            </w:r>
+            <w:r>
+              <w:rPr>
+                <w:rFonts w:ascii="Latha" w:hAnsi="Latha" w:cs="Latha"/>
+                <w:szCs w:val="24"/>
+                <w:cs/>
+                <w:lang w:bidi="ta-IN"/>
+              </w:rPr>
+              <w:t>புன</w:t>
+            </w:r>
+            <w:r>
+              <w:rPr>
+                <w:rFonts w:ascii="BRH Tamil Tab Extra" w:hAnsi="BRH Tamil Tab Extra" w:cs="Latha"/>
+                <w:b/>
+                <w:bCs/>
+                <w:szCs w:val="28"/>
+                <w:lang w:bidi="ta-IN"/>
+              </w:rPr>
+              <w:t>†</w:t>
+            </w:r>
+            <w:r>
+              <w:rPr>
+                <w:rFonts w:ascii="Latha" w:hAnsi="Latha" w:cs="Latha"/>
+                <w:b/>
+                <w:bCs/>
+                <w:szCs w:val="28"/>
+                <w:cs/>
+                <w:lang w:bidi="ta-IN"/>
+              </w:rPr>
+              <w:t>:</w:t>
+            </w:r>
+            <w:r>
+              <w:rPr>
+                <w:rFonts w:ascii="Latha" w:hAnsi="Latha" w:cs="Latha"/>
+                <w:szCs w:val="24"/>
+                <w:cs/>
+                <w:lang w:bidi="ta-IN"/>
+              </w:rPr>
+              <w:t xml:space="preserve"> </w:t>
+            </w:r>
+            <w:r>
+              <w:rPr>
+                <w:rFonts w:ascii="Latha" w:hAnsi="Latha" w:cs="Latha"/>
+                <w:szCs w:val="24"/>
+                <w:lang w:bidi="ta-IN"/>
+              </w:rPr>
+              <w:t xml:space="preserve">| </w:t>
+            </w:r>
+            <w:r>
+              <w:rPr>
+                <w:rFonts w:ascii="Latha" w:hAnsi="Latha" w:cs="Latha"/>
+                <w:szCs w:val="24"/>
+                <w:cs/>
+                <w:lang w:bidi="ta-IN"/>
+              </w:rPr>
+              <w:t>ஏத்ய</w:t>
+            </w:r>
+            <w:r>
+              <w:rPr>
+                <w:rFonts w:ascii="BRH Tamil Tab Extra" w:hAnsi="BRH Tamil Tab Extra" w:cs="Latha"/>
+                <w:b/>
+                <w:bCs/>
+                <w:szCs w:val="28"/>
+                <w:lang w:bidi="ta-IN"/>
+              </w:rPr>
+              <w:t>†</w:t>
+            </w:r>
+            <w:r>
+              <w:rPr>
+                <w:rFonts w:ascii="Latha" w:hAnsi="Latha" w:cs="Latha"/>
+                <w:szCs w:val="24"/>
+                <w:lang w:bidi="ta-IN"/>
+              </w:rPr>
+              <w:t xml:space="preserve"> |</w:t>
             </w:r>
           </w:p>
           <w:p>
@@ -585,71 +2160,344 @@
                 <w:color w:val="000000"/>
                 <w:sz w:val="32"/>
                 <w:szCs w:val="40"/>
+                <w:lang w:val="it-IT"/>
               </w:rPr>
             </w:pPr>
             <w:r>
               <w:rPr>
-                <w:rFonts w:ascii="BRH Devanagari Extra" w:hAnsi="BRH Devanagari Extra" w:cs="BRH Devanagari Extra"/>
-                <w:color w:val="000000"/>
-                <w:sz w:val="32"/>
-                <w:szCs w:val="40"/>
-                <w:highlight w:val="yellow"/>
-              </w:rPr>
-              <w:t>LirÉåirÉ</w:t>
+                <w:rFonts w:ascii="Latha" w:hAnsi="Latha" w:cs="Latha"/>
+                <w:szCs w:val="24"/>
+                <w:cs/>
+                <w:lang w:bidi="ta-IN"/>
+              </w:rPr>
+              <w:t>புன</w:t>
+            </w:r>
+            <w:r>
+              <w:rPr>
+                <w:rFonts w:ascii="BRH Tamil Tab Extra" w:hAnsi="BRH Tamil Tab Extra" w:cs="Latha"/>
+                <w:b/>
+                <w:bCs/>
+                <w:szCs w:val="28"/>
+                <w:lang w:bidi="ta-IN"/>
+              </w:rPr>
+              <w:t>…</w:t>
+            </w:r>
+            <w:r>
+              <w:rPr>
+                <w:rFonts w:ascii="Latha" w:hAnsi="Latha" w:cs="Latha"/>
+                <w:szCs w:val="24"/>
+                <w:lang w:bidi="ta-IN"/>
+              </w:rPr>
+              <w:t xml:space="preserve"> </w:t>
+            </w:r>
+            <w:r>
+              <w:rPr>
+                <w:rFonts w:ascii="Latha" w:hAnsi="Latha" w:cs="Latha"/>
+                <w:szCs w:val="24"/>
+                <w:highlight w:val="green"/>
+                <w:cs/>
+                <w:lang w:bidi="ta-IN"/>
+              </w:rPr>
+              <w:t>ரேத்யேத்ய</w:t>
+            </w:r>
+            <w:r>
+              <w:rPr>
+                <w:rFonts w:ascii="BRH Tamil Tab Extra" w:hAnsi="BRH Tamil Tab Extra" w:cs="Latha"/>
+                <w:b/>
+                <w:bCs/>
+                <w:szCs w:val="28"/>
+                <w:lang w:bidi="ta-IN"/>
+              </w:rPr>
+              <w:t>……</w:t>
+            </w:r>
+            <w:r>
+              <w:rPr>
+                <w:rFonts w:ascii="Latha" w:hAnsi="Latha" w:cs="Latha"/>
+                <w:szCs w:val="24"/>
+                <w:lang w:bidi="ta-IN"/>
+              </w:rPr>
+              <w:t xml:space="preserve"> </w:t>
+            </w:r>
+            <w:r>
+              <w:rPr>
+                <w:rFonts w:ascii="Latha" w:hAnsi="Latha" w:cs="Latha"/>
+                <w:szCs w:val="24"/>
+                <w:cs/>
+                <w:lang w:bidi="ta-IN"/>
+              </w:rPr>
+              <w:t>புன</w:t>
             </w:r>
             <w:r>
               <w:rPr>
                 <w:rFonts w:ascii="BRH Malayalam Extra" w:hAnsi="BRH Malayalam Extra" w:cs="BRH Devanagari Extra"/>
                 <w:color w:val="000000"/>
                 <w:szCs w:val="40"/>
-                <w:highlight w:val="yellow"/>
+                <w:lang w:val="it-IT"/>
               </w:rPr>
               <w:t>–</w:t>
             </w:r>
             <w:r>
               <w:rPr>
-                <w:rFonts w:ascii="BRH Devanagari Extra" w:hAnsi="BRH Devanagari Extra" w:cs="BRH Devanagari Extra"/>
-                <w:color w:val="000000"/>
-                <w:sz w:val="32"/>
-                <w:szCs w:val="40"/>
-              </w:rPr>
-              <w:t xml:space="preserve"> ÌlÉUç ÍhÉUåirÉå </w:t>
-            </w:r>
-            <w:r>
-              <w:rPr>
-                <w:rFonts w:ascii="BRH Devanagari Extra" w:hAnsi="BRH Devanagari Extra" w:cs="BRH Devanagari Extra"/>
-                <w:color w:val="000000"/>
-                <w:sz w:val="32"/>
-                <w:szCs w:val="40"/>
-                <w:highlight w:val="yellow"/>
-              </w:rPr>
-              <w:t>irÉæirÉåir</w:t>
-            </w:r>
-            <w:r>
-              <w:rPr>
-                <w:rFonts w:ascii="BRH Devanagari Extra" w:hAnsi="BRH Devanagari Extra" w:cs="BRH Devanagari Extra"/>
-                <w:color w:val="000000"/>
-                <w:sz w:val="32"/>
-                <w:szCs w:val="40"/>
-              </w:rPr>
-              <w:t>É</w:t>
-            </w:r>
-            <w:r>
-              <w:rPr>
-                <w:rFonts w:ascii="BRH Malayalam Extra" w:hAnsi="BRH Malayalam Extra" w:cs="BRH Devanagari Extra"/>
-                <w:color w:val="000000"/>
-                <w:szCs w:val="40"/>
-              </w:rPr>
-              <w:t>–</w:t>
-            </w:r>
-            <w:r>
-              <w:rPr>
-                <w:rFonts w:ascii="BRH Devanagari Extra" w:hAnsi="BRH Devanagari Extra" w:cs="BRH Devanagari Extra"/>
-                <w:color w:val="000000"/>
-                <w:sz w:val="32"/>
-                <w:szCs w:val="40"/>
-              </w:rPr>
-              <w:t xml:space="preserve"> ÌlÉÈ | </w:t>
+                <w:rFonts w:ascii="BRH Tamil Tab Extra" w:hAnsi="BRH Tamil Tab Extra" w:cs="Latha"/>
+                <w:b/>
+                <w:bCs/>
+                <w:szCs w:val="28"/>
+                <w:lang w:bidi="ta-IN"/>
+              </w:rPr>
+              <w:t>…</w:t>
+            </w:r>
+            <w:r>
+              <w:rPr>
+                <w:rFonts w:ascii="Latha" w:hAnsi="Latha" w:cs="Latha"/>
+                <w:b/>
+                <w:bCs/>
+                <w:szCs w:val="28"/>
+                <w:cs/>
+                <w:lang w:bidi="ta-IN"/>
+              </w:rPr>
+              <w:t>:</w:t>
+            </w:r>
+            <w:r>
+              <w:rPr>
+                <w:rFonts w:ascii="Latha" w:hAnsi="Latha" w:cs="Latha"/>
+                <w:szCs w:val="24"/>
+                <w:cs/>
+                <w:lang w:bidi="ta-IN"/>
+              </w:rPr>
+              <w:t xml:space="preserve"> புன</w:t>
+            </w:r>
+            <w:r>
+              <w:rPr>
+                <w:rFonts w:ascii="BRH Tamil Tab Extra" w:hAnsi="BRH Tamil Tab Extra" w:cs="Latha"/>
+                <w:b/>
+                <w:bCs/>
+                <w:szCs w:val="28"/>
+                <w:lang w:bidi="ta-IN"/>
+              </w:rPr>
+              <w:t>…</w:t>
+            </w:r>
+            <w:r>
+              <w:rPr>
+                <w:rFonts w:ascii="Latha" w:hAnsi="Latha" w:cs="Latha"/>
+                <w:szCs w:val="24"/>
+                <w:lang w:bidi="ta-IN"/>
+              </w:rPr>
+              <w:t xml:space="preserve"> </w:t>
+            </w:r>
+            <w:r>
+              <w:rPr>
+                <w:rFonts w:ascii="Latha" w:hAnsi="Latha" w:cs="Latha"/>
+                <w:szCs w:val="24"/>
+                <w:highlight w:val="green"/>
+                <w:cs/>
+                <w:lang w:bidi="ta-IN"/>
+              </w:rPr>
+              <w:t>ரேத்ய</w:t>
+            </w:r>
+            <w:r>
+              <w:rPr>
+                <w:rFonts w:ascii="BRH Tamil Tab Extra" w:hAnsi="BRH Tamil Tab Extra" w:cs="Latha"/>
+                <w:b/>
+                <w:bCs/>
+                <w:szCs w:val="28"/>
+                <w:highlight w:val="green"/>
+                <w:lang w:bidi="ta-IN"/>
+              </w:rPr>
+              <w:t>†</w:t>
+            </w:r>
+            <w:r>
+              <w:rPr>
+                <w:rFonts w:ascii="Latha" w:hAnsi="Latha" w:cs="Latha"/>
+                <w:szCs w:val="24"/>
+                <w:lang w:bidi="ta-IN"/>
+              </w:rPr>
+              <w:t xml:space="preserve"> |</w:t>
+            </w:r>
+          </w:p>
+          <w:p>
+            <w:pPr>
+              <w:autoSpaceDE w:val="0"/>
+              <w:autoSpaceDN w:val="0"/>
+              <w:adjustRightInd w:val="0"/>
+              <w:rPr>
+                <w:rFonts w:ascii="Latha" w:hAnsi="Latha" w:cs="Latha"/>
+                <w:szCs w:val="24"/>
+                <w:lang w:bidi="ta-IN"/>
+              </w:rPr>
+            </w:pPr>
+            <w:r>
+              <w:rPr>
+                <w:rFonts w:ascii="Latha" w:hAnsi="Latha" w:cs="Latha"/>
+                <w:b/>
+                <w:bCs/>
+                <w:szCs w:val="24"/>
+                <w:cs/>
+                <w:lang w:bidi="ta-IN"/>
+              </w:rPr>
+              <w:t>6</w:t>
+            </w:r>
+            <w:r>
+              <w:rPr>
+                <w:rFonts w:ascii="Latha" w:hAnsi="Latha" w:cs="Latha"/>
+                <w:b/>
+                <w:bCs/>
+                <w:szCs w:val="24"/>
+                <w:lang w:bidi="ta-IN"/>
+              </w:rPr>
+              <w:t>6</w:t>
+            </w:r>
+            <w:r>
+              <w:rPr>
+                <w:rFonts w:ascii="Latha" w:hAnsi="Latha" w:cs="Latha"/>
+                <w:b/>
+                <w:bCs/>
+                <w:szCs w:val="24"/>
+                <w:lang w:bidi="ta-IN"/>
+              </w:rPr>
+              <w:t>)</w:t>
+            </w:r>
+            <w:r>
+              <w:rPr>
+                <w:rFonts w:ascii="Latha" w:hAnsi="Latha" w:cs="Latha"/>
+                <w:szCs w:val="24"/>
+                <w:lang w:bidi="ta-IN"/>
+              </w:rPr>
+              <w:tab/>
+            </w:r>
+            <w:r>
+              <w:rPr>
+                <w:rFonts w:ascii="Latha" w:hAnsi="Latha" w:cs="Latha"/>
+                <w:b/>
+                <w:bCs/>
+                <w:szCs w:val="24"/>
+                <w:cs/>
+                <w:lang w:bidi="ta-IN"/>
+              </w:rPr>
+              <w:t>2.3</w:t>
+            </w:r>
+            <w:r>
+              <w:rPr>
+                <w:rFonts w:ascii="Latha" w:hAnsi="Latha" w:cs="Latha"/>
+                <w:b/>
+                <w:bCs/>
+                <w:szCs w:val="24"/>
+                <w:lang w:bidi="ta-IN"/>
+              </w:rPr>
+              <w:t>.</w:t>
+            </w:r>
+            <w:r>
+              <w:rPr>
+                <w:rFonts w:ascii="Latha" w:hAnsi="Latha" w:cs="Latha"/>
+                <w:b/>
+                <w:bCs/>
+                <w:szCs w:val="24"/>
+                <w:cs/>
+                <w:lang w:bidi="ta-IN"/>
+              </w:rPr>
+              <w:t>12</w:t>
+            </w:r>
+            <w:r>
+              <w:rPr>
+                <w:rFonts w:ascii="Latha" w:hAnsi="Latha" w:cs="Latha"/>
+                <w:b/>
+                <w:bCs/>
+                <w:szCs w:val="24"/>
+                <w:lang w:bidi="ta-IN"/>
+              </w:rPr>
+              <w:t>.2</w:t>
+            </w:r>
+            <w:r>
+              <w:rPr>
+                <w:rFonts w:ascii="Latha" w:hAnsi="Latha" w:cs="Latha"/>
+                <w:b/>
+                <w:bCs/>
+                <w:szCs w:val="24"/>
+                <w:lang w:bidi="ta-IN"/>
+              </w:rPr>
+              <w:t>(</w:t>
+            </w:r>
+            <w:r>
+              <w:rPr>
+                <w:rFonts w:ascii="Latha" w:hAnsi="Latha" w:cs="Latha"/>
+                <w:b/>
+                <w:bCs/>
+                <w:szCs w:val="24"/>
+                <w:cs/>
+                <w:lang w:bidi="ta-IN"/>
+              </w:rPr>
+              <w:t>52)</w:t>
+            </w:r>
+            <w:r>
+              <w:rPr>
+                <w:rFonts w:ascii="Latha" w:hAnsi="Latha" w:cs="Latha"/>
+                <w:szCs w:val="24"/>
+                <w:lang w:bidi="ta-IN"/>
+              </w:rPr>
+              <w:t xml:space="preserve">-  </w:t>
+            </w:r>
+            <w:r>
+              <w:rPr>
+                <w:rFonts w:ascii="Latha" w:hAnsi="Latha" w:cs="Latha"/>
+                <w:szCs w:val="24"/>
+                <w:cs/>
+                <w:lang w:bidi="ta-IN"/>
+              </w:rPr>
+              <w:t>ஏத்யேத்ய</w:t>
+            </w:r>
+            <w:r>
+              <w:rPr>
+                <w:rFonts w:ascii="BRH Tamil Tab Extra" w:hAnsi="BRH Tamil Tab Extra" w:cs="Latha"/>
+                <w:b/>
+                <w:bCs/>
+                <w:szCs w:val="28"/>
+                <w:lang w:bidi="ta-IN"/>
+              </w:rPr>
+              <w:t>†</w:t>
+            </w:r>
+            <w:r>
+              <w:rPr>
+                <w:rFonts w:ascii="Latha" w:hAnsi="Latha" w:cs="Latha"/>
+                <w:szCs w:val="24"/>
+                <w:lang w:bidi="ta-IN"/>
+              </w:rPr>
+              <w:t xml:space="preserve"> | </w:t>
+            </w:r>
+            <w:r>
+              <w:rPr>
+                <w:rFonts w:ascii="Latha" w:hAnsi="Latha" w:cs="Latha"/>
+                <w:szCs w:val="24"/>
+                <w:cs/>
+                <w:lang w:bidi="ta-IN"/>
+              </w:rPr>
+              <w:t>நி</w:t>
+            </w:r>
+            <w:r>
+              <w:rPr>
+                <w:rFonts w:ascii="Latha" w:hAnsi="Latha" w:cs="Latha"/>
+                <w:b/>
+                <w:bCs/>
+                <w:szCs w:val="28"/>
+                <w:cs/>
+                <w:lang w:bidi="ta-IN"/>
+              </w:rPr>
+              <w:t>:</w:t>
+            </w:r>
+            <w:r>
+              <w:rPr>
+                <w:rFonts w:ascii="Latha" w:hAnsi="Latha" w:cs="Latha"/>
+                <w:szCs w:val="24"/>
+                <w:cs/>
+                <w:lang w:bidi="ta-IN"/>
+              </w:rPr>
+              <w:t xml:space="preserve"> </w:t>
+            </w:r>
+            <w:r>
+              <w:rPr>
+                <w:rFonts w:ascii="Latha" w:hAnsi="Latha" w:cs="Latha"/>
+                <w:szCs w:val="24"/>
+                <w:lang w:bidi="ta-IN"/>
+              </w:rPr>
+              <w:t>|</w:t>
             </w:r>
           </w:p>
           <w:p>
@@ -669,148 +2517,256 @@
             </w:pPr>
             <w:r>
               <w:rPr>
-                <w:rFonts w:cs="BRH Devanagari Extra"/>
+                <w:rFonts w:ascii="Latha" w:hAnsi="Latha" w:cs="Latha"/>
+                <w:szCs w:val="24"/>
+                <w:cs/>
+                <w:lang w:bidi="ta-IN"/>
+              </w:rPr>
+              <w:t>ஏ</w:t>
+            </w:r>
+            <w:r>
+              <w:rPr>
+                <w:rFonts w:ascii="Latha" w:hAnsi="Latha" w:cs="Latha"/>
+                <w:szCs w:val="24"/>
+                <w:highlight w:val="green"/>
+                <w:cs/>
+                <w:lang w:bidi="ta-IN"/>
+              </w:rPr>
+              <w:t>த்ய</w:t>
+            </w:r>
+            <w:r>
+              <w:rPr>
+                <w:rFonts w:ascii="BRH Tamil Tab Extra" w:hAnsi="BRH Tamil Tab Extra" w:cs="Latha"/>
+                <w:b/>
+                <w:bCs/>
+                <w:szCs w:val="28"/>
+                <w:highlight w:val="green"/>
+                <w:lang w:bidi="ta-IN"/>
+              </w:rPr>
+              <w:t>…</w:t>
+            </w:r>
+            <w:r>
+              <w:rPr>
+                <w:rFonts w:ascii="BRH Malayalam Extra" w:hAnsi="BRH Malayalam Extra" w:cs="BRH Devanagari Extra"/>
                 <w:color w:val="000000"/>
                 <w:szCs w:val="40"/>
+                <w:highlight w:val="green"/>
                 <w:lang w:val="it-IT"/>
               </w:rPr>
-              <w:t>67</w:t>
-            </w:r>
-            <w:r>
-              <w:rPr>
-                <w:rFonts w:ascii="BRH Devanagari Extra" w:hAnsi="BRH Devanagari Extra" w:cs="BRH Devanagari Extra"/>
-                <w:color w:val="000000"/>
-                <w:sz w:val="32"/>
-                <w:szCs w:val="40"/>
-                <w:lang w:val="it-IT"/>
-              </w:rPr>
-              <w:t>)</w:t>
-            </w:r>
-            <w:r>
-              <w:rPr>
-                <w:rFonts w:ascii="BRH Devanagari Extra" w:hAnsi="BRH Devanagari Extra" w:cs="BRH Devanagari Extra"/>
-                <w:color w:val="000000"/>
-                <w:sz w:val="32"/>
-                <w:szCs w:val="40"/>
-                <w:lang w:val="it-IT"/>
+              <w:t>–</w:t>
+            </w:r>
+            <w:r>
+              <w:rPr>
+                <w:rFonts w:ascii="Latha" w:hAnsi="Latha" w:cs="Latha"/>
+                <w:szCs w:val="24"/>
+                <w:lang w:bidi="ta-IN"/>
+              </w:rPr>
+              <w:t xml:space="preserve"> </w:t>
+            </w:r>
+            <w:r>
+              <w:rPr>
+                <w:rFonts w:ascii="Latha" w:hAnsi="Latha" w:cs="Latha"/>
+                <w:szCs w:val="24"/>
+                <w:cs/>
+                <w:lang w:bidi="ta-IN"/>
+              </w:rPr>
+              <w:t>நிர் ணிரே</w:t>
+            </w:r>
+            <w:r>
+              <w:rPr>
+                <w:rFonts w:ascii="Latha" w:hAnsi="Latha" w:cs="Latha"/>
+                <w:szCs w:val="24"/>
+                <w:highlight w:val="green"/>
+                <w:cs/>
+                <w:lang w:bidi="ta-IN"/>
+              </w:rPr>
+              <w:t>த்யேத்ய</w:t>
+            </w:r>
+            <w:r>
+              <w:rPr>
+                <w:rFonts w:ascii="BRH Tamil Tab Extra" w:hAnsi="BRH Tamil Tab Extra" w:cs="Latha"/>
+                <w:b/>
+                <w:bCs/>
+                <w:szCs w:val="28"/>
+                <w:highlight w:val="green"/>
+                <w:lang w:bidi="ta-IN"/>
+              </w:rPr>
+              <w:t>…</w:t>
+            </w:r>
+            <w:r>
+              <w:rPr>
+                <w:rFonts w:ascii="Latha" w:hAnsi="Latha" w:cs="Latha"/>
+                <w:szCs w:val="24"/>
+                <w:lang w:bidi="ta-IN"/>
+              </w:rPr>
+              <w:t xml:space="preserve"> </w:t>
+            </w:r>
+            <w:r>
+              <w:rPr>
+                <w:rFonts w:ascii="Latha" w:hAnsi="Latha" w:cs="Latha"/>
+                <w:szCs w:val="24"/>
+                <w:cs/>
+                <w:lang w:bidi="ta-IN"/>
+              </w:rPr>
+              <w:t>நி</w:t>
+            </w:r>
+            <w:r>
+              <w:rPr>
+                <w:rFonts w:ascii="Latha" w:hAnsi="Latha" w:cs="Latha"/>
+                <w:b/>
+                <w:bCs/>
+                <w:szCs w:val="28"/>
+                <w:cs/>
+                <w:lang w:bidi="ta-IN"/>
+              </w:rPr>
+              <w:t>:</w:t>
+            </w:r>
+            <w:r>
+              <w:rPr>
+                <w:rFonts w:ascii="Latha" w:hAnsi="Latha" w:cs="Latha"/>
+                <w:szCs w:val="24"/>
+                <w:cs/>
+                <w:lang w:bidi="ta-IN"/>
+              </w:rPr>
+              <w:t xml:space="preserve"> </w:t>
+            </w:r>
+            <w:r>
+              <w:rPr>
+                <w:rFonts w:ascii="Latha" w:hAnsi="Latha" w:cs="Latha"/>
+                <w:szCs w:val="24"/>
+                <w:lang w:bidi="ta-IN"/>
+              </w:rPr>
+              <w:t>|</w:t>
+            </w:r>
+          </w:p>
+          <w:p>
+            <w:pPr>
+              <w:autoSpaceDE w:val="0"/>
+              <w:autoSpaceDN w:val="0"/>
+              <w:adjustRightInd w:val="0"/>
+              <w:rPr>
+                <w:rFonts w:ascii="Latha" w:hAnsi="Latha" w:cs="Latha"/>
+                <w:szCs w:val="24"/>
+                <w:lang w:bidi="ta-IN"/>
+              </w:rPr>
+            </w:pPr>
+            <w:r>
+              <w:rPr>
+                <w:rFonts w:ascii="Latha" w:hAnsi="Latha" w:cs="Latha"/>
+                <w:b/>
+                <w:bCs/>
+                <w:szCs w:val="24"/>
+                <w:cs/>
+                <w:lang w:bidi="ta-IN"/>
+              </w:rPr>
+              <w:t>67)</w:t>
+            </w:r>
+            <w:r>
+              <w:rPr>
+                <w:rFonts w:ascii="Latha" w:hAnsi="Latha" w:cs="Latha"/>
+                <w:szCs w:val="24"/>
+                <w:lang w:bidi="ta-IN"/>
               </w:rPr>
               <w:tab/>
             </w:r>
             <w:r>
               <w:rPr>
-                <w:rFonts w:cs="BRH Devanagari Extra"/>
-                <w:color w:val="000000"/>
-                <w:szCs w:val="40"/>
-                <w:lang w:val="it-IT"/>
-              </w:rPr>
-              <w:t>2</w:t>
-            </w:r>
-            <w:r>
-              <w:rPr>
-                <w:rFonts w:ascii="BRH Devanagari Extra" w:hAnsi="BRH Devanagari Extra" w:cs="BRH Devanagari Extra"/>
-                <w:color w:val="000000"/>
-                <w:sz w:val="32"/>
-                <w:szCs w:val="40"/>
-                <w:lang w:val="it-IT"/>
+                <w:rFonts w:ascii="Latha" w:hAnsi="Latha" w:cs="Latha"/>
+                <w:b/>
+                <w:bCs/>
+                <w:szCs w:val="24"/>
+                <w:cs/>
+                <w:lang w:bidi="ta-IN"/>
+              </w:rPr>
+              <w:t>2.3</w:t>
+            </w:r>
+            <w:r>
+              <w:rPr>
+                <w:rFonts w:ascii="Latha" w:hAnsi="Latha" w:cs="Latha"/>
+                <w:b/>
+                <w:bCs/>
+                <w:szCs w:val="24"/>
+                <w:lang w:bidi="ta-IN"/>
               </w:rPr>
               <w:t>.</w:t>
             </w:r>
             <w:r>
               <w:rPr>
-                <w:rFonts w:cs="BRH Devanagari Extra"/>
-                <w:color w:val="000000"/>
-                <w:szCs w:val="40"/>
-                <w:lang w:val="it-IT"/>
-              </w:rPr>
-              <w:t>3</w:t>
-            </w:r>
-            <w:r>
-              <w:rPr>
-                <w:rFonts w:ascii="BRH Devanagari Extra" w:hAnsi="BRH Devanagari Extra" w:cs="BRH Devanagari Extra"/>
-                <w:color w:val="000000"/>
-                <w:sz w:val="32"/>
-                <w:szCs w:val="40"/>
-                <w:lang w:val="it-IT"/>
-              </w:rPr>
-              <w:t>.</w:t>
-            </w:r>
-            <w:r>
-              <w:rPr>
-                <w:rFonts w:cs="BRH Devanagari Extra"/>
-                <w:color w:val="000000"/>
-                <w:szCs w:val="40"/>
-                <w:lang w:val="it-IT"/>
+                <w:rFonts w:ascii="Latha" w:hAnsi="Latha" w:cs="Latha"/>
+                <w:b/>
+                <w:bCs/>
+                <w:szCs w:val="24"/>
+                <w:cs/>
+                <w:lang w:bidi="ta-IN"/>
               </w:rPr>
               <w:t>12</w:t>
             </w:r>
             <w:r>
               <w:rPr>
-                <w:rFonts w:ascii="BRH Devanagari Extra" w:hAnsi="BRH Devanagari Extra" w:cs="BRH Devanagari Extra"/>
-                <w:color w:val="000000"/>
-                <w:sz w:val="32"/>
-                <w:szCs w:val="40"/>
-                <w:lang w:val="it-IT"/>
-              </w:rPr>
-              <w:t>.</w:t>
-            </w:r>
-            <w:r>
-              <w:rPr>
-                <w:rFonts w:cs="BRH Devanagari Extra"/>
-                <w:color w:val="000000"/>
-                <w:szCs w:val="40"/>
-                <w:lang w:val="it-IT"/>
-              </w:rPr>
-              <w:t>2</w:t>
-            </w:r>
-            <w:r>
-              <w:rPr>
-                <w:rFonts w:ascii="BRH Devanagari Extra" w:hAnsi="BRH Devanagari Extra" w:cs="BRH Devanagari Extra"/>
-                <w:color w:val="000000"/>
-                <w:sz w:val="32"/>
-                <w:szCs w:val="40"/>
-                <w:lang w:val="it-IT"/>
+                <w:rFonts w:ascii="Latha" w:hAnsi="Latha" w:cs="Latha"/>
+                <w:b/>
+                <w:bCs/>
+                <w:szCs w:val="24"/>
+                <w:lang w:bidi="ta-IN"/>
+              </w:rPr>
+              <w:t>.2</w:t>
+            </w:r>
+            <w:r>
+              <w:rPr>
+                <w:rFonts w:ascii="Latha" w:hAnsi="Latha" w:cs="Latha"/>
+                <w:b/>
+                <w:bCs/>
+                <w:szCs w:val="24"/>
+                <w:lang w:bidi="ta-IN"/>
               </w:rPr>
               <w:t>(</w:t>
             </w:r>
             <w:r>
               <w:rPr>
-                <w:rFonts w:cs="BRH Devanagari Extra"/>
-                <w:color w:val="000000"/>
-                <w:szCs w:val="40"/>
-                <w:lang w:val="it-IT"/>
-              </w:rPr>
-              <w:t>52</w:t>
-            </w:r>
-            <w:r>
-              <w:rPr>
-                <w:rFonts w:ascii="BRH Devanagari Extra" w:hAnsi="BRH Devanagari Extra" w:cs="BRH Devanagari Extra"/>
-                <w:color w:val="000000"/>
-                <w:sz w:val="32"/>
-                <w:szCs w:val="40"/>
-                <w:lang w:val="it-IT"/>
-              </w:rPr>
-              <w:t>)-  L</w:t>
-            </w:r>
-            <w:r>
-              <w:rPr>
-                <w:rFonts w:ascii="BRH Devanagari Extra" w:hAnsi="BRH Devanagari Extra" w:cs="BRH Devanagari Extra"/>
-                <w:color w:val="000000"/>
-                <w:sz w:val="32"/>
-                <w:szCs w:val="40"/>
-                <w:highlight w:val="yellow"/>
-                <w:lang w:val="it-IT"/>
-              </w:rPr>
-              <w:t>irÉå</w:t>
-            </w:r>
-            <w:r>
-              <w:rPr>
-                <w:rFonts w:ascii="BRH Devanagari Extra" w:hAnsi="BRH Devanagari Extra" w:cs="BRH Devanagari Extra"/>
-                <w:color w:val="000000"/>
-                <w:sz w:val="32"/>
-                <w:szCs w:val="40"/>
-                <w:lang w:val="it-IT"/>
-              </w:rPr>
-              <w:t>irÉþ |</w:t>
+                <w:rFonts w:ascii="Latha" w:hAnsi="Latha" w:cs="Latha"/>
+                <w:b/>
+                <w:bCs/>
+                <w:szCs w:val="24"/>
+                <w:cs/>
+                <w:lang w:bidi="ta-IN"/>
+              </w:rPr>
+              <w:t>52)</w:t>
+            </w:r>
+            <w:r>
+              <w:rPr>
+                <w:rFonts w:ascii="Latha" w:hAnsi="Latha" w:cs="Latha"/>
+                <w:szCs w:val="24"/>
+                <w:lang w:bidi="ta-IN"/>
+              </w:rPr>
+              <w:t xml:space="preserve">-  </w:t>
+            </w:r>
+            <w:r>
+              <w:rPr>
+                <w:rFonts w:ascii="Latha" w:hAnsi="Latha" w:cs="Latha"/>
+                <w:szCs w:val="24"/>
+                <w:highlight w:val="green"/>
+                <w:cs/>
+                <w:lang w:bidi="ta-IN"/>
+              </w:rPr>
+              <w:t>ஏத்ய</w:t>
+            </w:r>
+            <w:r>
+              <w:rPr>
+                <w:rFonts w:ascii="BRH Tamil Tab Extra" w:hAnsi="BRH Tamil Tab Extra" w:cs="Latha"/>
+                <w:b/>
+                <w:bCs/>
+                <w:szCs w:val="28"/>
+                <w:lang w:bidi="ta-IN"/>
+              </w:rPr>
+              <w:t>†</w:t>
+            </w:r>
+            <w:r>
+              <w:rPr>
+                <w:rFonts w:ascii="Latha" w:hAnsi="Latha" w:cs="Latha"/>
+                <w:szCs w:val="24"/>
+                <w:lang w:bidi="ta-IN"/>
+              </w:rPr>
+              <w:t xml:space="preserve"> |</w:t>
             </w:r>
           </w:p>
           <w:p>
@@ -826,1241 +2782,119 @@
                 <w:bCs/>
                 <w:szCs w:val="24"/>
                 <w:cs/>
-                <w:lang w:bidi="ta-IN"/>
+                <w:lang w:val="it-IT" w:bidi="ta-IN"/>
               </w:rPr>
             </w:pPr>
             <w:r>
               <w:rPr>
-                <w:rFonts w:ascii="BRH Devanagari Extra" w:hAnsi="BRH Devanagari Extra" w:cs="BRH Devanagari Extra"/>
-                <w:color w:val="000000"/>
-                <w:sz w:val="32"/>
-                <w:szCs w:val="40"/>
-                <w:lang w:val="it-IT"/>
-              </w:rPr>
-              <w:t xml:space="preserve">LirÉåirÉÉÿ - CirÉþ | </w:t>
-            </w:r>
-          </w:p>
-        </w:tc>
-        <w:tc>
-          <w:tcPr>
-            <w:tcW w:w="7371" w:type="dxa"/>
-          </w:tcPr>
-          <w:p>
-            <w:pPr>
-              <w:widowControl w:val="0"/>
-              <w:autoSpaceDE w:val="0"/>
-              <w:autoSpaceDN w:val="0"/>
-              <w:adjustRightInd w:val="0"/>
-              <w:spacing w:before="0" w:line="240" w:lineRule="auto"/>
-              <w:rPr>
-                <w:rFonts w:ascii="BRH Devanagari Extra" w:hAnsi="BRH Devanagari Extra" w:cs="BRH Devanagari Extra"/>
-                <w:color w:val="000000"/>
-                <w:sz w:val="32"/>
-                <w:szCs w:val="40"/>
-                <w:lang w:val="it-IT"/>
-              </w:rPr>
-            </w:pPr>
-            <w:r>
-              <w:rPr>
-                <w:rFonts w:cs="BRH Devanagari Extra"/>
-                <w:color w:val="000000"/>
-                <w:szCs w:val="40"/>
-                <w:lang w:val="it-IT"/>
-              </w:rPr>
-              <w:t>65</w:t>
-            </w:r>
-            <w:r>
-              <w:rPr>
-                <w:rFonts w:ascii="BRH Devanagari Extra" w:hAnsi="BRH Devanagari Extra" w:cs="BRH Devanagari Extra"/>
-                <w:color w:val="000000"/>
-                <w:sz w:val="32"/>
-                <w:szCs w:val="40"/>
-                <w:lang w:val="it-IT"/>
-              </w:rPr>
-              <w:t>)</w:t>
-            </w:r>
-            <w:r>
-              <w:rPr>
-                <w:rFonts w:ascii="BRH Devanagari Extra" w:hAnsi="BRH Devanagari Extra" w:cs="BRH Devanagari Extra"/>
-                <w:color w:val="000000"/>
-                <w:sz w:val="32"/>
-                <w:szCs w:val="40"/>
-                <w:lang w:val="it-IT"/>
-              </w:rPr>
-              <w:tab/>
-            </w:r>
-            <w:r>
-              <w:rPr>
-                <w:rFonts w:cs="BRH Devanagari Extra"/>
-                <w:color w:val="000000"/>
-                <w:szCs w:val="40"/>
-                <w:lang w:val="it-IT"/>
-              </w:rPr>
-              <w:t>2</w:t>
-            </w:r>
-            <w:r>
-              <w:rPr>
-                <w:rFonts w:ascii="BRH Devanagari Extra" w:hAnsi="BRH Devanagari Extra" w:cs="BRH Devanagari Extra"/>
-                <w:color w:val="000000"/>
-                <w:sz w:val="32"/>
-                <w:szCs w:val="40"/>
-                <w:lang w:val="it-IT"/>
-              </w:rPr>
-              <w:t>.</w:t>
-            </w:r>
-            <w:r>
-              <w:rPr>
-                <w:rFonts w:cs="BRH Devanagari Extra"/>
-                <w:color w:val="000000"/>
-                <w:szCs w:val="40"/>
-                <w:lang w:val="it-IT"/>
-              </w:rPr>
-              <w:t>3</w:t>
-            </w:r>
-            <w:r>
-              <w:rPr>
-                <w:rFonts w:ascii="BRH Devanagari Extra" w:hAnsi="BRH Devanagari Extra" w:cs="BRH Devanagari Extra"/>
-                <w:color w:val="000000"/>
-                <w:sz w:val="32"/>
-                <w:szCs w:val="40"/>
-                <w:lang w:val="it-IT"/>
-              </w:rPr>
-              <w:t>.</w:t>
-            </w:r>
-            <w:r>
-              <w:rPr>
-                <w:rFonts w:cs="BRH Devanagari Extra"/>
-                <w:color w:val="000000"/>
-                <w:szCs w:val="40"/>
-                <w:lang w:val="it-IT"/>
-              </w:rPr>
-              <w:t>12</w:t>
-            </w:r>
-            <w:r>
-              <w:rPr>
-                <w:rFonts w:ascii="BRH Devanagari Extra" w:hAnsi="BRH Devanagari Extra" w:cs="BRH Devanagari Extra"/>
-                <w:color w:val="000000"/>
-                <w:sz w:val="32"/>
-                <w:szCs w:val="40"/>
-                <w:lang w:val="it-IT"/>
-              </w:rPr>
-              <w:t>.</w:t>
-            </w:r>
-            <w:r>
-              <w:rPr>
-                <w:rFonts w:cs="BRH Devanagari Extra"/>
-                <w:color w:val="000000"/>
-                <w:szCs w:val="40"/>
-                <w:lang w:val="it-IT"/>
-              </w:rPr>
-              <w:t>2</w:t>
-            </w:r>
-            <w:r>
-              <w:rPr>
-                <w:rFonts w:ascii="BRH Devanagari Extra" w:hAnsi="BRH Devanagari Extra" w:cs="BRH Devanagari Extra"/>
-                <w:color w:val="000000"/>
-                <w:sz w:val="32"/>
-                <w:szCs w:val="40"/>
-                <w:lang w:val="it-IT"/>
-              </w:rPr>
-              <w:t>(</w:t>
-            </w:r>
-            <w:r>
-              <w:rPr>
-                <w:rFonts w:cs="BRH Devanagari Extra"/>
-                <w:color w:val="000000"/>
-                <w:szCs w:val="40"/>
-                <w:lang w:val="it-IT"/>
-              </w:rPr>
-              <w:t>51</w:t>
-            </w:r>
-            <w:r>
-              <w:rPr>
-                <w:rFonts w:ascii="BRH Devanagari Extra" w:hAnsi="BRH Devanagari Extra" w:cs="BRH Devanagari Extra"/>
-                <w:color w:val="000000"/>
-                <w:sz w:val="32"/>
-                <w:szCs w:val="40"/>
-                <w:lang w:val="it-IT"/>
-              </w:rPr>
-              <w:t>)-  mÉÑlÉþÈ | L</w:t>
-            </w:r>
-            <w:r>
-              <w:rPr>
-                <w:rFonts w:ascii="BRH Devanagari Extra" w:hAnsi="BRH Devanagari Extra" w:cs="BRH Devanagari Extra"/>
-                <w:color w:val="000000"/>
-                <w:sz w:val="32"/>
-                <w:szCs w:val="40"/>
-                <w:highlight w:val="green"/>
-                <w:lang w:val="it-IT"/>
-              </w:rPr>
-              <w:t>irÉ</w:t>
-            </w:r>
-            <w:r>
-              <w:rPr>
-                <w:rFonts w:ascii="BRH Devanagari Extra" w:hAnsi="BRH Devanagari Extra" w:cs="BRH Devanagari Extra"/>
-                <w:color w:val="000000"/>
-                <w:sz w:val="32"/>
-                <w:szCs w:val="40"/>
-                <w:lang w:val="it-IT"/>
-              </w:rPr>
-              <w:t>þ |</w:t>
-            </w:r>
-          </w:p>
-          <w:p>
-            <w:pPr>
-              <w:widowControl w:val="0"/>
-              <w:autoSpaceDE w:val="0"/>
-              <w:autoSpaceDN w:val="0"/>
-              <w:adjustRightInd w:val="0"/>
-              <w:spacing w:before="0" w:line="240" w:lineRule="auto"/>
-              <w:rPr>
-                <w:rFonts w:ascii="BRH Devanagari Extra" w:hAnsi="BRH Devanagari Extra" w:cs="BRH Devanagari Extra"/>
-                <w:color w:val="000000"/>
-                <w:sz w:val="32"/>
-                <w:szCs w:val="40"/>
-                <w:lang w:val="it-IT"/>
-              </w:rPr>
-            </w:pPr>
-            <w:r>
-              <w:rPr>
-                <w:rFonts w:ascii="BRH Devanagari Extra" w:hAnsi="BRH Devanagari Extra" w:cs="BRH Devanagari Extra"/>
-                <w:color w:val="000000"/>
-                <w:sz w:val="32"/>
-                <w:szCs w:val="40"/>
-                <w:lang w:val="it-IT"/>
-              </w:rPr>
-              <w:t>mÉÑlÉ</w:t>
-            </w:r>
-            <w:r>
-              <w:rPr>
-                <w:rFonts w:ascii="BRH Malayalam Extra" w:hAnsi="BRH Malayalam Extra" w:cs="BRH Devanagari Extra"/>
-                <w:color w:val="000000"/>
-                <w:szCs w:val="40"/>
-                <w:lang w:val="it-IT"/>
-              </w:rPr>
-              <w:t>–</w:t>
-            </w:r>
-            <w:r>
-              <w:rPr>
-                <w:rFonts w:ascii="BRH Devanagari Extra" w:hAnsi="BRH Devanagari Extra" w:cs="BRH Devanagari Extra"/>
-                <w:color w:val="000000"/>
-                <w:sz w:val="32"/>
-                <w:szCs w:val="40"/>
-                <w:lang w:val="it-IT"/>
-              </w:rPr>
-              <w:t xml:space="preserve"> </w:t>
-            </w:r>
-            <w:r>
-              <w:rPr>
-                <w:rFonts w:ascii="BRH Devanagari Extra" w:hAnsi="BRH Devanagari Extra" w:cs="BRH Devanagari Extra"/>
-                <w:color w:val="000000"/>
-                <w:sz w:val="32"/>
-                <w:szCs w:val="40"/>
-                <w:highlight w:val="green"/>
-                <w:lang w:val="it-IT"/>
-              </w:rPr>
-              <w:t>UåirÉåirÉ</w:t>
-            </w:r>
-            <w:r>
-              <w:rPr>
-                <w:rFonts w:ascii="BRH Malayalam Extra" w:hAnsi="BRH Malayalam Extra" w:cs="BRH Devanagari Extra"/>
-                <w:color w:val="000000"/>
-                <w:szCs w:val="40"/>
-                <w:lang w:val="it-IT"/>
-              </w:rPr>
-              <w:t>–</w:t>
-            </w:r>
-            <w:r>
-              <w:rPr>
-                <w:rFonts w:ascii="BRH Devanagari Extra" w:hAnsi="BRH Devanagari Extra" w:cs="BRH Devanagari Extra"/>
-                <w:color w:val="000000"/>
-                <w:sz w:val="32"/>
-                <w:szCs w:val="40"/>
-                <w:lang w:val="it-IT"/>
-              </w:rPr>
-              <w:t xml:space="preserve"> mÉÑlÉ</w:t>
-            </w:r>
-            <w:r>
-              <w:rPr>
-                <w:rFonts w:ascii="BRH Malayalam Extra" w:hAnsi="BRH Malayalam Extra" w:cs="BRH Devanagari Extra"/>
-                <w:color w:val="000000"/>
-                <w:szCs w:val="40"/>
-                <w:lang w:val="it-IT"/>
-              </w:rPr>
-              <w:t>–</w:t>
-            </w:r>
-            <w:r>
-              <w:rPr>
-                <w:rFonts w:ascii="BRH Devanagari Extra" w:hAnsi="BRH Devanagari Extra" w:cs="BRH Devanagari Extra"/>
-                <w:color w:val="000000"/>
-                <w:sz w:val="32"/>
-                <w:szCs w:val="40"/>
-                <w:lang w:val="it-IT"/>
-              </w:rPr>
-              <w:t>È mÉÑlÉ</w:t>
-            </w:r>
-            <w:r>
-              <w:rPr>
-                <w:rFonts w:ascii="BRH Malayalam Extra" w:hAnsi="BRH Malayalam Extra" w:cs="BRH Devanagari Extra"/>
-                <w:color w:val="000000"/>
-                <w:szCs w:val="40"/>
-                <w:highlight w:val="green"/>
-                <w:lang w:val="it-IT"/>
-              </w:rPr>
-              <w:t>–</w:t>
-            </w:r>
-            <w:r>
-              <w:rPr>
-                <w:rFonts w:ascii="BRH Devanagari Extra" w:hAnsi="BRH Devanagari Extra" w:cs="BRH Devanagari Extra"/>
-                <w:color w:val="000000"/>
-                <w:sz w:val="32"/>
-                <w:szCs w:val="40"/>
-                <w:highlight w:val="green"/>
-                <w:lang w:val="it-IT"/>
-              </w:rPr>
-              <w:t xml:space="preserve"> UåirÉþ</w:t>
-            </w:r>
-            <w:r>
-              <w:rPr>
-                <w:rFonts w:ascii="BRH Devanagari Extra" w:hAnsi="BRH Devanagari Extra" w:cs="BRH Devanagari Extra"/>
-                <w:color w:val="000000"/>
-                <w:sz w:val="32"/>
-                <w:szCs w:val="40"/>
-                <w:lang w:val="it-IT"/>
-              </w:rPr>
-              <w:t xml:space="preserve"> | </w:t>
-            </w:r>
-          </w:p>
-          <w:p>
-            <w:pPr>
-              <w:widowControl w:val="0"/>
-              <w:autoSpaceDE w:val="0"/>
-              <w:autoSpaceDN w:val="0"/>
-              <w:adjustRightInd w:val="0"/>
-              <w:spacing w:before="0" w:line="240" w:lineRule="auto"/>
-              <w:rPr>
-                <w:rFonts w:ascii="BRH Devanagari Extra" w:hAnsi="BRH Devanagari Extra" w:cs="BRH Devanagari Extra"/>
-                <w:color w:val="000000"/>
-                <w:sz w:val="32"/>
-                <w:szCs w:val="40"/>
-                <w:lang w:val="it-IT"/>
-              </w:rPr>
-            </w:pPr>
-            <w:r>
-              <w:rPr>
-                <w:rFonts w:cs="BRH Devanagari Extra"/>
-                <w:color w:val="000000"/>
-                <w:szCs w:val="40"/>
-                <w:lang w:val="it-IT"/>
-              </w:rPr>
-              <w:t>66</w:t>
-            </w:r>
-            <w:r>
-              <w:rPr>
-                <w:rFonts w:ascii="BRH Devanagari Extra" w:hAnsi="BRH Devanagari Extra" w:cs="BRH Devanagari Extra"/>
-                <w:color w:val="000000"/>
-                <w:sz w:val="32"/>
-                <w:szCs w:val="40"/>
-                <w:lang w:val="it-IT"/>
-              </w:rPr>
-              <w:t>)</w:t>
-            </w:r>
-            <w:r>
-              <w:rPr>
-                <w:rFonts w:ascii="BRH Devanagari Extra" w:hAnsi="BRH Devanagari Extra" w:cs="BRH Devanagari Extra"/>
-                <w:color w:val="000000"/>
-                <w:sz w:val="32"/>
-                <w:szCs w:val="40"/>
-                <w:lang w:val="it-IT"/>
-              </w:rPr>
-              <w:tab/>
-            </w:r>
-            <w:r>
-              <w:rPr>
-                <w:rFonts w:cs="BRH Devanagari Extra"/>
-                <w:color w:val="000000"/>
-                <w:szCs w:val="40"/>
-                <w:lang w:val="it-IT"/>
-              </w:rPr>
-              <w:t>2</w:t>
-            </w:r>
-            <w:r>
-              <w:rPr>
-                <w:rFonts w:ascii="BRH Devanagari Extra" w:hAnsi="BRH Devanagari Extra" w:cs="BRH Devanagari Extra"/>
-                <w:color w:val="000000"/>
-                <w:sz w:val="32"/>
-                <w:szCs w:val="40"/>
-                <w:lang w:val="it-IT"/>
-              </w:rPr>
-              <w:t>.</w:t>
-            </w:r>
-            <w:r>
-              <w:rPr>
-                <w:rFonts w:cs="BRH Devanagari Extra"/>
-                <w:color w:val="000000"/>
-                <w:szCs w:val="40"/>
-                <w:lang w:val="it-IT"/>
-              </w:rPr>
-              <w:t>3</w:t>
-            </w:r>
-            <w:r>
-              <w:rPr>
-                <w:rFonts w:ascii="BRH Devanagari Extra" w:hAnsi="BRH Devanagari Extra" w:cs="BRH Devanagari Extra"/>
-                <w:color w:val="000000"/>
-                <w:sz w:val="32"/>
-                <w:szCs w:val="40"/>
-                <w:lang w:val="it-IT"/>
-              </w:rPr>
-              <w:t>.</w:t>
-            </w:r>
-            <w:r>
-              <w:rPr>
-                <w:rFonts w:cs="BRH Devanagari Extra"/>
-                <w:color w:val="000000"/>
-                <w:szCs w:val="40"/>
-                <w:lang w:val="it-IT"/>
-              </w:rPr>
-              <w:t>12</w:t>
-            </w:r>
-            <w:r>
-              <w:rPr>
-                <w:rFonts w:ascii="BRH Devanagari Extra" w:hAnsi="BRH Devanagari Extra" w:cs="BRH Devanagari Extra"/>
-                <w:color w:val="000000"/>
-                <w:sz w:val="32"/>
-                <w:szCs w:val="40"/>
-                <w:lang w:val="it-IT"/>
-              </w:rPr>
-              <w:t>.</w:t>
-            </w:r>
-            <w:r>
-              <w:rPr>
-                <w:rFonts w:cs="BRH Devanagari Extra"/>
-                <w:color w:val="000000"/>
-                <w:szCs w:val="40"/>
-                <w:lang w:val="it-IT"/>
-              </w:rPr>
-              <w:t>2</w:t>
-            </w:r>
-            <w:r>
-              <w:rPr>
-                <w:rFonts w:ascii="BRH Devanagari Extra" w:hAnsi="BRH Devanagari Extra" w:cs="BRH Devanagari Extra"/>
-                <w:color w:val="000000"/>
-                <w:sz w:val="32"/>
-                <w:szCs w:val="40"/>
-                <w:lang w:val="it-IT"/>
-              </w:rPr>
-              <w:t>(</w:t>
-            </w:r>
-            <w:r>
-              <w:rPr>
-                <w:rFonts w:cs="BRH Devanagari Extra"/>
-                <w:color w:val="000000"/>
-                <w:szCs w:val="40"/>
-                <w:lang w:val="it-IT"/>
-              </w:rPr>
-              <w:t>52</w:t>
-            </w:r>
-            <w:r>
-              <w:rPr>
-                <w:rFonts w:ascii="BRH Devanagari Extra" w:hAnsi="BRH Devanagari Extra" w:cs="BRH Devanagari Extra"/>
-                <w:color w:val="000000"/>
-                <w:sz w:val="32"/>
-                <w:szCs w:val="40"/>
-                <w:lang w:val="it-IT"/>
-              </w:rPr>
-              <w:t>)-  L</w:t>
-            </w:r>
-            <w:r>
-              <w:rPr>
-                <w:rFonts w:ascii="BRH Devanagari Extra" w:hAnsi="BRH Devanagari Extra" w:cs="BRH Devanagari Extra"/>
-                <w:color w:val="000000"/>
-                <w:sz w:val="32"/>
-                <w:szCs w:val="40"/>
-                <w:highlight w:val="green"/>
-                <w:lang w:val="it-IT"/>
-              </w:rPr>
-              <w:t>irÉ</w:t>
-            </w:r>
-            <w:r>
-              <w:rPr>
-                <w:rFonts w:ascii="BRH Devanagari Extra" w:hAnsi="BRH Devanagari Extra" w:cs="BRH Devanagari Extra"/>
-                <w:color w:val="000000"/>
-                <w:sz w:val="32"/>
-                <w:szCs w:val="40"/>
-                <w:lang w:val="it-IT"/>
-              </w:rPr>
-              <w:t>þ | ÌlÉÈ |</w:t>
-            </w:r>
-          </w:p>
-          <w:p>
-            <w:pPr>
-              <w:widowControl w:val="0"/>
-              <w:autoSpaceDE w:val="0"/>
-              <w:autoSpaceDN w:val="0"/>
-              <w:adjustRightInd w:val="0"/>
-              <w:spacing w:before="0" w:line="240" w:lineRule="auto"/>
-              <w:rPr>
-                <w:rFonts w:ascii="BRH Devanagari Extra" w:hAnsi="BRH Devanagari Extra" w:cs="BRH Devanagari Extra"/>
-                <w:color w:val="000000"/>
-                <w:sz w:val="32"/>
-                <w:szCs w:val="40"/>
-                <w:lang w:val="it-IT"/>
-              </w:rPr>
-            </w:pPr>
-            <w:r>
-              <w:rPr>
-                <w:rFonts w:ascii="BRH Devanagari Extra" w:hAnsi="BRH Devanagari Extra" w:cs="BRH Devanagari Extra"/>
-                <w:color w:val="000000"/>
-                <w:sz w:val="32"/>
-                <w:szCs w:val="40"/>
-                <w:lang w:val="it-IT"/>
-              </w:rPr>
-              <w:t>L</w:t>
-            </w:r>
-            <w:r>
-              <w:rPr>
-                <w:rFonts w:ascii="BRH Devanagari Extra" w:hAnsi="BRH Devanagari Extra" w:cs="BRH Devanagari Extra"/>
-                <w:color w:val="000000"/>
-                <w:sz w:val="32"/>
-                <w:szCs w:val="40"/>
-                <w:highlight w:val="green"/>
-                <w:lang w:val="it-IT"/>
-              </w:rPr>
-              <w:t>irÉ</w:t>
-            </w:r>
-            <w:r>
-              <w:rPr>
-                <w:rFonts w:ascii="BRH Malayalam Extra" w:hAnsi="BRH Malayalam Extra" w:cs="BRH Devanagari Extra"/>
-                <w:color w:val="000000"/>
-                <w:szCs w:val="40"/>
-                <w:highlight w:val="green"/>
-                <w:lang w:val="it-IT"/>
-              </w:rPr>
-              <w:t>–</w:t>
-            </w:r>
-            <w:r>
-              <w:rPr>
-                <w:rFonts w:ascii="BRH Devanagari Extra" w:hAnsi="BRH Devanagari Extra" w:cs="BRH Devanagari Extra"/>
-                <w:color w:val="000000"/>
-                <w:sz w:val="32"/>
-                <w:szCs w:val="40"/>
-                <w:lang w:val="it-IT"/>
-              </w:rPr>
-              <w:t xml:space="preserve"> ÌlÉUç ÍhÉUåirÉå</w:t>
-            </w:r>
-            <w:r>
-              <w:rPr>
-                <w:rFonts w:ascii="BRH Devanagari Extra" w:hAnsi="BRH Devanagari Extra" w:cs="BRH Devanagari Extra"/>
-                <w:color w:val="000000"/>
-                <w:sz w:val="32"/>
-                <w:szCs w:val="40"/>
-                <w:highlight w:val="green"/>
-                <w:lang w:val="it-IT"/>
-              </w:rPr>
-              <w:t>åirÉ</w:t>
-            </w:r>
-            <w:r>
-              <w:rPr>
-                <w:rFonts w:ascii="BRH Malayalam Extra" w:hAnsi="BRH Malayalam Extra" w:cs="BRH Devanagari Extra"/>
-                <w:color w:val="000000"/>
-                <w:szCs w:val="40"/>
-                <w:lang w:val="it-IT"/>
-              </w:rPr>
-              <w:t>–</w:t>
-            </w:r>
-            <w:r>
-              <w:rPr>
-                <w:rFonts w:ascii="BRH Devanagari Extra" w:hAnsi="BRH Devanagari Extra" w:cs="BRH Devanagari Extra"/>
-                <w:color w:val="000000"/>
-                <w:sz w:val="32"/>
-                <w:szCs w:val="40"/>
-                <w:lang w:val="it-IT"/>
-              </w:rPr>
-              <w:t xml:space="preserve"> ÌlÉÈ | </w:t>
-            </w:r>
-          </w:p>
-          <w:p>
-            <w:pPr>
-              <w:widowControl w:val="0"/>
-              <w:autoSpaceDE w:val="0"/>
-              <w:autoSpaceDN w:val="0"/>
-              <w:adjustRightInd w:val="0"/>
-              <w:spacing w:before="0" w:line="240" w:lineRule="auto"/>
-              <w:rPr>
-                <w:rFonts w:ascii="BRH Devanagari Extra" w:hAnsi="BRH Devanagari Extra" w:cs="BRH Devanagari Extra"/>
-                <w:color w:val="000000"/>
-                <w:sz w:val="32"/>
-                <w:szCs w:val="40"/>
-                <w:lang w:val="it-IT"/>
-              </w:rPr>
-            </w:pPr>
-            <w:r>
-              <w:rPr>
-                <w:rFonts w:cs="BRH Devanagari Extra"/>
-                <w:color w:val="000000"/>
-                <w:szCs w:val="40"/>
-                <w:lang w:val="it-IT"/>
-              </w:rPr>
-              <w:t>67</w:t>
-            </w:r>
-            <w:r>
-              <w:rPr>
-                <w:rFonts w:ascii="BRH Devanagari Extra" w:hAnsi="BRH Devanagari Extra" w:cs="BRH Devanagari Extra"/>
-                <w:color w:val="000000"/>
-                <w:sz w:val="32"/>
-                <w:szCs w:val="40"/>
-                <w:lang w:val="it-IT"/>
-              </w:rPr>
-              <w:t>)</w:t>
-            </w:r>
-            <w:r>
-              <w:rPr>
-                <w:rFonts w:ascii="BRH Devanagari Extra" w:hAnsi="BRH Devanagari Extra" w:cs="BRH Devanagari Extra"/>
-                <w:color w:val="000000"/>
-                <w:sz w:val="32"/>
-                <w:szCs w:val="40"/>
-                <w:lang w:val="it-IT"/>
-              </w:rPr>
-              <w:tab/>
-            </w:r>
-            <w:r>
-              <w:rPr>
-                <w:rFonts w:cs="BRH Devanagari Extra"/>
-                <w:color w:val="000000"/>
-                <w:szCs w:val="40"/>
-                <w:lang w:val="it-IT"/>
-              </w:rPr>
-              <w:t>2</w:t>
-            </w:r>
-            <w:r>
-              <w:rPr>
-                <w:rFonts w:ascii="BRH Devanagari Extra" w:hAnsi="BRH Devanagari Extra" w:cs="BRH Devanagari Extra"/>
-                <w:color w:val="000000"/>
-                <w:sz w:val="32"/>
-                <w:szCs w:val="40"/>
-                <w:lang w:val="it-IT"/>
-              </w:rPr>
-              <w:t>.</w:t>
-            </w:r>
-            <w:r>
-              <w:rPr>
-                <w:rFonts w:cs="BRH Devanagari Extra"/>
-                <w:color w:val="000000"/>
-                <w:szCs w:val="40"/>
-                <w:lang w:val="it-IT"/>
-              </w:rPr>
-              <w:t>3</w:t>
-            </w:r>
-            <w:r>
-              <w:rPr>
-                <w:rFonts w:ascii="BRH Devanagari Extra" w:hAnsi="BRH Devanagari Extra" w:cs="BRH Devanagari Extra"/>
-                <w:color w:val="000000"/>
-                <w:sz w:val="32"/>
-                <w:szCs w:val="40"/>
-                <w:lang w:val="it-IT"/>
-              </w:rPr>
-              <w:t>.</w:t>
-            </w:r>
-            <w:r>
-              <w:rPr>
-                <w:rFonts w:cs="BRH Devanagari Extra"/>
-                <w:color w:val="000000"/>
-                <w:szCs w:val="40"/>
-                <w:lang w:val="it-IT"/>
-              </w:rPr>
-              <w:t>12</w:t>
-            </w:r>
-            <w:r>
-              <w:rPr>
-                <w:rFonts w:ascii="BRH Devanagari Extra" w:hAnsi="BRH Devanagari Extra" w:cs="BRH Devanagari Extra"/>
-                <w:color w:val="000000"/>
-                <w:sz w:val="32"/>
-                <w:szCs w:val="40"/>
-                <w:lang w:val="it-IT"/>
-              </w:rPr>
-              <w:t>.</w:t>
-            </w:r>
-            <w:r>
-              <w:rPr>
-                <w:rFonts w:cs="BRH Devanagari Extra"/>
-                <w:color w:val="000000"/>
-                <w:szCs w:val="40"/>
-                <w:lang w:val="it-IT"/>
-              </w:rPr>
-              <w:t>2</w:t>
-            </w:r>
-            <w:r>
-              <w:rPr>
-                <w:rFonts w:ascii="BRH Devanagari Extra" w:hAnsi="BRH Devanagari Extra" w:cs="BRH Devanagari Extra"/>
-                <w:color w:val="000000"/>
-                <w:sz w:val="32"/>
-                <w:szCs w:val="40"/>
-                <w:lang w:val="it-IT"/>
-              </w:rPr>
-              <w:t>(</w:t>
-            </w:r>
-            <w:r>
-              <w:rPr>
-                <w:rFonts w:cs="BRH Devanagari Extra"/>
-                <w:color w:val="000000"/>
-                <w:szCs w:val="40"/>
-                <w:lang w:val="it-IT"/>
-              </w:rPr>
-              <w:t>52</w:t>
-            </w:r>
-            <w:r>
-              <w:rPr>
-                <w:rFonts w:ascii="BRH Devanagari Extra" w:hAnsi="BRH Devanagari Extra" w:cs="BRH Devanagari Extra"/>
-                <w:color w:val="000000"/>
-                <w:sz w:val="32"/>
-                <w:szCs w:val="40"/>
-                <w:lang w:val="it-IT"/>
-              </w:rPr>
-              <w:t>)-  L</w:t>
-            </w:r>
-            <w:r>
-              <w:rPr>
-                <w:rFonts w:ascii="BRH Devanagari Extra" w:hAnsi="BRH Devanagari Extra" w:cs="BRH Devanagari Extra"/>
-                <w:color w:val="000000"/>
-                <w:sz w:val="32"/>
-                <w:szCs w:val="40"/>
-                <w:highlight w:val="green"/>
-                <w:lang w:val="it-IT"/>
-              </w:rPr>
-              <w:t>irÉ</w:t>
-            </w:r>
-            <w:r>
-              <w:rPr>
-                <w:rFonts w:ascii="BRH Devanagari Extra" w:hAnsi="BRH Devanagari Extra" w:cs="BRH Devanagari Extra"/>
-                <w:color w:val="000000"/>
-                <w:sz w:val="32"/>
-                <w:szCs w:val="40"/>
-                <w:lang w:val="it-IT"/>
-              </w:rPr>
-              <w:t>þ |</w:t>
-            </w:r>
-          </w:p>
-          <w:p>
-            <w:pPr>
-              <w:widowControl w:val="0"/>
-              <w:autoSpaceDE w:val="0"/>
-              <w:autoSpaceDN w:val="0"/>
-              <w:adjustRightInd w:val="0"/>
-              <w:spacing w:before="0" w:line="240" w:lineRule="auto"/>
-              <w:rPr>
-                <w:rFonts w:cs="Latha"/>
-                <w:b/>
-                <w:bCs/>
-                <w:szCs w:val="24"/>
-                <w:cs/>
-                <w:lang w:val="it-IT" w:bidi="ta-IN"/>
-              </w:rPr>
-            </w:pPr>
-            <w:r>
-              <w:rPr>
-                <w:rFonts w:ascii="BRH Devanagari Extra" w:hAnsi="BRH Devanagari Extra" w:cs="BRH Devanagari Extra"/>
-                <w:color w:val="000000"/>
-                <w:sz w:val="32"/>
-                <w:szCs w:val="40"/>
-                <w:lang w:val="it-IT"/>
-              </w:rPr>
-              <w:t xml:space="preserve">LirÉåirÉÉÿ - CirÉþ | </w:t>
-            </w:r>
-          </w:p>
-        </w:tc>
-      </w:tr>
-      <w:tr>
-        <w:trPr>
-          <w:trHeight w:val="1405"/>
-        </w:trPr>
-        <w:tc>
-          <w:tcPr>
-            <w:tcW w:w="7166" w:type="dxa"/>
-          </w:tcPr>
-          <w:p>
-            <w:pPr>
-              <w:widowControl w:val="0"/>
-              <w:autoSpaceDE w:val="0"/>
-              <w:autoSpaceDN w:val="0"/>
-              <w:adjustRightInd w:val="0"/>
-              <w:spacing w:before="0" w:line="240" w:lineRule="auto"/>
-              <w:rPr>
-                <w:rFonts w:ascii="BRH Devanagari Extra" w:hAnsi="BRH Devanagari Extra" w:cs="BRH Devanagari Extra"/>
-                <w:color w:val="000000"/>
-                <w:sz w:val="32"/>
-                <w:szCs w:val="40"/>
-              </w:rPr>
-            </w:pPr>
-            <w:r>
-              <w:rPr>
-                <w:rFonts w:cs="BRH Devanagari Extra"/>
-                <w:color w:val="000000"/>
-                <w:szCs w:val="40"/>
-              </w:rPr>
-              <w:t>65</w:t>
-            </w:r>
-            <w:r>
-              <w:rPr>
-                <w:rFonts w:ascii="BRH Devanagari Extra" w:hAnsi="BRH Devanagari Extra" w:cs="BRH Devanagari Extra"/>
-                <w:color w:val="000000"/>
-                <w:sz w:val="32"/>
-                <w:szCs w:val="40"/>
-              </w:rPr>
-              <w:t>)</w:t>
-            </w:r>
-            <w:r>
-              <w:rPr>
-                <w:rFonts w:ascii="BRH Devanagari Extra" w:hAnsi="BRH Devanagari Extra" w:cs="BRH Devanagari Extra"/>
-                <w:color w:val="000000"/>
-                <w:sz w:val="32"/>
-                <w:szCs w:val="40"/>
-              </w:rPr>
-              <w:tab/>
-            </w:r>
-            <w:r>
-              <w:rPr>
-                <w:rFonts w:cs="BRH Devanagari Extra"/>
-                <w:color w:val="000000"/>
-                <w:szCs w:val="40"/>
-              </w:rPr>
-              <w:t>2</w:t>
-            </w:r>
-            <w:r>
-              <w:rPr>
-                <w:rFonts w:ascii="BRH Devanagari Extra" w:hAnsi="BRH Devanagari Extra" w:cs="BRH Devanagari Extra"/>
-                <w:color w:val="000000"/>
-                <w:sz w:val="32"/>
-                <w:szCs w:val="40"/>
-              </w:rPr>
-              <w:t>.</w:t>
-            </w:r>
-            <w:r>
-              <w:rPr>
-                <w:rFonts w:cs="BRH Devanagari Extra"/>
-                <w:color w:val="000000"/>
-                <w:szCs w:val="40"/>
-              </w:rPr>
-              <w:t>3</w:t>
-            </w:r>
-            <w:r>
-              <w:rPr>
-                <w:rFonts w:ascii="BRH Devanagari Extra" w:hAnsi="BRH Devanagari Extra" w:cs="BRH Devanagari Extra"/>
-                <w:color w:val="000000"/>
-                <w:sz w:val="32"/>
-                <w:szCs w:val="40"/>
-              </w:rPr>
-              <w:t>.</w:t>
-            </w:r>
-            <w:r>
-              <w:rPr>
-                <w:rFonts w:cs="BRH Devanagari Extra"/>
-                <w:color w:val="000000"/>
-                <w:szCs w:val="40"/>
-              </w:rPr>
-              <w:t>5</w:t>
-            </w:r>
-            <w:r>
-              <w:rPr>
-                <w:rFonts w:ascii="BRH Devanagari Extra" w:hAnsi="BRH Devanagari Extra" w:cs="BRH Devanagari Extra"/>
-                <w:color w:val="000000"/>
-                <w:sz w:val="32"/>
-                <w:szCs w:val="40"/>
-              </w:rPr>
-              <w:t>.</w:t>
-            </w:r>
-            <w:r>
-              <w:rPr>
-                <w:rFonts w:cs="BRH Devanagari Extra"/>
-                <w:color w:val="000000"/>
-                <w:szCs w:val="40"/>
-              </w:rPr>
-              <w:t>3</w:t>
-            </w:r>
-            <w:r>
-              <w:rPr>
-                <w:rFonts w:ascii="BRH Devanagari Extra" w:hAnsi="BRH Devanagari Extra" w:cs="BRH Devanagari Extra"/>
-                <w:color w:val="000000"/>
-                <w:sz w:val="32"/>
-                <w:szCs w:val="40"/>
-              </w:rPr>
-              <w:t>(</w:t>
-            </w:r>
-            <w:r>
-              <w:rPr>
-                <w:rFonts w:cs="BRH Devanagari Extra"/>
-                <w:color w:val="000000"/>
-                <w:szCs w:val="40"/>
-              </w:rPr>
-              <w:t>58</w:t>
-            </w:r>
-            <w:r>
-              <w:rPr>
-                <w:rFonts w:ascii="BRH Devanagari Extra" w:hAnsi="BRH Devanagari Extra" w:cs="BRH Devanagari Extra"/>
-                <w:color w:val="000000"/>
-                <w:sz w:val="32"/>
-                <w:szCs w:val="40"/>
-              </w:rPr>
-              <w:t>)-  rÉÉ</w:t>
-            </w:r>
-            <w:r>
-              <w:rPr>
-                <w:rFonts w:ascii="BRH Malayalam Extra" w:hAnsi="BRH Malayalam Extra" w:cs="BRH Devanagari Extra"/>
-                <w:color w:val="000000"/>
-                <w:szCs w:val="40"/>
-              </w:rPr>
-              <w:t>–</w:t>
-            </w:r>
-            <w:r>
-              <w:rPr>
-                <w:rFonts w:ascii="BRH Devanagari Extra" w:hAnsi="BRH Devanagari Extra" w:cs="BRH Devanagari Extra"/>
-                <w:color w:val="000000"/>
-                <w:sz w:val="32"/>
-                <w:szCs w:val="40"/>
-              </w:rPr>
-              <w:t xml:space="preserve">erÉÉÿ | AÉ | </w:t>
-            </w:r>
-          </w:p>
-          <w:p>
-            <w:pPr>
-              <w:widowControl w:val="0"/>
-              <w:autoSpaceDE w:val="0"/>
-              <w:autoSpaceDN w:val="0"/>
-              <w:adjustRightInd w:val="0"/>
-              <w:spacing w:before="0" w:line="240" w:lineRule="auto"/>
-              <w:rPr>
-                <w:rFonts w:cs="BRH Malayalam Extra"/>
-                <w:color w:val="000000"/>
-                <w:szCs w:val="40"/>
-              </w:rPr>
-            </w:pPr>
-            <w:r>
-              <w:rPr>
-                <w:rFonts w:ascii="BRH Devanagari Extra" w:hAnsi="BRH Devanagari Extra" w:cs="BRH Devanagari Extra"/>
-                <w:color w:val="000000"/>
-                <w:sz w:val="32"/>
-                <w:szCs w:val="40"/>
-              </w:rPr>
-              <w:t>rÉÉ</w:t>
-            </w:r>
-            <w:r>
-              <w:rPr>
-                <w:rFonts w:ascii="BRH Malayalam Extra" w:hAnsi="BRH Malayalam Extra" w:cs="BRH Devanagari Extra"/>
-                <w:color w:val="000000"/>
-                <w:szCs w:val="40"/>
-              </w:rPr>
-              <w:t>–</w:t>
-            </w:r>
-            <w:r>
-              <w:rPr>
-                <w:rFonts w:ascii="BRH Devanagari Extra" w:hAnsi="BRH Devanagari Extra" w:cs="BRH Devanagari Extra"/>
-                <w:color w:val="000000"/>
-                <w:sz w:val="32"/>
-                <w:szCs w:val="40"/>
-                <w:highlight w:val="yellow"/>
-              </w:rPr>
-              <w:t>erÉÉ</w:t>
-            </w:r>
-            <w:r>
-              <w:rPr>
-                <w:rFonts w:ascii="BRH Devanagari Extra" w:hAnsi="BRH Devanagari Extra" w:cs="BRH Devanagari Extra"/>
-                <w:color w:val="000000"/>
-                <w:sz w:val="32"/>
-                <w:szCs w:val="40"/>
-              </w:rPr>
-              <w:t>þ ÅÅrÉÉ</w:t>
-            </w:r>
-            <w:r>
-              <w:rPr>
-                <w:rFonts w:ascii="BRH Malayalam Extra" w:hAnsi="BRH Malayalam Extra" w:cs="BRH Devanagari Extra"/>
-                <w:color w:val="000000"/>
-                <w:szCs w:val="40"/>
-              </w:rPr>
-              <w:t>–</w:t>
-            </w:r>
-            <w:r>
-              <w:rPr>
-                <w:rFonts w:ascii="BRH Devanagari Extra" w:hAnsi="BRH Devanagari Extra" w:cs="BRH Devanagari Extra"/>
-                <w:color w:val="000000"/>
-                <w:sz w:val="32"/>
-                <w:szCs w:val="40"/>
-              </w:rPr>
-              <w:t>erÉÉþ rÉÉ</w:t>
-            </w:r>
-            <w:r>
-              <w:rPr>
-                <w:rFonts w:ascii="BRH Malayalam Extra" w:hAnsi="BRH Malayalam Extra" w:cs="BRH Devanagari Extra"/>
-                <w:color w:val="000000"/>
-                <w:szCs w:val="40"/>
-                <w:highlight w:val="yellow"/>
-              </w:rPr>
-              <w:t>–</w:t>
-            </w:r>
-            <w:r>
-              <w:rPr>
-                <w:rFonts w:ascii="BRH Devanagari Extra" w:hAnsi="BRH Devanagari Extra" w:cs="BRH Devanagari Extra"/>
-                <w:color w:val="000000"/>
-                <w:sz w:val="32"/>
-                <w:szCs w:val="40"/>
-                <w:highlight w:val="yellow"/>
-              </w:rPr>
-              <w:t>erÉÉÿ</w:t>
-            </w:r>
-            <w:r>
-              <w:rPr>
-                <w:rFonts w:ascii="BRH Devanagari Extra" w:hAnsi="BRH Devanagari Extra" w:cs="BRH Devanagari Extra"/>
-                <w:color w:val="000000"/>
-                <w:sz w:val="32"/>
-                <w:szCs w:val="40"/>
-              </w:rPr>
-              <w:t xml:space="preserve"> | </w:t>
-            </w:r>
-          </w:p>
-        </w:tc>
-        <w:tc>
-          <w:tcPr>
-            <w:tcW w:w="7371" w:type="dxa"/>
-          </w:tcPr>
-          <w:p>
-            <w:pPr>
-              <w:widowControl w:val="0"/>
-              <w:autoSpaceDE w:val="0"/>
-              <w:autoSpaceDN w:val="0"/>
-              <w:adjustRightInd w:val="0"/>
-              <w:spacing w:before="0" w:line="240" w:lineRule="auto"/>
-              <w:rPr>
-                <w:rFonts w:ascii="BRH Devanagari Extra" w:hAnsi="BRH Devanagari Extra" w:cs="BRH Devanagari Extra"/>
-                <w:color w:val="000000"/>
-                <w:sz w:val="32"/>
-                <w:szCs w:val="40"/>
-              </w:rPr>
-            </w:pPr>
-            <w:r>
-              <w:rPr>
-                <w:rFonts w:cs="BRH Devanagari Extra"/>
-                <w:color w:val="000000"/>
-                <w:szCs w:val="40"/>
-              </w:rPr>
-              <w:t>65</w:t>
-            </w:r>
-            <w:r>
-              <w:rPr>
-                <w:rFonts w:ascii="BRH Devanagari Extra" w:hAnsi="BRH Devanagari Extra" w:cs="BRH Devanagari Extra"/>
-                <w:color w:val="000000"/>
-                <w:sz w:val="32"/>
-                <w:szCs w:val="40"/>
-              </w:rPr>
-              <w:t>)</w:t>
-            </w:r>
-            <w:r>
-              <w:rPr>
-                <w:rFonts w:ascii="BRH Devanagari Extra" w:hAnsi="BRH Devanagari Extra" w:cs="BRH Devanagari Extra"/>
-                <w:color w:val="000000"/>
-                <w:sz w:val="32"/>
-                <w:szCs w:val="40"/>
-              </w:rPr>
-              <w:tab/>
-            </w:r>
-            <w:r>
-              <w:rPr>
-                <w:rFonts w:cs="BRH Devanagari Extra"/>
-                <w:color w:val="000000"/>
-                <w:szCs w:val="40"/>
-              </w:rPr>
-              <w:t>2</w:t>
-            </w:r>
-            <w:r>
-              <w:rPr>
-                <w:rFonts w:ascii="BRH Devanagari Extra" w:hAnsi="BRH Devanagari Extra" w:cs="BRH Devanagari Extra"/>
-                <w:color w:val="000000"/>
-                <w:sz w:val="32"/>
-                <w:szCs w:val="40"/>
-              </w:rPr>
-              <w:t>.</w:t>
-            </w:r>
-            <w:r>
-              <w:rPr>
-                <w:rFonts w:cs="BRH Devanagari Extra"/>
-                <w:color w:val="000000"/>
-                <w:szCs w:val="40"/>
-              </w:rPr>
-              <w:t>3</w:t>
-            </w:r>
-            <w:r>
-              <w:rPr>
-                <w:rFonts w:ascii="BRH Devanagari Extra" w:hAnsi="BRH Devanagari Extra" w:cs="BRH Devanagari Extra"/>
-                <w:color w:val="000000"/>
-                <w:sz w:val="32"/>
-                <w:szCs w:val="40"/>
-              </w:rPr>
-              <w:t>.</w:t>
-            </w:r>
-            <w:r>
-              <w:rPr>
-                <w:rFonts w:cs="BRH Devanagari Extra"/>
-                <w:color w:val="000000"/>
-                <w:szCs w:val="40"/>
-              </w:rPr>
-              <w:t>5</w:t>
-            </w:r>
-            <w:r>
-              <w:rPr>
-                <w:rFonts w:ascii="BRH Devanagari Extra" w:hAnsi="BRH Devanagari Extra" w:cs="BRH Devanagari Extra"/>
-                <w:color w:val="000000"/>
-                <w:sz w:val="32"/>
-                <w:szCs w:val="40"/>
-              </w:rPr>
-              <w:t>.</w:t>
-            </w:r>
-            <w:r>
-              <w:rPr>
-                <w:rFonts w:cs="BRH Devanagari Extra"/>
-                <w:color w:val="000000"/>
-                <w:szCs w:val="40"/>
-              </w:rPr>
-              <w:t>3</w:t>
-            </w:r>
-            <w:r>
-              <w:rPr>
-                <w:rFonts w:ascii="BRH Devanagari Extra" w:hAnsi="BRH Devanagari Extra" w:cs="BRH Devanagari Extra"/>
-                <w:color w:val="000000"/>
-                <w:sz w:val="32"/>
-                <w:szCs w:val="40"/>
-              </w:rPr>
-              <w:t>(</w:t>
-            </w:r>
-            <w:r>
-              <w:rPr>
-                <w:rFonts w:cs="BRH Devanagari Extra"/>
-                <w:color w:val="000000"/>
-                <w:szCs w:val="40"/>
-              </w:rPr>
-              <w:t>58</w:t>
-            </w:r>
-            <w:r>
-              <w:rPr>
-                <w:rFonts w:ascii="BRH Devanagari Extra" w:hAnsi="BRH Devanagari Extra" w:cs="BRH Devanagari Extra"/>
-                <w:color w:val="000000"/>
-                <w:sz w:val="32"/>
-                <w:szCs w:val="40"/>
-              </w:rPr>
-              <w:t>)-  rÉÉ</w:t>
-            </w:r>
-            <w:r>
-              <w:rPr>
-                <w:rFonts w:ascii="BRH Malayalam Extra" w:hAnsi="BRH Malayalam Extra" w:cs="BRH Devanagari Extra"/>
-                <w:color w:val="000000"/>
-                <w:szCs w:val="40"/>
-              </w:rPr>
-              <w:t>–</w:t>
-            </w:r>
-            <w:r>
-              <w:rPr>
-                <w:rFonts w:ascii="BRH Devanagari Extra" w:hAnsi="BRH Devanagari Extra" w:cs="BRH Devanagari Extra"/>
-                <w:color w:val="000000"/>
-                <w:sz w:val="32"/>
-                <w:szCs w:val="40"/>
-              </w:rPr>
-              <w:t xml:space="preserve">erÉÉÿ | AÉ | </w:t>
-            </w:r>
-          </w:p>
-          <w:p>
-            <w:pPr>
-              <w:widowControl w:val="0"/>
-              <w:autoSpaceDE w:val="0"/>
-              <w:autoSpaceDN w:val="0"/>
-              <w:adjustRightInd w:val="0"/>
-              <w:spacing w:before="0" w:line="240" w:lineRule="auto"/>
-              <w:rPr>
-                <w:rFonts w:cs="BRH Malayalam Extra"/>
-                <w:color w:val="000000"/>
-                <w:szCs w:val="40"/>
-              </w:rPr>
-            </w:pPr>
-            <w:r>
-              <w:rPr>
-                <w:rFonts w:ascii="BRH Devanagari Extra" w:hAnsi="BRH Devanagari Extra" w:cs="BRH Devanagari Extra"/>
-                <w:color w:val="000000"/>
-                <w:sz w:val="32"/>
-                <w:szCs w:val="40"/>
-              </w:rPr>
-              <w:t>rÉÉ</w:t>
-            </w:r>
-            <w:r>
-              <w:rPr>
-                <w:rFonts w:ascii="BRH Malayalam Extra" w:hAnsi="BRH Malayalam Extra" w:cs="BRH Devanagari Extra"/>
-                <w:color w:val="000000"/>
-                <w:szCs w:val="40"/>
-              </w:rPr>
-              <w:t>–</w:t>
-            </w:r>
-            <w:r>
-              <w:rPr>
-                <w:rFonts w:ascii="BRH Devanagari Extra" w:hAnsi="BRH Devanagari Extra" w:cs="BRH Devanagari Extra"/>
-                <w:color w:val="000000"/>
-                <w:sz w:val="32"/>
-                <w:szCs w:val="40"/>
-                <w:highlight w:val="green"/>
-              </w:rPr>
-              <w:t>erÉÉ</w:t>
-            </w:r>
-            <w:r>
-              <w:rPr>
-                <w:rFonts w:ascii="BRH Devanagari Extra" w:hAnsi="BRH Devanagari Extra" w:cs="BRH Devanagari Extra"/>
-                <w:color w:val="000000"/>
-                <w:sz w:val="32"/>
-                <w:szCs w:val="40"/>
-              </w:rPr>
-              <w:t xml:space="preserve"> ÅÅrÉÉ</w:t>
-            </w:r>
-            <w:r>
-              <w:rPr>
-                <w:rFonts w:ascii="BRH Malayalam Extra" w:hAnsi="BRH Malayalam Extra" w:cs="BRH Devanagari Extra"/>
-                <w:color w:val="000000"/>
-                <w:szCs w:val="40"/>
-              </w:rPr>
-              <w:t>–</w:t>
-            </w:r>
-            <w:r>
-              <w:rPr>
-                <w:rFonts w:ascii="BRH Devanagari Extra" w:hAnsi="BRH Devanagari Extra" w:cs="BRH Devanagari Extra"/>
-                <w:color w:val="000000"/>
-                <w:sz w:val="32"/>
-                <w:szCs w:val="40"/>
-              </w:rPr>
-              <w:t>erÉÉþ rÉÉ</w:t>
-            </w:r>
-            <w:r>
-              <w:rPr>
-                <w:rFonts w:ascii="BRH Malayalam Extra" w:hAnsi="BRH Malayalam Extra" w:cs="BRH Devanagari Extra"/>
-                <w:color w:val="000000"/>
-                <w:szCs w:val="40"/>
-                <w:highlight w:val="yellow"/>
-              </w:rPr>
-              <w:t>–</w:t>
-            </w:r>
-            <w:r>
-              <w:rPr>
-                <w:rFonts w:ascii="BRH Devanagari Extra" w:hAnsi="BRH Devanagari Extra" w:cs="BRH Devanagari Extra"/>
-                <w:color w:val="000000"/>
-                <w:sz w:val="32"/>
-                <w:szCs w:val="40"/>
-                <w:highlight w:val="green"/>
-              </w:rPr>
-              <w:t>erÉÉ</w:t>
-            </w:r>
-            <w:r>
-              <w:rPr>
-                <w:rFonts w:ascii="BRH Devanagari Extra" w:hAnsi="BRH Devanagari Extra" w:cs="BRH Devanagari Extra"/>
-                <w:color w:val="000000"/>
-                <w:sz w:val="32"/>
-                <w:szCs w:val="40"/>
-              </w:rPr>
-              <w:t xml:space="preserve"> | </w:t>
+                <w:rFonts w:ascii="Latha" w:hAnsi="Latha" w:cs="Latha"/>
+                <w:szCs w:val="24"/>
+                <w:cs/>
+                <w:lang w:bidi="ta-IN"/>
+              </w:rPr>
+              <w:t>ஏத்யேத்யா</w:t>
+            </w:r>
+            <w:r>
+              <w:rPr>
+                <w:rFonts w:ascii="BRH Tamil Tab Extra" w:hAnsi="BRH Tamil Tab Extra" w:cs="Latha"/>
+                <w:b/>
+                <w:bCs/>
+                <w:szCs w:val="28"/>
+                <w:lang w:bidi="ta-IN"/>
+              </w:rPr>
+              <w:t>‡</w:t>
+            </w:r>
+            <w:r>
+              <w:rPr>
+                <w:rFonts w:ascii="Latha" w:hAnsi="Latha" w:cs="Latha"/>
+                <w:szCs w:val="24"/>
+                <w:lang w:bidi="ta-IN"/>
+              </w:rPr>
+              <w:t xml:space="preserve"> - </w:t>
+            </w:r>
+            <w:r>
+              <w:rPr>
+                <w:rFonts w:ascii="Latha" w:hAnsi="Latha" w:cs="Latha"/>
+                <w:szCs w:val="24"/>
+                <w:cs/>
+                <w:lang w:bidi="ta-IN"/>
+              </w:rPr>
+              <w:t>இத்ய</w:t>
+            </w:r>
+            <w:r>
+              <w:rPr>
+                <w:rFonts w:ascii="BRH Tamil Tab Extra" w:hAnsi="BRH Tamil Tab Extra" w:cs="Latha"/>
+                <w:b/>
+                <w:bCs/>
+                <w:szCs w:val="28"/>
+                <w:lang w:bidi="ta-IN"/>
+              </w:rPr>
+              <w:t>†</w:t>
+            </w:r>
+            <w:r>
+              <w:rPr>
+                <w:rFonts w:ascii="Latha" w:hAnsi="Latha" w:cs="Latha"/>
+                <w:szCs w:val="24"/>
+                <w:lang w:bidi="ta-IN"/>
+              </w:rPr>
+              <w:t xml:space="preserve"> |</w:t>
             </w:r>
           </w:p>
         </w:tc>
       </w:tr>
     </w:tbl>
+    <w:p>
+      <w:pPr>
+        <w:spacing w:before="0" w:line="240" w:lineRule="auto"/>
+        <w:jc w:val="center"/>
+        <w:rPr>
+          <w:b/>
+          <w:bCs/>
+          <w:sz w:val="32"/>
+          <w:szCs w:val="32"/>
+          <w:u w:val="single"/>
+        </w:rPr>
+      </w:pPr>
+    </w:p>
+    <w:p>
+      <w:pPr>
+        <w:spacing w:before="0" w:line="240" w:lineRule="auto"/>
+        <w:jc w:val="center"/>
+        <w:rPr>
+          <w:b/>
+          <w:bCs/>
+          <w:sz w:val="32"/>
+          <w:szCs w:val="32"/>
+          <w:u w:val="single"/>
+        </w:rPr>
+      </w:pPr>
+    </w:p>
+    <w:p>
+      <w:pPr>
+        <w:spacing w:before="0" w:line="240" w:lineRule="auto"/>
+        <w:jc w:val="center"/>
+        <w:rPr>
+          <w:b/>
+          <w:bCs/>
+          <w:sz w:val="32"/>
+          <w:szCs w:val="32"/>
+          <w:u w:val="single"/>
+        </w:rPr>
+      </w:pPr>
+    </w:p>
+    <w:p>
+      <w:pPr>
+        <w:spacing w:before="0" w:line="240" w:lineRule="auto"/>
+        <w:jc w:val="center"/>
+        <w:rPr>
+          <w:b/>
+          <w:bCs/>
+          <w:sz w:val="32"/>
+          <w:szCs w:val="32"/>
+          <w:u w:val="single"/>
+        </w:rPr>
+      </w:pPr>
+    </w:p>
     <w:p>
       <w:pPr>
         <w:spacing w:before="0" w:line="240" w:lineRule="auto"/>
@@ -2120,6 +2954,7 @@
           <w:szCs w:val="32"/>
           <w:u w:val="single"/>
         </w:rPr>
+        <w:lastRenderedPageBreak/>
         <w:t xml:space="preserve">TS </w:t>
       </w:r>
       <w:r>
@@ -2329,7 +3164,6 @@
                 <w:cs/>
                 <w:lang w:bidi="ta-IN"/>
               </w:rPr>
-              <w:lastRenderedPageBreak/>
               <w:t>1</w:t>
             </w:r>
             <w:r>
@@ -10457,7 +11291,6 @@
                 <w:cs/>
                 <w:lang w:bidi="ta-IN"/>
               </w:rPr>
-              <w:lastRenderedPageBreak/>
               <w:t>27)</w:t>
             </w:r>
             <w:r>
@@ -13124,6 +13957,7 @@
                 <w:cs/>
                 <w:lang w:bidi="ta-IN"/>
               </w:rPr>
+              <w:lastRenderedPageBreak/>
               <w:t>16</w:t>
             </w:r>
             <w:r>
@@ -15937,7 +16771,6 @@
                 <w:cs/>
                 <w:lang w:bidi="ta-IN"/>
               </w:rPr>
-              <w:lastRenderedPageBreak/>
               <w:t>32</w:t>
             </w:r>
             <w:r>
@@ -18357,7 +19190,7 @@
   <w:style w:type="paragraph" w:default="1" w:styleId="Normal">
     <w:name w:val="Normal"/>
     <w:qFormat/>
-    <w:rsid w:val="00076C05"/>
+    <w:rsid w:val="002106CD"/>
     <w:pPr>
       <w:spacing w:before="120" w:line="276" w:lineRule="auto"/>
     </w:pPr>
